--- a/Skripsi/Skripsi_Rafif_Arsya_Pradiva_22N40014_HUMANIZED.docx
+++ b/Skripsi/Skripsi_Rafif_Arsya_Pradiva_22N40014_HUMANIZED.docx
@@ -233,6 +233,9 @@
         <w:spacing w:before="240" w:after="120"/>
       </w:pPr>
       <w:r>
+        <w:rPr>
+          <w:sz w:val="24"/>
+        </w:rPr>
         <w:t>HALAMAN PERNYATAAN ORISINALITAS</w:t>
       </w:r>
     </w:p>
@@ -361,6 +364,9 @@
         <w:spacing w:before="240" w:after="120"/>
       </w:pPr>
       <w:r>
+        <w:rPr>
+          <w:sz w:val="24"/>
+        </w:rPr>
         <w:t>HALAMAN PERNYATAAN BEBAS PLAGIASI</w:t>
       </w:r>
     </w:p>
@@ -473,6 +479,9 @@
         <w:spacing w:before="240" w:after="120"/>
       </w:pPr>
       <w:r>
+        <w:rPr>
+          <w:sz w:val="24"/>
+        </w:rPr>
         <w:t>HALAMAN PENGESAHAN</w:t>
       </w:r>
     </w:p>
@@ -581,6 +590,9 @@
         <w:spacing w:before="240" w:after="120"/>
       </w:pPr>
       <w:r>
+        <w:rPr>
+          <w:sz w:val="24"/>
+        </w:rPr>
         <w:t>KATA PENGANTAR</w:t>
       </w:r>
     </w:p>
@@ -709,6 +721,9 @@
         <w:spacing w:before="240" w:after="120"/>
       </w:pPr>
       <w:r>
+        <w:rPr>
+          <w:sz w:val="24"/>
+        </w:rPr>
         <w:t>HALAMAN PERNYATAAN PERSETUJUAN PUBLIKASI KARYA ILMIAH UNTUK KEPENTINGAN AKADEMIS</w:t>
       </w:r>
     </w:p>
@@ -848,6 +863,9 @@
         <w:spacing w:before="240" w:after="120"/>
       </w:pPr>
       <w:r>
+        <w:rPr>
+          <w:sz w:val="24"/>
+        </w:rPr>
         <w:t>ABSTRAK</w:t>
       </w:r>
     </w:p>
@@ -882,6 +900,9 @@
         <w:spacing w:before="240" w:after="120"/>
       </w:pPr>
       <w:r>
+        <w:rPr>
+          <w:sz w:val="24"/>
+        </w:rPr>
         <w:t>ABSTRACT</w:t>
       </w:r>
     </w:p>
@@ -916,6 +937,9 @@
         <w:spacing w:before="240" w:after="120"/>
       </w:pPr>
       <w:r>
+        <w:rPr>
+          <w:sz w:val="24"/>
+        </w:rPr>
         <w:t>DAFTAR ISI</w:t>
       </w:r>
     </w:p>
@@ -1696,6 +1720,9 @@
         <w:spacing w:before="240" w:after="120"/>
       </w:pPr>
       <w:r>
+        <w:rPr>
+          <w:sz w:val="24"/>
+        </w:rPr>
         <w:t>DAFTAR TABEL</w:t>
       </w:r>
     </w:p>
@@ -1786,6 +1813,9 @@
         <w:spacing w:before="240" w:after="120"/>
       </w:pPr>
       <w:r>
+        <w:rPr>
+          <w:sz w:val="24"/>
+        </w:rPr>
         <w:t>DAFTAR GAMBAR</w:t>
       </w:r>
     </w:p>
@@ -1926,6 +1956,9 @@
         <w:spacing w:before="240" w:after="120"/>
       </w:pPr>
       <w:r>
+        <w:rPr>
+          <w:sz w:val="24"/>
+        </w:rPr>
         <w:t>BAB I PENDAHULUAN</w:t>
       </w:r>
     </w:p>
@@ -1936,6 +1969,9 @@
         <w:spacing w:before="240" w:after="120"/>
       </w:pPr>
       <w:r>
+        <w:rPr>
+          <w:sz w:val="24"/>
+        </w:rPr>
         <w:t>1.1 Latar Belakang</w:t>
       </w:r>
     </w:p>
@@ -2152,6 +2188,9 @@
         <w:spacing w:before="240" w:after="120"/>
       </w:pPr>
       <w:r>
+        <w:rPr>
+          <w:sz w:val="24"/>
+        </w:rPr>
         <w:t>1.2 Rumusan Masalah</w:t>
       </w:r>
     </w:p>
@@ -2260,6 +2299,9 @@
         <w:spacing w:before="240" w:after="120"/>
       </w:pPr>
       <w:r>
+        <w:rPr>
+          <w:sz w:val="24"/>
+        </w:rPr>
         <w:t>1.3 Tujuan Penelitian</w:t>
       </w:r>
     </w:p>
@@ -2377,6 +2419,9 @@
         <w:spacing w:before="240" w:after="120"/>
       </w:pPr>
       <w:r>
+        <w:rPr>
+          <w:sz w:val="24"/>
+        </w:rPr>
         <w:t>1.4 Batasan Masalah</w:t>
       </w:r>
     </w:p>
@@ -2716,6 +2761,9 @@
         <w:spacing w:before="240" w:after="120"/>
       </w:pPr>
       <w:r>
+        <w:rPr>
+          <w:sz w:val="24"/>
+        </w:rPr>
         <w:t>1.5 Manfaat Penelitian</w:t>
       </w:r>
     </w:p>
@@ -2726,6 +2774,9 @@
         <w:spacing w:before="200" w:after="80"/>
       </w:pPr>
       <w:r>
+        <w:rPr>
+          <w:sz w:val="22"/>
+        </w:rPr>
         <w:t>1.5.1 Manfaat Teoretis</w:t>
       </w:r>
     </w:p>
@@ -2780,6 +2831,9 @@
         <w:spacing w:before="200" w:after="80"/>
       </w:pPr>
       <w:r>
+        <w:rPr>
+          <w:sz w:val="22"/>
+        </w:rPr>
         <w:t>1.5.2 Manfaat Praktis</w:t>
       </w:r>
     </w:p>
@@ -2837,6 +2891,9 @@
         <w:spacing w:before="240" w:after="120"/>
       </w:pPr>
       <w:r>
+        <w:rPr>
+          <w:sz w:val="24"/>
+        </w:rPr>
         <w:t>1.6 Sistematika Penulisan</w:t>
       </w:r>
     </w:p>
@@ -2922,6 +2979,9 @@
         <w:spacing w:before="240" w:after="120"/>
       </w:pPr>
       <w:r>
+        <w:rPr>
+          <w:sz w:val="24"/>
+        </w:rPr>
         <w:t>BAB II TINJAUAN PUSTAKA DAN LANDASAN TEORI</w:t>
       </w:r>
     </w:p>
@@ -2932,6 +2992,9 @@
         <w:spacing w:before="240" w:after="120"/>
       </w:pPr>
       <w:r>
+        <w:rPr>
+          <w:sz w:val="24"/>
+        </w:rPr>
         <w:t>2.1 Landasan Teori</w:t>
       </w:r>
     </w:p>
@@ -2942,6 +3005,9 @@
         <w:spacing w:before="200" w:after="80"/>
       </w:pPr>
       <w:r>
+        <w:rPr>
+          <w:sz w:val="22"/>
+        </w:rPr>
         <w:t>2.1.1 Sistem Informasi dan Sistem Informasi Manajemen</w:t>
       </w:r>
     </w:p>
@@ -2995,6 +3061,9 @@
         <w:spacing w:before="200" w:after="80"/>
       </w:pPr>
       <w:r>
+        <w:rPr>
+          <w:sz w:val="22"/>
+        </w:rPr>
         <w:t>2.1.2 Sistem Berbasis Web dan E-Commerce Model B2C</w:t>
       </w:r>
     </w:p>
@@ -3057,6 +3126,9 @@
         <w:spacing w:before="200" w:after="80"/>
       </w:pPr>
       <w:r>
+        <w:rPr>
+          <w:sz w:val="22"/>
+        </w:rPr>
         <w:t>2.1.3 Sistem Manajemen Basis Data Relasional dan Normalisasi 3NF</w:t>
       </w:r>
     </w:p>
@@ -3137,6 +3209,9 @@
         <w:spacing w:before="200" w:after="80"/>
       </w:pPr>
       <w:r>
+        <w:rPr>
+          <w:sz w:val="22"/>
+        </w:rPr>
         <w:t>2.1.4 Arsitektur 3-Tier dan Model-View-Controller pada Laravel 11</w:t>
       </w:r>
     </w:p>
@@ -3290,6 +3365,9 @@
         <w:spacing w:before="200" w:after="80"/>
       </w:pPr>
       <w:r>
+        <w:rPr>
+          <w:sz w:val="22"/>
+        </w:rPr>
         <w:t>2.1.5 Antarmuka Pemrograman Aplikasi (API) Eksternal: Midtrans dan Fonnte</w:t>
       </w:r>
     </w:p>
@@ -3343,6 +3421,9 @@
         <w:spacing w:before="200" w:after="80"/>
       </w:pPr>
       <w:r>
+        <w:rPr>
+          <w:sz w:val="22"/>
+        </w:rPr>
         <w:t>2.1.6 Penjadwalan Tugas, Mesin Penagihan Otomatis, dan Cron Job</w:t>
       </w:r>
     </w:p>
@@ -3427,6 +3508,9 @@
         <w:spacing w:before="200" w:after="80"/>
       </w:pPr>
       <w:r>
+        <w:rPr>
+          <w:sz w:val="22"/>
+        </w:rPr>
         <w:t>2.1.7 Teori Interaktivitas UI/UX: Neo-Brutalism dan WCAG 2.1</w:t>
       </w:r>
     </w:p>
@@ -3547,6 +3631,9 @@
         <w:spacing w:before="200" w:after="80"/>
       </w:pPr>
       <w:r>
+        <w:rPr>
+          <w:sz w:val="22"/>
+        </w:rPr>
         <w:t>2.1.8 Keamanan Web dan Integritas Data</w:t>
       </w:r>
     </w:p>
@@ -3645,6 +3732,9 @@
         <w:spacing w:before="200" w:after="80"/>
       </w:pPr>
       <w:r>
+        <w:rPr>
+          <w:sz w:val="22"/>
+        </w:rPr>
         <w:t>2.1.9 Concurrency Control dan Mekanisme Penguncian Basis Data</w:t>
       </w:r>
     </w:p>
@@ -3820,6 +3910,9 @@
         <w:spacing w:before="240" w:after="120"/>
       </w:pPr>
       <w:r>
+        <w:rPr>
+          <w:sz w:val="24"/>
+        </w:rPr>
         <w:t>2.2 Penelitian Terdahulu (State of the Art)</w:t>
       </w:r>
     </w:p>
@@ -4099,6 +4192,9 @@
         <w:spacing w:before="240" w:after="120"/>
       </w:pPr>
       <w:r>
+        <w:rPr>
+          <w:sz w:val="24"/>
+        </w:rPr>
         <w:t>2.3 Kerangka Pemikiran</w:t>
       </w:r>
     </w:p>
@@ -4289,7 +4385,7 @@
               <w:rPr>
                 <w:rFonts w:ascii="Consolas" w:hAnsi="Consolas"/>
                 <w:color w:val="282828"/>
-                <w:sz w:val="18"/>
+                <w:sz w:val="17"/>
               </w:rPr>
               <w:t>graph TD</w:t>
               <w:br/>
@@ -4397,6 +4493,9 @@
         <w:spacing w:before="240" w:after="120"/>
       </w:pPr>
       <w:r>
+        <w:rPr>
+          <w:sz w:val="24"/>
+        </w:rPr>
         <w:t>BAB III METODOLOGI PENELITIAN</w:t>
       </w:r>
     </w:p>
@@ -4407,6 +4506,9 @@
         <w:spacing w:before="240" w:after="120"/>
       </w:pPr>
       <w:r>
+        <w:rPr>
+          <w:sz w:val="24"/>
+        </w:rPr>
         <w:t>3.1 Jenis Penelitian</w:t>
       </w:r>
     </w:p>
@@ -4443,6 +4545,9 @@
         <w:spacing w:before="240" w:after="120"/>
       </w:pPr>
       <w:r>
+        <w:rPr>
+          <w:sz w:val="24"/>
+        </w:rPr>
         <w:t>3.2 Teknik Pengumpulan Data</w:t>
       </w:r>
     </w:p>
@@ -4536,6 +4641,9 @@
         <w:spacing w:before="240" w:after="120"/>
       </w:pPr>
       <w:r>
+        <w:rPr>
+          <w:sz w:val="24"/>
+        </w:rPr>
         <w:t>3.3 Metode Pengembangan Sistem</w:t>
       </w:r>
     </w:p>
@@ -4611,7 +4719,7 @@
               <w:rPr>
                 <w:rFonts w:ascii="Consolas" w:hAnsi="Consolas"/>
                 <w:color w:val="282828"/>
-                <w:sz w:val="18"/>
+                <w:sz w:val="17"/>
               </w:rPr>
               <w:t>graph TD</w:t>
               <w:br/>
@@ -4805,6 +4913,9 @@
         <w:spacing w:before="240" w:after="120"/>
       </w:pPr>
       <w:r>
+        <w:rPr>
+          <w:sz w:val="24"/>
+        </w:rPr>
         <w:t>BAB IV HASIL DAN PEMBAHASAN</w:t>
       </w:r>
     </w:p>
@@ -4815,6 +4926,9 @@
         <w:spacing w:before="240" w:after="120"/>
       </w:pPr>
       <w:r>
+        <w:rPr>
+          <w:sz w:val="24"/>
+        </w:rPr>
         <w:t>4.1 Perancangan Sistem</w:t>
       </w:r>
     </w:p>
@@ -4842,6 +4956,9 @@
         <w:spacing w:before="200" w:after="80"/>
       </w:pPr>
       <w:r>
+        <w:rPr>
+          <w:sz w:val="22"/>
+        </w:rPr>
         <w:t>4.1.1 Use Case Diagram</w:t>
       </w:r>
     </w:p>
@@ -5094,11 +5211,11 @@
     </w:p>
     <w:p>
       <w:pPr>
-        <w:spacing w:before="120" w:after="120"/>
-      </w:pPr>
-      <w:r>
-        <w:rPr>
-          <w:color w:val="B4B4B4"/>
+        <w:spacing w:before="80" w:after="80"/>
+      </w:pPr>
+      <w:r>
+        <w:rPr>
+          <w:color w:val="BEBEBE"/>
           <w:sz w:val="16"/>
         </w:rPr>
         <w:t>_______________________________________________________________________________</w:t>
@@ -5111,6 +5228,9 @@
         <w:spacing w:before="200" w:after="80"/>
       </w:pPr>
       <w:r>
+        <w:rPr>
+          <w:sz w:val="22"/>
+        </w:rPr>
         <w:t>4.1.2 Activity Diagram</w:t>
       </w:r>
     </w:p>
@@ -5460,11 +5580,11 @@
     </w:p>
     <w:p>
       <w:pPr>
-        <w:spacing w:before="120" w:after="120"/>
-      </w:pPr>
-      <w:r>
-        <w:rPr>
-          <w:color w:val="B4B4B4"/>
+        <w:spacing w:before="80" w:after="80"/>
+      </w:pPr>
+      <w:r>
+        <w:rPr>
+          <w:color w:val="BEBEBE"/>
           <w:sz w:val="16"/>
         </w:rPr>
         <w:t>_______________________________________________________________________________</w:t>
@@ -5477,6 +5597,9 @@
         <w:spacing w:before="200" w:after="80"/>
       </w:pPr>
       <w:r>
+        <w:rPr>
+          <w:sz w:val="22"/>
+        </w:rPr>
         <w:t>4.1.3 Flowchart Diagram</w:t>
       </w:r>
     </w:p>
@@ -5550,11 +5673,11 @@
     </w:p>
     <w:p>
       <w:pPr>
-        <w:spacing w:before="120" w:after="120"/>
-      </w:pPr>
-      <w:r>
-        <w:rPr>
-          <w:color w:val="B4B4B4"/>
+        <w:spacing w:before="80" w:after="80"/>
+      </w:pPr>
+      <w:r>
+        <w:rPr>
+          <w:color w:val="BEBEBE"/>
           <w:sz w:val="16"/>
         </w:rPr>
         <w:t>_______________________________________________________________________________</w:t>
@@ -5567,6 +5690,9 @@
         <w:spacing w:before="200" w:after="80"/>
       </w:pPr>
       <w:r>
+        <w:rPr>
+          <w:sz w:val="22"/>
+        </w:rPr>
         <w:t>4.1.4 Sequence Diagram</w:t>
       </w:r>
     </w:p>
@@ -5771,11 +5897,11 @@
     </w:p>
     <w:p>
       <w:pPr>
-        <w:spacing w:before="120" w:after="120"/>
-      </w:pPr>
-      <w:r>
-        <w:rPr>
-          <w:color w:val="B4B4B4"/>
+        <w:spacing w:before="80" w:after="80"/>
+      </w:pPr>
+      <w:r>
+        <w:rPr>
+          <w:color w:val="BEBEBE"/>
           <w:sz w:val="16"/>
         </w:rPr>
         <w:t>_______________________________________________________________________________</w:t>
@@ -5788,6 +5914,9 @@
         <w:spacing w:before="200" w:after="80"/>
       </w:pPr>
       <w:r>
+        <w:rPr>
+          <w:sz w:val="22"/>
+        </w:rPr>
         <w:t>4.1.5 Entity Relationship Diagram (ERD)</w:t>
       </w:r>
     </w:p>
@@ -6244,11 +6373,11 @@
     </w:p>
     <w:p>
       <w:pPr>
-        <w:spacing w:before="120" w:after="120"/>
-      </w:pPr>
-      <w:r>
-        <w:rPr>
-          <w:color w:val="B4B4B4"/>
+        <w:spacing w:before="80" w:after="80"/>
+      </w:pPr>
+      <w:r>
+        <w:rPr>
+          <w:color w:val="BEBEBE"/>
           <w:sz w:val="16"/>
         </w:rPr>
         <w:t>_______________________________________________________________________________</w:t>
@@ -6261,6 +6390,9 @@
         <w:spacing w:before="200" w:after="80"/>
       </w:pPr>
       <w:r>
+        <w:rPr>
+          <w:sz w:val="22"/>
+        </w:rPr>
         <w:t>4.1.6 Skenario Diagram Alur Sistem</w:t>
       </w:r>
     </w:p>
@@ -6317,6 +6449,9 @@
         <w:spacing w:before="160" w:after="60"/>
       </w:pPr>
       <w:r>
+        <w:rPr>
+          <w:sz w:val="22"/>
+        </w:rPr>
         <w:t>1. Skenario Siklus Hidup Penyewa (Tenant Lifecycle Scenario)</w:t>
       </w:r>
     </w:p>
@@ -6803,6 +6938,9 @@
         <w:spacing w:before="160" w:after="60"/>
       </w:pPr>
       <w:r>
+        <w:rPr>
+          <w:sz w:val="22"/>
+        </w:rPr>
         <w:t>2. Skenario Operasional Administrator (Administrator Operational Lifecycle)</w:t>
       </w:r>
     </w:p>
@@ -7333,7 +7471,7 @@
               <w:rPr>
                 <w:rFonts w:ascii="Consolas" w:hAnsi="Consolas"/>
                 <w:color w:val="282828"/>
-                <w:sz w:val="18"/>
+                <w:sz w:val="17"/>
               </w:rPr>
               <w:t>flowchart TD</w:t>
               <w:br/>
@@ -7405,11 +7543,11 @@
     </w:p>
     <w:p>
       <w:pPr>
-        <w:spacing w:before="120" w:after="120"/>
-      </w:pPr>
-      <w:r>
-        <w:rPr>
-          <w:color w:val="B4B4B4"/>
+        <w:spacing w:before="80" w:after="80"/>
+      </w:pPr>
+      <w:r>
+        <w:rPr>
+          <w:color w:val="BEBEBE"/>
           <w:sz w:val="16"/>
         </w:rPr>
         <w:t>_______________________________________________________________________________</w:t>
@@ -7422,6 +7560,9 @@
         <w:spacing w:before="160" w:after="60"/>
       </w:pPr>
       <w:r>
+        <w:rPr>
+          <w:sz w:val="22"/>
+        </w:rPr>
         <w:t>3. Matriks Pemetaan Status Transaksional Sistem</w:t>
       </w:r>
     </w:p>
@@ -7500,6 +7641,7 @@
             <w:r>
               <w:rPr>
                 <w:b/>
+                <w:sz w:val="20"/>
               </w:rPr>
               <w:t>No</w:t>
             </w:r>
@@ -7525,6 +7667,7 @@
             <w:r>
               <w:rPr>
                 <w:b/>
+                <w:sz w:val="20"/>
               </w:rPr>
               <w:t>Fase / Peristiwa Pengujian Riil</w:t>
             </w:r>
@@ -7550,6 +7693,7 @@
             <w:r>
               <w:rPr>
                 <w:b/>
+                <w:sz w:val="20"/>
               </w:rPr>
               <w:t>Status Kamar</w:t>
             </w:r>
@@ -7575,6 +7719,7 @@
             <w:r>
               <w:rPr>
                 <w:b/>
+                <w:sz w:val="20"/>
               </w:rPr>
               <w:t>Status Reservasi</w:t>
             </w:r>
@@ -7600,6 +7745,7 @@
             <w:r>
               <w:rPr>
                 <w:b/>
+                <w:sz w:val="20"/>
               </w:rPr>
               <w:t>Status Penyewa</w:t>
             </w:r>
@@ -7625,6 +7771,7 @@
             <w:r>
               <w:rPr>
                 <w:b/>
+                <w:sz w:val="20"/>
               </w:rPr>
               <w:t>Status Tagihan</w:t>
             </w:r>
@@ -7650,6 +7797,7 @@
             <w:r>
               <w:rPr>
                 <w:b/>
+                <w:sz w:val="20"/>
               </w:rPr>
               <w:t>Status Pembayaran</w:t>
             </w:r>
@@ -7675,6 +7823,7 @@
             <w:r>
               <w:rPr>
                 <w:b/>
+                <w:sz w:val="20"/>
               </w:rPr>
               <w:t>Event Bus Laravel</w:t>
             </w:r>
@@ -7700,6 +7849,7 @@
             <w:r>
               <w:rPr>
                 <w:b/>
+                <w:sz w:val="20"/>
               </w:rPr>
               <w:t>Notifikasi Fonnte WA</w:t>
             </w:r>
@@ -7725,6 +7875,7 @@
             <w:r>
               <w:rPr>
                 <w:b/>
+                <w:sz w:val="20"/>
               </w:rPr>
               <w:t>Kuitansi / Bukti Transaksi</w:t>
             </w:r>
@@ -7751,6 +7902,9 @@
             </w:pPr>
             <w:r/>
             <w:r>
+              <w:rPr>
+                <w:sz w:val="19"/>
+              </w:rPr>
               <w:t>1</w:t>
             </w:r>
           </w:p>
@@ -7773,6 +7927,7 @@
             <w:r>
               <w:rPr>
                 <w:b/>
+                <w:sz w:val="19"/>
               </w:rPr>
               <w:t>Reservasi Daring Dibuat</w:t>
             </w:r>
@@ -7802,11 +7957,15 @@
               <w:t>tersedia</w:t>
             </w:r>
             <w:r>
+              <w:rPr>
+                <w:sz w:val="19"/>
+              </w:rPr>
               <w:t xml:space="preserve"> </w:t>
             </w:r>
             <w:r>
               <w:rPr>
                 <w:i/>
+                <w:sz w:val="19"/>
               </w:rPr>
               <w:t>(Locked)</w:t>
             </w:r>
@@ -7855,6 +8014,7 @@
             <w:r>
               <w:rPr>
                 <w:i/>
+                <w:sz w:val="19"/>
               </w:rPr>
               <w:t>Belum ada</w:t>
             </w:r>
@@ -7878,6 +8038,7 @@
             <w:r>
               <w:rPr>
                 <w:i/>
+                <w:sz w:val="19"/>
               </w:rPr>
               <w:t>Belum ada</w:t>
             </w:r>
@@ -7901,6 +8062,7 @@
             <w:r>
               <w:rPr>
                 <w:i/>
+                <w:sz w:val="19"/>
               </w:rPr>
               <w:t>Belum ada</w:t>
             </w:r>
@@ -7947,6 +8109,9 @@
             </w:pPr>
             <w:r/>
             <w:r>
+              <w:rPr>
+                <w:sz w:val="19"/>
+              </w:rPr>
               <w:t>-</w:t>
             </w:r>
           </w:p>
@@ -7967,6 +8132,9 @@
             </w:pPr>
             <w:r/>
             <w:r>
+              <w:rPr>
+                <w:sz w:val="19"/>
+              </w:rPr>
               <w:t>Form Pemesanan Web</w:t>
             </w:r>
           </w:p>
@@ -7992,6 +8160,9 @@
             </w:pPr>
             <w:r/>
             <w:r>
+              <w:rPr>
+                <w:sz w:val="19"/>
+              </w:rPr>
               <w:t>2</w:t>
             </w:r>
           </w:p>
@@ -8014,6 +8185,7 @@
             <w:r>
               <w:rPr>
                 <w:b/>
+                <w:sz w:val="19"/>
               </w:rPr>
               <w:t>Midtrans Lunas 100% (Nur Haliza)</w:t>
             </w:r>
@@ -8043,11 +8215,15 @@
               <w:t>tersedia</w:t>
             </w:r>
             <w:r>
+              <w:rPr>
+                <w:sz w:val="19"/>
+              </w:rPr>
               <w:t xml:space="preserve"> </w:t>
             </w:r>
             <w:r>
               <w:rPr>
                 <w:i/>
+                <w:sz w:val="19"/>
               </w:rPr>
               <w:t>(Locked)</w:t>
             </w:r>
@@ -8096,6 +8272,7 @@
             <w:r>
               <w:rPr>
                 <w:i/>
+                <w:sz w:val="19"/>
               </w:rPr>
               <w:t>Belum ada</w:t>
             </w:r>
@@ -8119,6 +8296,7 @@
             <w:r>
               <w:rPr>
                 <w:i/>
+                <w:sz w:val="19"/>
               </w:rPr>
               <w:t>Belum ada</w:t>
             </w:r>
@@ -8190,6 +8368,9 @@
             </w:pPr>
             <w:r/>
             <w:r>
+              <w:rPr>
+                <w:sz w:val="19"/>
+              </w:rPr>
               <w:t>Alert WA Admin</w:t>
             </w:r>
           </w:p>
@@ -8210,6 +8391,9 @@
             </w:pPr>
             <w:r/>
             <w:r>
+              <w:rPr>
+                <w:sz w:val="19"/>
+              </w:rPr>
               <w:t>Notifikasi Pembayaran</w:t>
             </w:r>
           </w:p>
@@ -8235,6 +8419,9 @@
             </w:pPr>
             <w:r/>
             <w:r>
+              <w:rPr>
+                <w:sz w:val="19"/>
+              </w:rPr>
               <w:t>3</w:t>
             </w:r>
           </w:p>
@@ -8257,6 +8444,7 @@
             <w:r>
               <w:rPr>
                 <w:b/>
+                <w:sz w:val="19"/>
               </w:rPr>
               <w:t>Midtrans DP 30% (Tyas)</w:t>
             </w:r>
@@ -8286,11 +8474,15 @@
               <w:t>tersedia</w:t>
             </w:r>
             <w:r>
+              <w:rPr>
+                <w:sz w:val="19"/>
+              </w:rPr>
               <w:t xml:space="preserve"> </w:t>
             </w:r>
             <w:r>
               <w:rPr>
                 <w:i/>
+                <w:sz w:val="19"/>
               </w:rPr>
               <w:t>(Locked)</w:t>
             </w:r>
@@ -8339,6 +8531,7 @@
             <w:r>
               <w:rPr>
                 <w:i/>
+                <w:sz w:val="19"/>
               </w:rPr>
               <w:t>Belum ada</w:t>
             </w:r>
@@ -8362,6 +8555,7 @@
             <w:r>
               <w:rPr>
                 <w:i/>
+                <w:sz w:val="19"/>
               </w:rPr>
               <w:t>Belum ada</w:t>
             </w:r>
@@ -8433,6 +8627,9 @@
             </w:pPr>
             <w:r/>
             <w:r>
+              <w:rPr>
+                <w:sz w:val="19"/>
+              </w:rPr>
               <w:t>Alert WA Admin</w:t>
             </w:r>
           </w:p>
@@ -8453,6 +8650,9 @@
             </w:pPr>
             <w:r/>
             <w:r>
+              <w:rPr>
+                <w:sz w:val="19"/>
+              </w:rPr>
               <w:t>Notifikasi Pembayaran</w:t>
             </w:r>
           </w:p>
@@ -8478,6 +8678,9 @@
             </w:pPr>
             <w:r/>
             <w:r>
+              <w:rPr>
+                <w:sz w:val="19"/>
+              </w:rPr>
               <w:t>4</w:t>
             </w:r>
           </w:p>
@@ -8500,6 +8703,7 @@
             <w:r>
               <w:rPr>
                 <w:b/>
+                <w:sz w:val="19"/>
               </w:rPr>
               <w:t>Konfirmasi Reservasi Lunas 100%</w:t>
             </w:r>
@@ -8604,6 +8808,9 @@
               <w:t>lunas</w:t>
             </w:r>
             <w:r>
+              <w:rPr>
+                <w:sz w:val="19"/>
+              </w:rPr>
               <w:t xml:space="preserve"> (Bulan 1)</w:t>
             </w:r>
           </w:p>
@@ -8674,6 +8881,9 @@
             </w:pPr>
             <w:r/>
             <w:r>
+              <w:rPr>
+                <w:sz w:val="19"/>
+              </w:rPr>
               <w:t>Welcome &amp; Kredensial</w:t>
             </w:r>
           </w:p>
@@ -8694,6 +8904,9 @@
             </w:pPr>
             <w:r/>
             <w:r>
+              <w:rPr>
+                <w:sz w:val="19"/>
+              </w:rPr>
               <w:t xml:space="preserve">Render A5 </w:t>
             </w:r>
             <w:r>
@@ -8727,6 +8940,9 @@
             </w:pPr>
             <w:r/>
             <w:r>
+              <w:rPr>
+                <w:sz w:val="19"/>
+              </w:rPr>
               <w:t>5</w:t>
             </w:r>
           </w:p>
@@ -8749,6 +8965,7 @@
             <w:r>
               <w:rPr>
                 <w:b/>
+                <w:sz w:val="19"/>
               </w:rPr>
               <w:t>Konfirmasi Reservasi DP 30%</w:t>
             </w:r>
@@ -8853,6 +9070,9 @@
               <w:t>pending</w:t>
             </w:r>
             <w:r>
+              <w:rPr>
+                <w:sz w:val="19"/>
+              </w:rPr>
               <w:t xml:space="preserve"> (Sisa 70%)</w:t>
             </w:r>
           </w:p>
@@ -8873,6 +9093,9 @@
             </w:pPr>
             <w:r/>
             <w:r>
+              <w:rPr>
+                <w:sz w:val="19"/>
+              </w:rPr>
               <w:t>-</w:t>
             </w:r>
           </w:p>
@@ -8901,6 +9124,9 @@
               <w:t>ReservasiDikonfirmasi</w:t>
             </w:r>
             <w:r>
+              <w:rPr>
+                <w:sz w:val="19"/>
+              </w:rPr>
               <w:t xml:space="preserve">, </w:t>
             </w:r>
             <w:r>
@@ -8929,6 +9155,9 @@
             </w:pPr>
             <w:r/>
             <w:r>
+              <w:rPr>
+                <w:sz w:val="19"/>
+              </w:rPr>
               <w:t>Welcome &amp; Link Sisa</w:t>
             </w:r>
           </w:p>
@@ -8949,6 +9178,9 @@
             </w:pPr>
             <w:r/>
             <w:r>
+              <w:rPr>
+                <w:sz w:val="19"/>
+              </w:rPr>
               <w:t>Dashboard Alert Banner</w:t>
             </w:r>
           </w:p>
@@ -8974,6 +9206,9 @@
             </w:pPr>
             <w:r/>
             <w:r>
+              <w:rPr>
+                <w:sz w:val="19"/>
+              </w:rPr>
               <w:t>6</w:t>
             </w:r>
           </w:p>
@@ -8996,6 +9231,7 @@
             <w:r>
               <w:rPr>
                 <w:b/>
+                <w:sz w:val="19"/>
               </w:rPr>
               <w:t>Pelunasan Sisa DP di Portal (Tyas)</w:t>
             </w:r>
@@ -9100,6 +9336,9 @@
               <w:t>lunas</w:t>
             </w:r>
             <w:r>
+              <w:rPr>
+                <w:sz w:val="19"/>
+              </w:rPr>
               <w:t xml:space="preserve"> (Sisa DP)</w:t>
             </w:r>
           </w:p>
@@ -9170,6 +9409,9 @@
             </w:pPr>
             <w:r/>
             <w:r>
+              <w:rPr>
+                <w:sz w:val="19"/>
+              </w:rPr>
               <w:t>Konfirmasi Lunas Sisa</w:t>
             </w:r>
           </w:p>
@@ -9190,6 +9432,9 @@
             </w:pPr>
             <w:r/>
             <w:r>
+              <w:rPr>
+                <w:sz w:val="19"/>
+              </w:rPr>
               <w:t xml:space="preserve">Render A5 </w:t>
             </w:r>
             <w:r>
@@ -9223,6 +9468,9 @@
             </w:pPr>
             <w:r/>
             <w:r>
+              <w:rPr>
+                <w:sz w:val="19"/>
+              </w:rPr>
               <w:t>7</w:t>
             </w:r>
           </w:p>
@@ -9245,6 +9493,7 @@
             <w:r>
               <w:rPr>
                 <w:b/>
+                <w:sz w:val="19"/>
               </w:rPr>
               <w:t>Check-in Fisik &amp; Hunian Aktif</w:t>
             </w:r>
@@ -9341,6 +9590,9 @@
             </w:pPr>
             <w:r/>
             <w:r>
+              <w:rPr>
+                <w:sz w:val="19"/>
+              </w:rPr>
               <w:t>-</w:t>
             </w:r>
           </w:p>
@@ -9361,6 +9613,9 @@
             </w:pPr>
             <w:r/>
             <w:r>
+              <w:rPr>
+                <w:sz w:val="19"/>
+              </w:rPr>
               <w:t>-</w:t>
             </w:r>
           </w:p>
@@ -9381,6 +9636,9 @@
             </w:pPr>
             <w:r/>
             <w:r>
+              <w:rPr>
+                <w:sz w:val="19"/>
+              </w:rPr>
               <w:t>-</w:t>
             </w:r>
           </w:p>
@@ -9401,6 +9659,9 @@
             </w:pPr>
             <w:r/>
             <w:r>
+              <w:rPr>
+                <w:sz w:val="19"/>
+              </w:rPr>
               <w:t>-</w:t>
             </w:r>
           </w:p>
@@ -9421,6 +9682,9 @@
             </w:pPr>
             <w:r/>
             <w:r>
+              <w:rPr>
+                <w:sz w:val="19"/>
+              </w:rPr>
               <w:t>Kunci Kamar Diserahkan</w:t>
             </w:r>
           </w:p>
@@ -9446,6 +9710,9 @@
             </w:pPr>
             <w:r/>
             <w:r>
+              <w:rPr>
+                <w:sz w:val="19"/>
+              </w:rPr>
               <w:t>8</w:t>
             </w:r>
           </w:p>
@@ -9468,6 +9735,7 @@
             <w:r>
               <w:rPr>
                 <w:b/>
+                <w:sz w:val="19"/>
               </w:rPr>
               <w:t>Billing Bulanan (Tgl 1, 00:05 WIB)</w:t>
             </w:r>
@@ -9514,6 +9782,9 @@
             </w:pPr>
             <w:r/>
             <w:r>
+              <w:rPr>
+                <w:sz w:val="19"/>
+              </w:rPr>
               <w:t>-</w:t>
             </w:r>
           </w:p>
@@ -9584,6 +9855,9 @@
             </w:pPr>
             <w:r/>
             <w:r>
+              <w:rPr>
+                <w:sz w:val="19"/>
+              </w:rPr>
               <w:t>-</w:t>
             </w:r>
           </w:p>
@@ -9629,6 +9903,9 @@
             </w:pPr>
             <w:r/>
             <w:r>
+              <w:rPr>
+                <w:sz w:val="19"/>
+              </w:rPr>
               <w:t>Invoice Tagihan WA</w:t>
             </w:r>
           </w:p>
@@ -9649,6 +9926,9 @@
             </w:pPr>
             <w:r/>
             <w:r>
+              <w:rPr>
+                <w:sz w:val="19"/>
+              </w:rPr>
               <w:t>Tautan Bayar Portal</w:t>
             </w:r>
           </w:p>
@@ -9674,6 +9954,9 @@
             </w:pPr>
             <w:r/>
             <w:r>
+              <w:rPr>
+                <w:sz w:val="19"/>
+              </w:rPr>
               <w:t>9</w:t>
             </w:r>
           </w:p>
@@ -9696,6 +9979,7 @@
             <w:r>
               <w:rPr>
                 <w:b/>
+                <w:sz w:val="19"/>
               </w:rPr>
               <w:t>Bayar Tepat Waktu (Nur Haliza)</w:t>
             </w:r>
@@ -9742,6 +10026,9 @@
             </w:pPr>
             <w:r/>
             <w:r>
+              <w:rPr>
+                <w:sz w:val="19"/>
+              </w:rPr>
               <w:t>-</w:t>
             </w:r>
           </w:p>
@@ -9862,6 +10149,9 @@
             </w:pPr>
             <w:r/>
             <w:r>
+              <w:rPr>
+                <w:sz w:val="19"/>
+              </w:rPr>
               <w:t>Tanda Terima Digital</w:t>
             </w:r>
           </w:p>
@@ -9882,6 +10172,9 @@
             </w:pPr>
             <w:r/>
             <w:r>
+              <w:rPr>
+                <w:sz w:val="19"/>
+              </w:rPr>
               <w:t xml:space="preserve">Render A5 </w:t>
             </w:r>
             <w:r>
@@ -9915,6 +10208,9 @@
             </w:pPr>
             <w:r/>
             <w:r>
+              <w:rPr>
+                <w:sz w:val="19"/>
+              </w:rPr>
               <w:t>10</w:t>
             </w:r>
           </w:p>
@@ -9937,6 +10233,7 @@
             <w:r>
               <w:rPr>
                 <w:b/>
+                <w:sz w:val="19"/>
               </w:rPr>
               <w:t>Toleransi Jatuh Tempo (Tyas)</w:t>
             </w:r>
@@ -9983,6 +10280,9 @@
             </w:pPr>
             <w:r/>
             <w:r>
+              <w:rPr>
+                <w:sz w:val="19"/>
+              </w:rPr>
               <w:t>-</w:t>
             </w:r>
           </w:p>
@@ -10036,11 +10336,15 @@
               <w:t>terlambat</w:t>
             </w:r>
             <w:r>
+              <w:rPr>
+                <w:sz w:val="19"/>
+              </w:rPr>
               <w:t xml:space="preserve"> </w:t>
             </w:r>
             <w:r>
               <w:rPr>
                 <w:i/>
+                <w:sz w:val="19"/>
               </w:rPr>
               <w:t>(Denda 0)</w:t>
             </w:r>
@@ -10062,6 +10366,9 @@
             </w:pPr>
             <w:r/>
             <w:r>
+              <w:rPr>
+                <w:sz w:val="19"/>
+              </w:rPr>
               <w:t>-</w:t>
             </w:r>
           </w:p>
@@ -10107,6 +10414,9 @@
             </w:pPr>
             <w:r/>
             <w:r>
+              <w:rPr>
+                <w:sz w:val="19"/>
+              </w:rPr>
               <w:t>WA Reminder Sopan</w:t>
             </w:r>
           </w:p>
@@ -10127,6 +10437,9 @@
             </w:pPr>
             <w:r/>
             <w:r>
+              <w:rPr>
+                <w:sz w:val="19"/>
+              </w:rPr>
               <w:t>Denda Tetap Rp0</w:t>
             </w:r>
           </w:p>
@@ -10152,6 +10465,9 @@
             </w:pPr>
             <w:r/>
             <w:r>
+              <w:rPr>
+                <w:sz w:val="19"/>
+              </w:rPr>
               <w:t>11</w:t>
             </w:r>
           </w:p>
@@ -10174,6 +10490,7 @@
             <w:r>
               <w:rPr>
                 <w:b/>
+                <w:sz w:val="19"/>
               </w:rPr>
               <w:t>Pelunasan Masa Toleransi (Tyas)</w:t>
             </w:r>
@@ -10220,6 +10537,9 @@
             </w:pPr>
             <w:r/>
             <w:r>
+              <w:rPr>
+                <w:sz w:val="19"/>
+              </w:rPr>
               <w:t>-</w:t>
             </w:r>
           </w:p>
@@ -10340,6 +10660,9 @@
             </w:pPr>
             <w:r/>
             <w:r>
+              <w:rPr>
+                <w:sz w:val="19"/>
+              </w:rPr>
               <w:t>Tanda Terima Digital</w:t>
             </w:r>
           </w:p>
@@ -10360,6 +10683,9 @@
             </w:pPr>
             <w:r/>
             <w:r>
+              <w:rPr>
+                <w:sz w:val="19"/>
+              </w:rPr>
               <w:t xml:space="preserve">Render A5 </w:t>
             </w:r>
             <w:r>
@@ -10393,6 +10719,9 @@
             </w:pPr>
             <w:r/>
             <w:r>
+              <w:rPr>
+                <w:sz w:val="19"/>
+              </w:rPr>
               <w:t>12</w:t>
             </w:r>
           </w:p>
@@ -10415,6 +10744,7 @@
             <w:r>
               <w:rPr>
                 <w:b/>
+                <w:sz w:val="19"/>
               </w:rPr>
               <w:t>Pengaduan Keluhan Berfoto Masuk</w:t>
             </w:r>
@@ -10461,6 +10791,9 @@
             </w:pPr>
             <w:r/>
             <w:r>
+              <w:rPr>
+                <w:sz w:val="19"/>
+              </w:rPr>
               <w:t>-</w:t>
             </w:r>
           </w:p>
@@ -10506,6 +10839,9 @@
             </w:pPr>
             <w:r/>
             <w:r>
+              <w:rPr>
+                <w:sz w:val="19"/>
+              </w:rPr>
               <w:t>-</w:t>
             </w:r>
           </w:p>
@@ -10526,6 +10862,9 @@
             </w:pPr>
             <w:r/>
             <w:r>
+              <w:rPr>
+                <w:sz w:val="19"/>
+              </w:rPr>
               <w:t>-</w:t>
             </w:r>
           </w:p>
@@ -10571,6 +10910,9 @@
             </w:pPr>
             <w:r/>
             <w:r>
+              <w:rPr>
+                <w:sz w:val="19"/>
+              </w:rPr>
               <w:t>Alert Keluhan Admin</w:t>
             </w:r>
           </w:p>
@@ -10591,6 +10933,9 @@
             </w:pPr>
             <w:r/>
             <w:r>
+              <w:rPr>
+                <w:sz w:val="19"/>
+              </w:rPr>
               <w:t xml:space="preserve">Berkas Foto </w:t>
             </w:r>
             <w:r>
@@ -10624,6 +10969,9 @@
             </w:pPr>
             <w:r/>
             <w:r>
+              <w:rPr>
+                <w:sz w:val="19"/>
+              </w:rPr>
               <w:t>13</w:t>
             </w:r>
           </w:p>
@@ -10646,6 +10994,7 @@
             <w:r>
               <w:rPr>
                 <w:b/>
+                <w:sz w:val="19"/>
               </w:rPr>
               <w:t>Penyelesaian &amp; Penutupan Keluhan</w:t>
             </w:r>
@@ -10692,6 +11041,9 @@
             </w:pPr>
             <w:r/>
             <w:r>
+              <w:rPr>
+                <w:sz w:val="19"/>
+              </w:rPr>
               <w:t>-</w:t>
             </w:r>
           </w:p>
@@ -10737,6 +11089,9 @@
             </w:pPr>
             <w:r/>
             <w:r>
+              <w:rPr>
+                <w:sz w:val="19"/>
+              </w:rPr>
               <w:t>-</w:t>
             </w:r>
           </w:p>
@@ -10757,6 +11112,9 @@
             </w:pPr>
             <w:r/>
             <w:r>
+              <w:rPr>
+                <w:sz w:val="19"/>
+              </w:rPr>
               <w:t>-</w:t>
             </w:r>
           </w:p>
@@ -10802,6 +11160,9 @@
             </w:pPr>
             <w:r/>
             <w:r>
+              <w:rPr>
+                <w:sz w:val="19"/>
+              </w:rPr>
               <w:t>Notifikasi Tiket Selesai</w:t>
             </w:r>
           </w:p>
@@ -10822,6 +11183,9 @@
             </w:pPr>
             <w:r/>
             <w:r>
+              <w:rPr>
+                <w:sz w:val="19"/>
+              </w:rPr>
               <w:t>Inspeksi Fisik Lapangan</w:t>
             </w:r>
           </w:p>
@@ -10847,6 +11211,9 @@
             </w:pPr>
             <w:r/>
             <w:r>
+              <w:rPr>
+                <w:sz w:val="19"/>
+              </w:rPr>
               <w:t>14</w:t>
             </w:r>
           </w:p>
@@ -10869,6 +11236,7 @@
             <w:r>
               <w:rPr>
                 <w:b/>
+                <w:sz w:val="19"/>
               </w:rPr>
               <w:t>Prosedur Checkout Administratif</w:t>
             </w:r>
@@ -10898,11 +11266,15 @@
               <w:t>terisi</w:t>
             </w:r>
             <w:r>
+              <w:rPr>
+                <w:sz w:val="19"/>
+              </w:rPr>
               <w:t xml:space="preserve"> </w:t>
             </w:r>
             <w:r>
               <w:rPr>
                 <w:i/>
+                <w:sz w:val="19"/>
               </w:rPr>
               <w:t>(Locked)</w:t>
             </w:r>
@@ -10924,6 +11296,9 @@
             </w:pPr>
             <w:r/>
             <w:r>
+              <w:rPr>
+                <w:sz w:val="19"/>
+              </w:rPr>
               <w:t>-</w:t>
             </w:r>
           </w:p>
@@ -10969,6 +11344,9 @@
             </w:pPr>
             <w:r/>
             <w:r>
+              <w:rPr>
+                <w:sz w:val="19"/>
+              </w:rPr>
               <w:t xml:space="preserve">Semua </w:t>
             </w:r>
             <w:r>
@@ -10997,6 +11375,9 @@
             </w:pPr>
             <w:r/>
             <w:r>
+              <w:rPr>
+                <w:sz w:val="19"/>
+              </w:rPr>
               <w:t>-</w:t>
             </w:r>
           </w:p>
@@ -11042,6 +11423,9 @@
             </w:pPr>
             <w:r/>
             <w:r>
+              <w:rPr>
+                <w:sz w:val="19"/>
+              </w:rPr>
               <w:t>Konfirmasi Checkout</w:t>
             </w:r>
           </w:p>
@@ -11062,6 +11446,9 @@
             </w:pPr>
             <w:r/>
             <w:r>
+              <w:rPr>
+                <w:sz w:val="19"/>
+              </w:rPr>
               <w:t>Akun Dinonaktifkan</w:t>
             </w:r>
           </w:p>
@@ -11087,6 +11474,9 @@
             </w:pPr>
             <w:r/>
             <w:r>
+              <w:rPr>
+                <w:sz w:val="19"/>
+              </w:rPr>
               <w:t>15</w:t>
             </w:r>
           </w:p>
@@ -11109,6 +11499,7 @@
             <w:r>
               <w:rPr>
                 <w:b/>
+                <w:sz w:val="19"/>
               </w:rPr>
               <w:t>Manual Release Pasca-Inspeksi</w:t>
             </w:r>
@@ -11155,6 +11546,9 @@
             </w:pPr>
             <w:r/>
             <w:r>
+              <w:rPr>
+                <w:sz w:val="19"/>
+              </w:rPr>
               <w:t>-</w:t>
             </w:r>
           </w:p>
@@ -11200,6 +11594,9 @@
             </w:pPr>
             <w:r/>
             <w:r>
+              <w:rPr>
+                <w:sz w:val="19"/>
+              </w:rPr>
               <w:t>-</w:t>
             </w:r>
           </w:p>
@@ -11220,6 +11617,9 @@
             </w:pPr>
             <w:r/>
             <w:r>
+              <w:rPr>
+                <w:sz w:val="19"/>
+              </w:rPr>
               <w:t>-</w:t>
             </w:r>
           </w:p>
@@ -11265,6 +11665,9 @@
             </w:pPr>
             <w:r/>
             <w:r>
+              <w:rPr>
+                <w:sz w:val="19"/>
+              </w:rPr>
               <w:t>- (Katalog Live Update)</w:t>
             </w:r>
           </w:p>
@@ -11285,6 +11688,9 @@
             </w:pPr>
             <w:r/>
             <w:r>
+              <w:rPr>
+                <w:sz w:val="19"/>
+              </w:rPr>
               <w:t>Cache Memori Dihapus</w:t>
             </w:r>
           </w:p>
@@ -11303,6 +11709,9 @@
         <w:spacing w:before="240" w:after="120"/>
       </w:pPr>
       <w:r>
+        <w:rPr>
+          <w:sz w:val="24"/>
+        </w:rPr>
         <w:t>4.2 Implementasi Sistem</w:t>
       </w:r>
     </w:p>
@@ -11321,6 +11730,9 @@
         <w:spacing w:before="200" w:after="80"/>
       </w:pPr>
       <w:r>
+        <w:rPr>
+          <w:sz w:val="22"/>
+        </w:rPr>
         <w:t>4.2.1 Lingkungan Implementasi</w:t>
       </w:r>
     </w:p>
@@ -11598,6 +12010,9 @@
         <w:spacing w:before="200" w:after="80"/>
       </w:pPr>
       <w:r>
+        <w:rPr>
+          <w:sz w:val="22"/>
+        </w:rPr>
         <w:t>4.2.2 Perancangan Arsitektur Aplikasi</w:t>
       </w:r>
     </w:p>
@@ -11943,6 +12358,9 @@
         <w:spacing w:before="200" w:after="80"/>
       </w:pPr>
       <w:r>
+        <w:rPr>
+          <w:sz w:val="22"/>
+        </w:rPr>
         <w:t>4.2.3 Implementasi Basis Data</w:t>
       </w:r>
     </w:p>
@@ -12006,6 +12424,7 @@
             <w:r>
               <w:rPr>
                 <w:b/>
+                <w:sz w:val="20"/>
               </w:rPr>
               <w:t>No</w:t>
             </w:r>
@@ -12031,6 +12450,7 @@
             <w:r>
               <w:rPr>
                 <w:b/>
+                <w:sz w:val="20"/>
               </w:rPr>
               <w:t>Nama Tabel</w:t>
             </w:r>
@@ -12056,6 +12476,7 @@
             <w:r>
               <w:rPr>
                 <w:b/>
+                <w:sz w:val="20"/>
               </w:rPr>
               <w:t>Deskripsi Fungsional Entitas</w:t>
             </w:r>
@@ -12081,6 +12502,7 @@
             <w:r>
               <w:rPr>
                 <w:b/>
+                <w:sz w:val="20"/>
               </w:rPr>
               <w:t>Relasi Kunci / Batasan Integritas</w:t>
             </w:r>
@@ -12107,6 +12529,9 @@
             </w:pPr>
             <w:r/>
             <w:r>
+              <w:rPr>
+                <w:sz w:val="19"/>
+              </w:rPr>
               <w:t>1</w:t>
             </w:r>
           </w:p>
@@ -12152,6 +12577,9 @@
             </w:pPr>
             <w:r/>
             <w:r>
+              <w:rPr>
+                <w:sz w:val="19"/>
+              </w:rPr>
               <w:t xml:space="preserve">Akun pengguna sistem (admin dan penyewa) dilengkapi kolom virtual </w:t>
             </w:r>
             <w:r>
@@ -12163,6 +12591,9 @@
               <w:t>active_email</w:t>
             </w:r>
             <w:r>
+              <w:rPr>
+                <w:sz w:val="19"/>
+              </w:rPr>
               <w:t xml:space="preserve">, </w:t>
             </w:r>
             <w:r>
@@ -12174,6 +12605,9 @@
               <w:t>active_no_hp</w:t>
             </w:r>
             <w:r>
+              <w:rPr>
+                <w:sz w:val="19"/>
+              </w:rPr>
               <w:t xml:space="preserve">, dan </w:t>
             </w:r>
             <w:r>
@@ -12185,6 +12619,9 @@
               <w:t>active_nik</w:t>
             </w:r>
             <w:r>
+              <w:rPr>
+                <w:sz w:val="19"/>
+              </w:rPr>
               <w:t>.</w:t>
             </w:r>
           </w:p>
@@ -12205,6 +12642,9 @@
             </w:pPr>
             <w:r/>
             <w:r>
+              <w:rPr>
+                <w:sz w:val="19"/>
+              </w:rPr>
               <w:t>Tabel master akun; tanpa foreign key keluar.</w:t>
             </w:r>
           </w:p>
@@ -12230,6 +12670,9 @@
             </w:pPr>
             <w:r/>
             <w:r>
+              <w:rPr>
+                <w:sz w:val="19"/>
+              </w:rPr>
               <w:t>2</w:t>
             </w:r>
           </w:p>
@@ -12275,6 +12718,9 @@
             </w:pPr>
             <w:r/>
             <w:r>
+              <w:rPr>
+                <w:sz w:val="19"/>
+              </w:rPr>
               <w:t xml:space="preserve">Data 32 unit kamar kost (nomor kamar, lantai, tipe, tarif sewa) didukung kolom virtual </w:t>
             </w:r>
             <w:r>
@@ -12286,6 +12732,9 @@
               <w:t>active_nomor_kamar</w:t>
             </w:r>
             <w:r>
+              <w:rPr>
+                <w:sz w:val="19"/>
+              </w:rPr>
               <w:t>.</w:t>
             </w:r>
           </w:p>
@@ -12306,6 +12755,9 @@
             </w:pPr>
             <w:r/>
             <w:r>
+              <w:rPr>
+                <w:sz w:val="19"/>
+              </w:rPr>
               <w:t xml:space="preserve">Relasi M:N dengan </w:t>
             </w:r>
             <w:r>
@@ -12317,6 +12769,9 @@
               <w:t>fasilitas</w:t>
             </w:r>
             <w:r>
+              <w:rPr>
+                <w:sz w:val="19"/>
+              </w:rPr>
               <w:t xml:space="preserve"> via tabel pivot </w:t>
             </w:r>
             <w:r>
@@ -12328,6 +12783,9 @@
               <w:t>kamar_fasilitas</w:t>
             </w:r>
             <w:r>
+              <w:rPr>
+                <w:sz w:val="19"/>
+              </w:rPr>
               <w:t>.</w:t>
             </w:r>
           </w:p>
@@ -12353,6 +12811,9 @@
             </w:pPr>
             <w:r/>
             <w:r>
+              <w:rPr>
+                <w:sz w:val="19"/>
+              </w:rPr>
               <w:t>3</w:t>
             </w:r>
           </w:p>
@@ -12398,6 +12859,9 @@
             </w:pPr>
             <w:r/>
             <w:r>
+              <w:rPr>
+                <w:sz w:val="19"/>
+              </w:rPr>
               <w:t>Data master sarana dan prasarana kamar kost (nama, ikon, status aktif).</w:t>
             </w:r>
           </w:p>
@@ -12418,6 +12882,9 @@
             </w:pPr>
             <w:r/>
             <w:r>
+              <w:rPr>
+                <w:sz w:val="19"/>
+              </w:rPr>
               <w:t xml:space="preserve">Relasi M:N dengan entitas </w:t>
             </w:r>
             <w:r>
@@ -12429,6 +12896,9 @@
               <w:t>kamar</w:t>
             </w:r>
             <w:r>
+              <w:rPr>
+                <w:sz w:val="19"/>
+              </w:rPr>
               <w:t>.</w:t>
             </w:r>
           </w:p>
@@ -12454,6 +12924,9 @@
             </w:pPr>
             <w:r/>
             <w:r>
+              <w:rPr>
+                <w:sz w:val="19"/>
+              </w:rPr>
               <w:t>4</w:t>
             </w:r>
           </w:p>
@@ -12499,6 +12972,9 @@
             </w:pPr>
             <w:r/>
             <w:r>
+              <w:rPr>
+                <w:sz w:val="19"/>
+              </w:rPr>
               <w:t>Tabel pivot perantara relasi banyak-ke-banyak kamar dan fasilitas.</w:t>
             </w:r>
           </w:p>
@@ -12519,6 +12995,9 @@
             </w:pPr>
             <w:r/>
             <w:r>
+              <w:rPr>
+                <w:sz w:val="19"/>
+              </w:rPr>
               <w:t xml:space="preserve">FK: </w:t>
             </w:r>
             <w:r>
@@ -12530,6 +13009,9 @@
               <w:t>kamar_id</w:t>
             </w:r>
             <w:r>
+              <w:rPr>
+                <w:sz w:val="19"/>
+              </w:rPr>
               <w:t xml:space="preserve"> → </w:t>
             </w:r>
             <w:r>
@@ -12541,6 +13023,9 @@
               <w:t>kamar(id)</w:t>
             </w:r>
             <w:r>
+              <w:rPr>
+                <w:sz w:val="19"/>
+              </w:rPr>
               <w:t xml:space="preserve">, </w:t>
             </w:r>
             <w:r>
@@ -12552,6 +13037,9 @@
               <w:t>fasilitas_id</w:t>
             </w:r>
             <w:r>
+              <w:rPr>
+                <w:sz w:val="19"/>
+              </w:rPr>
               <w:t xml:space="preserve"> → </w:t>
             </w:r>
             <w:r>
@@ -12563,6 +13051,9 @@
               <w:t>fasilitas(id)</w:t>
             </w:r>
             <w:r>
+              <w:rPr>
+                <w:sz w:val="19"/>
+              </w:rPr>
               <w:t>.</w:t>
             </w:r>
           </w:p>
@@ -12588,6 +13079,9 @@
             </w:pPr>
             <w:r/>
             <w:r>
+              <w:rPr>
+                <w:sz w:val="19"/>
+              </w:rPr>
               <w:t>5</w:t>
             </w:r>
           </w:p>
@@ -12633,6 +13127,9 @@
             </w:pPr>
             <w:r/>
             <w:r>
+              <w:rPr>
+                <w:sz w:val="19"/>
+              </w:rPr>
               <w:t>Data profil kontrak hunian penghuni aktif (tipe sewa, durasi, harga aktif, data wali).</w:t>
             </w:r>
           </w:p>
@@ -12653,6 +13150,9 @@
             </w:pPr>
             <w:r/>
             <w:r>
+              <w:rPr>
+                <w:sz w:val="19"/>
+              </w:rPr>
               <w:t xml:space="preserve">FK: </w:t>
             </w:r>
             <w:r>
@@ -12664,6 +13164,9 @@
               <w:t>user_id</w:t>
             </w:r>
             <w:r>
+              <w:rPr>
+                <w:sz w:val="19"/>
+              </w:rPr>
               <w:t xml:space="preserve"> → </w:t>
             </w:r>
             <w:r>
@@ -12675,6 +13178,9 @@
               <w:t>users(id)</w:t>
             </w:r>
             <w:r>
+              <w:rPr>
+                <w:sz w:val="19"/>
+              </w:rPr>
               <w:t xml:space="preserve">, </w:t>
             </w:r>
             <w:r>
@@ -12686,6 +13192,9 @@
               <w:t>kamar_id</w:t>
             </w:r>
             <w:r>
+              <w:rPr>
+                <w:sz w:val="19"/>
+              </w:rPr>
               <w:t xml:space="preserve"> → </w:t>
             </w:r>
             <w:r>
@@ -12697,6 +13206,9 @@
               <w:t>kamar(id)</w:t>
             </w:r>
             <w:r>
+              <w:rPr>
+                <w:sz w:val="19"/>
+              </w:rPr>
               <w:t>.</w:t>
             </w:r>
           </w:p>
@@ -12722,6 +13234,9 @@
             </w:pPr>
             <w:r/>
             <w:r>
+              <w:rPr>
+                <w:sz w:val="19"/>
+              </w:rPr>
               <w:t>6</w:t>
             </w:r>
           </w:p>
@@ -12767,6 +13282,9 @@
             </w:pPr>
             <w:r/>
             <w:r>
+              <w:rPr>
+                <w:sz w:val="19"/>
+              </w:rPr>
               <w:t>Tagihan sewa bulanan dan tagihan sisa uang muka penghuni kost.</w:t>
             </w:r>
           </w:p>
@@ -12787,6 +13305,9 @@
             </w:pPr>
             <w:r/>
             <w:r>
+              <w:rPr>
+                <w:sz w:val="19"/>
+              </w:rPr>
               <w:t xml:space="preserve">FK: </w:t>
             </w:r>
             <w:r>
@@ -12798,6 +13319,9 @@
               <w:t>penyewa_id</w:t>
             </w:r>
             <w:r>
+              <w:rPr>
+                <w:sz w:val="19"/>
+              </w:rPr>
               <w:t xml:space="preserve"> → </w:t>
             </w:r>
             <w:r>
@@ -12809,6 +13333,9 @@
               <w:t>penyewa(id)</w:t>
             </w:r>
             <w:r>
+              <w:rPr>
+                <w:sz w:val="19"/>
+              </w:rPr>
               <w:t xml:space="preserve">. UNIQUE: </w:t>
             </w:r>
             <w:r>
@@ -12820,6 +13347,9 @@
               <w:t>(penyewa_id, periode_bulan, periode_tahun)</w:t>
             </w:r>
             <w:r>
+              <w:rPr>
+                <w:sz w:val="19"/>
+              </w:rPr>
               <w:t>.</w:t>
             </w:r>
           </w:p>
@@ -12845,6 +13375,9 @@
             </w:pPr>
             <w:r/>
             <w:r>
+              <w:rPr>
+                <w:sz w:val="19"/>
+              </w:rPr>
               <w:t>7</w:t>
             </w:r>
           </w:p>
@@ -12890,6 +13423,9 @@
             </w:pPr>
             <w:r/>
             <w:r>
+              <w:rPr>
+                <w:sz w:val="19"/>
+              </w:rPr>
               <w:t>Jejak riwayat mutasi pembayaran tagihan (via Midtrans Snap maupun tunai terkonfirmasi).</w:t>
             </w:r>
           </w:p>
@@ -12910,6 +13446,9 @@
             </w:pPr>
             <w:r/>
             <w:r>
+              <w:rPr>
+                <w:sz w:val="19"/>
+              </w:rPr>
               <w:t xml:space="preserve">FK: </w:t>
             </w:r>
             <w:r>
@@ -12921,6 +13460,9 @@
               <w:t>tagihan_id</w:t>
             </w:r>
             <w:r>
+              <w:rPr>
+                <w:sz w:val="19"/>
+              </w:rPr>
               <w:t xml:space="preserve"> → </w:t>
             </w:r>
             <w:r>
@@ -12932,6 +13474,9 @@
               <w:t>tagihan(id)</w:t>
             </w:r>
             <w:r>
+              <w:rPr>
+                <w:sz w:val="19"/>
+              </w:rPr>
               <w:t xml:space="preserve">, </w:t>
             </w:r>
             <w:r>
@@ -12943,6 +13488,9 @@
               <w:t>dikonfirmasi_oleh</w:t>
             </w:r>
             <w:r>
+              <w:rPr>
+                <w:sz w:val="19"/>
+              </w:rPr>
               <w:t xml:space="preserve"> → </w:t>
             </w:r>
             <w:r>
@@ -12954,6 +13502,9 @@
               <w:t>users(id)</w:t>
             </w:r>
             <w:r>
+              <w:rPr>
+                <w:sz w:val="19"/>
+              </w:rPr>
               <w:t>.</w:t>
             </w:r>
           </w:p>
@@ -12979,6 +13530,9 @@
             </w:pPr>
             <w:r/>
             <w:r>
+              <w:rPr>
+                <w:sz w:val="19"/>
+              </w:rPr>
               <w:t>8</w:t>
             </w:r>
           </w:p>
@@ -13024,6 +13578,9 @@
             </w:pPr>
             <w:r/>
             <w:r>
+              <w:rPr>
+                <w:sz w:val="19"/>
+              </w:rPr>
               <w:t>Data pemesanan unit kamar oleh calon penghuni sebelum masa tinggal aktif.</w:t>
             </w:r>
           </w:p>
@@ -13044,6 +13601,9 @@
             </w:pPr>
             <w:r/>
             <w:r>
+              <w:rPr>
+                <w:sz w:val="19"/>
+              </w:rPr>
               <w:t xml:space="preserve">FK: </w:t>
             </w:r>
             <w:r>
@@ -13055,6 +13615,9 @@
               <w:t>user_id</w:t>
             </w:r>
             <w:r>
+              <w:rPr>
+                <w:sz w:val="19"/>
+              </w:rPr>
               <w:t xml:space="preserve"> → </w:t>
             </w:r>
             <w:r>
@@ -13066,6 +13629,9 @@
               <w:t>users(id)</w:t>
             </w:r>
             <w:r>
+              <w:rPr>
+                <w:sz w:val="19"/>
+              </w:rPr>
               <w:t xml:space="preserve">, </w:t>
             </w:r>
             <w:r>
@@ -13077,6 +13643,9 @@
               <w:t>kamar_id</w:t>
             </w:r>
             <w:r>
+              <w:rPr>
+                <w:sz w:val="19"/>
+              </w:rPr>
               <w:t xml:space="preserve"> → </w:t>
             </w:r>
             <w:r>
@@ -13088,6 +13657,9 @@
               <w:t>kamar(id)</w:t>
             </w:r>
             <w:r>
+              <w:rPr>
+                <w:sz w:val="19"/>
+              </w:rPr>
               <w:t>.</w:t>
             </w:r>
           </w:p>
@@ -13113,6 +13685,9 @@
             </w:pPr>
             <w:r/>
             <w:r>
+              <w:rPr>
+                <w:sz w:val="19"/>
+              </w:rPr>
               <w:t>9</w:t>
             </w:r>
           </w:p>
@@ -13158,15 +13733,22 @@
             </w:pPr>
             <w:r/>
             <w:r>
+              <w:rPr>
+                <w:sz w:val="19"/>
+              </w:rPr>
               <w:t xml:space="preserve">Percakapan interaktif antara calon penyewa dan admin saat reservasi berstatus </w:t>
             </w:r>
             <w:r>
               <w:rPr>
                 <w:i/>
+                <w:sz w:val="19"/>
               </w:rPr>
               <w:t>pending</w:t>
             </w:r>
             <w:r>
+              <w:rPr>
+                <w:sz w:val="19"/>
+              </w:rPr>
               <w:t>.</w:t>
             </w:r>
           </w:p>
@@ -13187,6 +13769,9 @@
             </w:pPr>
             <w:r/>
             <w:r>
+              <w:rPr>
+                <w:sz w:val="19"/>
+              </w:rPr>
               <w:t xml:space="preserve">FK: </w:t>
             </w:r>
             <w:r>
@@ -13198,6 +13783,9 @@
               <w:t>reservasi_id</w:t>
             </w:r>
             <w:r>
+              <w:rPr>
+                <w:sz w:val="19"/>
+              </w:rPr>
               <w:t xml:space="preserve"> → </w:t>
             </w:r>
             <w:r>
@@ -13209,6 +13797,9 @@
               <w:t>reservasi(id)</w:t>
             </w:r>
             <w:r>
+              <w:rPr>
+                <w:sz w:val="19"/>
+              </w:rPr>
               <w:t xml:space="preserve">, </w:t>
             </w:r>
             <w:r>
@@ -13220,6 +13811,9 @@
               <w:t>sender_id</w:t>
             </w:r>
             <w:r>
+              <w:rPr>
+                <w:sz w:val="19"/>
+              </w:rPr>
               <w:t xml:space="preserve"> → </w:t>
             </w:r>
             <w:r>
@@ -13231,6 +13825,9 @@
               <w:t>users(id)</w:t>
             </w:r>
             <w:r>
+              <w:rPr>
+                <w:sz w:val="19"/>
+              </w:rPr>
               <w:t>.</w:t>
             </w:r>
           </w:p>
@@ -13256,6 +13853,9 @@
             </w:pPr>
             <w:r/>
             <w:r>
+              <w:rPr>
+                <w:sz w:val="19"/>
+              </w:rPr>
               <w:t>10</w:t>
             </w:r>
           </w:p>
@@ -13301,6 +13901,9 @@
             </w:pPr>
             <w:r/>
             <w:r>
+              <w:rPr>
+                <w:sz w:val="19"/>
+              </w:rPr>
               <w:t>Utas percakapan pengunjung publik tanpa login dengan token sesi terenkripsi SHA-256.</w:t>
             </w:r>
           </w:p>
@@ -13321,6 +13924,9 @@
             </w:pPr>
             <w:r/>
             <w:r>
+              <w:rPr>
+                <w:sz w:val="19"/>
+              </w:rPr>
               <w:t>Tabel master obrolan tamu; persistensi via cookie/localStorage.</w:t>
             </w:r>
           </w:p>
@@ -13346,6 +13952,9 @@
             </w:pPr>
             <w:r/>
             <w:r>
+              <w:rPr>
+                <w:sz w:val="19"/>
+              </w:rPr>
               <w:t>11</w:t>
             </w:r>
           </w:p>
@@ -13391,6 +14000,9 @@
             </w:pPr>
             <w:r/>
             <w:r>
+              <w:rPr>
+                <w:sz w:val="19"/>
+              </w:rPr>
               <w:t xml:space="preserve">Pesan obrolan tamu publik dalam utas </w:t>
             </w:r>
             <w:r>
@@ -13402,6 +14014,9 @@
               <w:t>guest_chat_threads</w:t>
             </w:r>
             <w:r>
+              <w:rPr>
+                <w:sz w:val="19"/>
+              </w:rPr>
               <w:t>.</w:t>
             </w:r>
           </w:p>
@@ -13422,6 +14037,9 @@
             </w:pPr>
             <w:r/>
             <w:r>
+              <w:rPr>
+                <w:sz w:val="19"/>
+              </w:rPr>
               <w:t xml:space="preserve">FK: </w:t>
             </w:r>
             <w:r>
@@ -13433,6 +14051,9 @@
               <w:t>guest_chat_thread_id</w:t>
             </w:r>
             <w:r>
+              <w:rPr>
+                <w:sz w:val="19"/>
+              </w:rPr>
               <w:t xml:space="preserve"> → </w:t>
             </w:r>
             <w:r>
@@ -13444,6 +14065,9 @@
               <w:t>guest_chat_threads(id)</w:t>
             </w:r>
             <w:r>
+              <w:rPr>
+                <w:sz w:val="19"/>
+              </w:rPr>
               <w:t xml:space="preserve"> ON DELETE CASCADE.</w:t>
             </w:r>
           </w:p>
@@ -13469,6 +14093,9 @@
             </w:pPr>
             <w:r/>
             <w:r>
+              <w:rPr>
+                <w:sz w:val="19"/>
+              </w:rPr>
               <w:t>12</w:t>
             </w:r>
           </w:p>
@@ -13514,6 +14141,9 @@
             </w:pPr>
             <w:r/>
             <w:r>
+              <w:rPr>
+                <w:sz w:val="19"/>
+              </w:rPr>
               <w:t>Laporan keluhan fasilitas rusak dari penyewa aktif disertai unggahan foto bukti fisik.</w:t>
             </w:r>
           </w:p>
@@ -13534,6 +14164,9 @@
             </w:pPr>
             <w:r/>
             <w:r>
+              <w:rPr>
+                <w:sz w:val="19"/>
+              </w:rPr>
               <w:t xml:space="preserve">FK: </w:t>
             </w:r>
             <w:r>
@@ -13545,6 +14178,9 @@
               <w:t>penyewa_id</w:t>
             </w:r>
             <w:r>
+              <w:rPr>
+                <w:sz w:val="19"/>
+              </w:rPr>
               <w:t xml:space="preserve"> → </w:t>
             </w:r>
             <w:r>
@@ -13556,6 +14192,9 @@
               <w:t>penyewa(id)</w:t>
             </w:r>
             <w:r>
+              <w:rPr>
+                <w:sz w:val="19"/>
+              </w:rPr>
               <w:t xml:space="preserve"> ON DELETE CASCADE.</w:t>
             </w:r>
           </w:p>
@@ -13581,6 +14220,9 @@
             </w:pPr>
             <w:r/>
             <w:r>
+              <w:rPr>
+                <w:sz w:val="19"/>
+              </w:rPr>
               <w:t>13</w:t>
             </w:r>
           </w:p>
@@ -13626,6 +14268,9 @@
             </w:pPr>
             <w:r/>
             <w:r>
+              <w:rPr>
+                <w:sz w:val="19"/>
+              </w:rPr>
               <w:t>Pencatatan kas keluar operasional kost (token listrik, air, kebersihan, pemeliharaan).</w:t>
             </w:r>
           </w:p>
@@ -13646,6 +14291,9 @@
             </w:pPr>
             <w:r/>
             <w:r>
+              <w:rPr>
+                <w:sz w:val="19"/>
+              </w:rPr>
               <w:t>Tabel master keuangan kas operasional.</w:t>
             </w:r>
           </w:p>
@@ -13671,6 +14319,9 @@
             </w:pPr>
             <w:r/>
             <w:r>
+              <w:rPr>
+                <w:sz w:val="19"/>
+              </w:rPr>
               <w:t>14</w:t>
             </w:r>
           </w:p>
@@ -13716,6 +14367,9 @@
             </w:pPr>
             <w:r/>
             <w:r>
+              <w:rPr>
+                <w:sz w:val="19"/>
+              </w:rPr>
               <w:t>Jejak audit pengiriman notifikasi otomatis WhatsApp (Fonnte) dan surel SMTP.</w:t>
             </w:r>
           </w:p>
@@ -13736,6 +14390,9 @@
             </w:pPr>
             <w:r/>
             <w:r>
+              <w:rPr>
+                <w:sz w:val="19"/>
+              </w:rPr>
               <w:t xml:space="preserve">FK: </w:t>
             </w:r>
             <w:r>
@@ -13747,6 +14404,9 @@
               <w:t>penyewa_id</w:t>
             </w:r>
             <w:r>
+              <w:rPr>
+                <w:sz w:val="19"/>
+              </w:rPr>
               <w:t xml:space="preserve"> → </w:t>
             </w:r>
             <w:r>
@@ -13758,6 +14418,9 @@
               <w:t>penyewa(id)</w:t>
             </w:r>
             <w:r>
+              <w:rPr>
+                <w:sz w:val="19"/>
+              </w:rPr>
               <w:t xml:space="preserve">, </w:t>
             </w:r>
             <w:r>
@@ -13769,6 +14432,9 @@
               <w:t>tagihan_id</w:t>
             </w:r>
             <w:r>
+              <w:rPr>
+                <w:sz w:val="19"/>
+              </w:rPr>
               <w:t xml:space="preserve"> → </w:t>
             </w:r>
             <w:r>
@@ -13780,6 +14446,9 @@
               <w:t>tagihan(id)</w:t>
             </w:r>
             <w:r>
+              <w:rPr>
+                <w:sz w:val="19"/>
+              </w:rPr>
               <w:t>.</w:t>
             </w:r>
           </w:p>
@@ -13805,6 +14474,9 @@
             </w:pPr>
             <w:r/>
             <w:r>
+              <w:rPr>
+                <w:sz w:val="19"/>
+              </w:rPr>
               <w:t>15</w:t>
             </w:r>
           </w:p>
@@ -13850,15 +14522,22 @@
             </w:pPr>
             <w:r/>
             <w:r>
+              <w:rPr>
+                <w:sz w:val="19"/>
+              </w:rPr>
               <w:t>Siaran pesan massal (</w:t>
             </w:r>
             <w:r>
               <w:rPr>
                 <w:i/>
+                <w:sz w:val="19"/>
               </w:rPr>
               <w:t>broadcast</w:t>
             </w:r>
             <w:r>
+              <w:rPr>
+                <w:sz w:val="19"/>
+              </w:rPr>
               <w:t>) pengumuman operasional dari administrator.</w:t>
             </w:r>
           </w:p>
@@ -13879,6 +14558,9 @@
             </w:pPr>
             <w:r/>
             <w:r>
+              <w:rPr>
+                <w:sz w:val="19"/>
+              </w:rPr>
               <w:t>Tabel master komunikasi terpusat.</w:t>
             </w:r>
           </w:p>
@@ -13904,6 +14586,9 @@
             </w:pPr>
             <w:r/>
             <w:r>
+              <w:rPr>
+                <w:sz w:val="19"/>
+              </w:rPr>
               <w:t>16</w:t>
             </w:r>
           </w:p>
@@ -13949,15 +14634,22 @@
             </w:pPr>
             <w:r/>
             <w:r>
+              <w:rPr>
+                <w:sz w:val="19"/>
+              </w:rPr>
               <w:t>Catatan log peristiwa penting sistem (</w:t>
             </w:r>
             <w:r>
               <w:rPr>
                 <w:i/>
+                <w:sz w:val="19"/>
               </w:rPr>
               <w:t>system activity audit logger</w:t>
             </w:r>
             <w:r>
+              <w:rPr>
+                <w:sz w:val="19"/>
+              </w:rPr>
               <w:t>).</w:t>
             </w:r>
           </w:p>
@@ -13978,6 +14670,9 @@
             </w:pPr>
             <w:r/>
             <w:r>
+              <w:rPr>
+                <w:sz w:val="19"/>
+              </w:rPr>
               <w:t xml:space="preserve">FK: </w:t>
             </w:r>
             <w:r>
@@ -13989,6 +14684,9 @@
               <w:t>user_id</w:t>
             </w:r>
             <w:r>
+              <w:rPr>
+                <w:sz w:val="19"/>
+              </w:rPr>
               <w:t xml:space="preserve"> → </w:t>
             </w:r>
             <w:r>
@@ -14000,6 +14698,9 @@
               <w:t>users(id)</w:t>
             </w:r>
             <w:r>
+              <w:rPr>
+                <w:sz w:val="19"/>
+              </w:rPr>
               <w:t xml:space="preserve"> ON DELETE CASCADE.</w:t>
             </w:r>
           </w:p>
@@ -14025,6 +14726,9 @@
             </w:pPr>
             <w:r/>
             <w:r>
+              <w:rPr>
+                <w:sz w:val="19"/>
+              </w:rPr>
               <w:t>17</w:t>
             </w:r>
           </w:p>
@@ -14070,6 +14774,9 @@
             </w:pPr>
             <w:r/>
             <w:r>
+              <w:rPr>
+                <w:sz w:val="19"/>
+              </w:rPr>
               <w:t>Data ulasan dan testimoni pengalaman tinggal penghuni kamar kost.</w:t>
             </w:r>
           </w:p>
@@ -14090,6 +14797,9 @@
             </w:pPr>
             <w:r/>
             <w:r>
+              <w:rPr>
+                <w:sz w:val="19"/>
+              </w:rPr>
               <w:t>Tabel master ulasan publik.</w:t>
             </w:r>
           </w:p>
@@ -14115,6 +14825,9 @@
             </w:pPr>
             <w:r/>
             <w:r>
+              <w:rPr>
+                <w:sz w:val="19"/>
+              </w:rPr>
               <w:t>18</w:t>
             </w:r>
           </w:p>
@@ -14160,6 +14873,9 @@
             </w:pPr>
             <w:r/>
             <w:r>
+              <w:rPr>
+                <w:sz w:val="19"/>
+              </w:rPr>
               <w:t>Pertanyaan dan jawaban yang sering diajukan pada halaman publik.</w:t>
             </w:r>
           </w:p>
@@ -14180,6 +14896,9 @@
             </w:pPr>
             <w:r/>
             <w:r>
+              <w:rPr>
+                <w:sz w:val="19"/>
+              </w:rPr>
               <w:t>Tabel master konten tanya-jawab.</w:t>
             </w:r>
           </w:p>
@@ -14205,6 +14924,9 @@
             </w:pPr>
             <w:r/>
             <w:r>
+              <w:rPr>
+                <w:sz w:val="19"/>
+              </w:rPr>
               <w:t>19</w:t>
             </w:r>
           </w:p>
@@ -14250,6 +14972,9 @@
             </w:pPr>
             <w:r/>
             <w:r>
+              <w:rPr>
+                <w:sz w:val="19"/>
+              </w:rPr>
               <w:t>Tata tertib dan peraturan tata kelola hunian Asri Boarding House.</w:t>
             </w:r>
           </w:p>
@@ -14270,6 +14995,9 @@
             </w:pPr>
             <w:r/>
             <w:r>
+              <w:rPr>
+                <w:sz w:val="19"/>
+              </w:rPr>
               <w:t>Tabel master tata tertib.</w:t>
             </w:r>
           </w:p>
@@ -14295,6 +15023,9 @@
             </w:pPr>
             <w:r/>
             <w:r>
+              <w:rPr>
+                <w:sz w:val="19"/>
+              </w:rPr>
               <w:t>20</w:t>
             </w:r>
           </w:p>
@@ -14340,6 +15071,9 @@
             </w:pPr>
             <w:r/>
             <w:r>
+              <w:rPr>
+                <w:sz w:val="19"/>
+              </w:rPr>
               <w:t>Dokumentasi galeri foto properti gedung dan kamar kost.</w:t>
             </w:r>
           </w:p>
@@ -14360,6 +15094,9 @@
             </w:pPr>
             <w:r/>
             <w:r>
+              <w:rPr>
+                <w:sz w:val="19"/>
+              </w:rPr>
               <w:t>Tabel master multimedia.</w:t>
             </w:r>
           </w:p>
@@ -14385,6 +15122,9 @@
             </w:pPr>
             <w:r/>
             <w:r>
+              <w:rPr>
+                <w:sz w:val="19"/>
+              </w:rPr>
               <w:t>21</w:t>
             </w:r>
           </w:p>
@@ -14430,6 +15170,9 @@
             </w:pPr>
             <w:r/>
             <w:r>
+              <w:rPr>
+                <w:sz w:val="19"/>
+              </w:rPr>
               <w:t>Pengaturan konfigurasi aplikasi dinamis (nama kos, kontak WA, rekening, promo).</w:t>
             </w:r>
           </w:p>
@@ -14450,6 +15193,9 @@
             </w:pPr>
             <w:r/>
             <w:r>
+              <w:rPr>
+                <w:sz w:val="19"/>
+              </w:rPr>
               <w:t>Tabel master konfigurasi sistem.</w:t>
             </w:r>
           </w:p>
@@ -14475,6 +15221,9 @@
             </w:pPr>
             <w:r/>
             <w:r>
+              <w:rPr>
+                <w:sz w:val="19"/>
+              </w:rPr>
               <w:t>22</w:t>
             </w:r>
           </w:p>
@@ -14520,6 +15269,9 @@
             </w:pPr>
             <w:r/>
             <w:r>
+              <w:rPr>
+                <w:sz w:val="19"/>
+              </w:rPr>
               <w:t>Metrik analitik pelacakan jumlah klik pada tombol WhatsApp melayang landing page.</w:t>
             </w:r>
           </w:p>
@@ -14540,6 +15292,9 @@
             </w:pPr>
             <w:r/>
             <w:r>
+              <w:rPr>
+                <w:sz w:val="19"/>
+              </w:rPr>
               <w:t>Tabel pencatatan konversi pemasaran.</w:t>
             </w:r>
           </w:p>
@@ -14627,7 +15382,7 @@
               <w:rPr>
                 <w:rFonts w:ascii="Consolas" w:hAnsi="Consolas"/>
                 <w:color w:val="282828"/>
-                <w:sz w:val="18"/>
+                <w:sz w:val="17"/>
               </w:rPr>
               <w:t>// Cuplikan Migrasi Tabel Users: Penerapan Virtual Generated Columns</w:t>
               <w:br/>
@@ -14676,6 +15431,9 @@
         <w:spacing w:before="200" w:after="80"/>
       </w:pPr>
       <w:r>
+        <w:rPr>
+          <w:sz w:val="22"/>
+        </w:rPr>
         <w:t>4.2.4 Implementasi Autentikasi dan Hak Akses</w:t>
       </w:r>
     </w:p>
@@ -14856,6 +15614,9 @@
         <w:spacing w:before="200" w:after="80"/>
       </w:pPr>
       <w:r>
+        <w:rPr>
+          <w:sz w:val="22"/>
+        </w:rPr>
         <w:t>4.2.5 Implementasi Fitur Calon Penyewa</w:t>
       </w:r>
     </w:p>
@@ -14975,6 +15736,9 @@
         <w:spacing w:before="200" w:after="80"/>
       </w:pPr>
       <w:r>
+        <w:rPr>
+          <w:sz w:val="22"/>
+        </w:rPr>
         <w:t>4.2.6 Implementasi Fitur Penyewa Aktif</w:t>
       </w:r>
     </w:p>
@@ -15095,6 +15859,9 @@
         <w:spacing w:before="200" w:after="80"/>
       </w:pPr>
       <w:r>
+        <w:rPr>
+          <w:sz w:val="22"/>
+        </w:rPr>
         <w:t>4.2.7 Implementasi Fitur Admin</w:t>
       </w:r>
     </w:p>
@@ -15248,6 +16015,9 @@
         <w:spacing w:before="200" w:after="80"/>
       </w:pPr>
       <w:r>
+        <w:rPr>
+          <w:sz w:val="22"/>
+        </w:rPr>
         <w:t>4.2.8 Implementasi Integrasi Payment Gateway</w:t>
       </w:r>
     </w:p>
@@ -15476,6 +16246,9 @@
         <w:spacing w:before="200" w:after="80"/>
       </w:pPr>
       <w:r>
+        <w:rPr>
+          <w:sz w:val="22"/>
+        </w:rPr>
         <w:t>4.2.9 Implementasi Notifikasi Email SMTP</w:t>
       </w:r>
     </w:p>
@@ -15532,6 +16305,9 @@
         <w:spacing w:before="200" w:after="80"/>
       </w:pPr>
       <w:r>
+        <w:rPr>
+          <w:sz w:val="22"/>
+        </w:rPr>
         <w:t>4.2.10 Implementasi Notifikasi WhatsApp FONNTE</w:t>
       </w:r>
     </w:p>
@@ -15665,6 +16441,9 @@
         <w:spacing w:before="240" w:after="120"/>
       </w:pPr>
       <w:r>
+        <w:rPr>
+          <w:sz w:val="24"/>
+        </w:rPr>
         <w:t>4.3 Tampilan Antarmuka Sistem</w:t>
       </w:r>
     </w:p>
@@ -15683,6 +16462,9 @@
         <w:spacing w:before="200" w:after="80"/>
       </w:pPr>
       <w:r>
+        <w:rPr>
+          <w:sz w:val="22"/>
+        </w:rPr>
         <w:t>4.3.1 Antarmuka Calon Penyewa</w:t>
       </w:r>
     </w:p>
@@ -15814,6 +16596,9 @@
         <w:spacing w:before="200" w:after="80"/>
       </w:pPr>
       <w:r>
+        <w:rPr>
+          <w:sz w:val="22"/>
+        </w:rPr>
         <w:t>4.3.2 Antarmuka Penyewa Aktif</w:t>
       </w:r>
     </w:p>
@@ -15873,6 +16658,9 @@
         <w:spacing w:before="200" w:after="80"/>
       </w:pPr>
       <w:r>
+        <w:rPr>
+          <w:sz w:val="22"/>
+        </w:rPr>
         <w:t>4.3.3 Antarmuka Admin</w:t>
       </w:r>
     </w:p>
@@ -15936,11 +16724,11 @@
     </w:p>
     <w:p>
       <w:pPr>
-        <w:spacing w:before="120" w:after="120"/>
-      </w:pPr>
-      <w:r>
-        <w:rPr>
-          <w:color w:val="B4B4B4"/>
+        <w:spacing w:before="80" w:after="80"/>
+      </w:pPr>
+      <w:r>
+        <w:rPr>
+          <w:color w:val="BEBEBE"/>
           <w:sz w:val="16"/>
         </w:rPr>
         <w:t>_______________________________________________________________________________</w:t>
@@ -15953,6 +16741,9 @@
         <w:spacing w:before="240" w:after="120"/>
       </w:pPr>
       <w:r>
+        <w:rPr>
+          <w:sz w:val="24"/>
+        </w:rPr>
         <w:t>4.4 Hasil Deployment</w:t>
       </w:r>
     </w:p>
@@ -15991,6 +16782,9 @@
         <w:spacing w:before="200" w:after="80"/>
       </w:pPr>
       <w:r>
+        <w:rPr>
+          <w:sz w:val="22"/>
+        </w:rPr>
         <w:t>4.4.1 Skrip Kompilasi Bundel Aset Produksi (Vite &amp; Storage Link)</w:t>
       </w:r>
     </w:p>
@@ -16032,7 +16826,7 @@
               <w:rPr>
                 <w:rFonts w:ascii="Consolas" w:hAnsi="Consolas"/>
                 <w:color w:val="282828"/>
-                <w:sz w:val="18"/>
+                <w:sz w:val="17"/>
               </w:rPr>
               <w:t># Menjalankan kompilasi produksi bundel aset Vite</w:t>
               <w:br/>
@@ -16089,17 +16883,23 @@
         <w:spacing w:before="200" w:after="80"/>
       </w:pPr>
       <w:r>
+        <w:rPr>
+          <w:sz w:val="22"/>
+        </w:rPr>
         <w:t>4.4.2 Konfigurasi Peladen Web LiteSpeed/Apache (</w:t>
       </w:r>
       <w:r>
         <w:rPr>
           <w:rFonts w:ascii="Consolas" w:hAnsi="Consolas"/>
           <w:color w:val="A02828"/>
-          <w:sz w:val="19"/>
+          <w:sz w:val="22"/>
         </w:rPr>
         <w:t>.htaccess</w:t>
       </w:r>
       <w:r>
+        <w:rPr>
+          <w:sz w:val="22"/>
+        </w:rPr>
         <w:t xml:space="preserve"> Routing &amp; Security Hardening)</w:t>
       </w:r>
     </w:p>
@@ -16170,7 +16970,7 @@
               <w:rPr>
                 <w:rFonts w:ascii="Consolas" w:hAnsi="Consolas"/>
                 <w:color w:val="282828"/>
-                <w:sz w:val="18"/>
+                <w:sz w:val="17"/>
               </w:rPr>
               <w:t>&lt;IfModule mod_rewrite.c&gt;</w:t>
               <w:br/>
@@ -16223,15 +17023,22 @@
         <w:spacing w:before="200" w:after="80"/>
       </w:pPr>
       <w:r>
+        <w:rPr>
+          <w:sz w:val="22"/>
+        </w:rPr>
         <w:t>4.4.3 Konfigurasi Penjadwal Tugas Peladen (</w:t>
       </w:r>
       <w:r>
         <w:rPr>
           <w:i/>
+          <w:sz w:val="22"/>
         </w:rPr>
         <w:t>Cron Job Scheduler</w:t>
       </w:r>
       <w:r>
+        <w:rPr>
+          <w:sz w:val="22"/>
+        </w:rPr>
         <w:t>)</w:t>
       </w:r>
     </w:p>
@@ -16282,7 +17089,7 @@
               <w:rPr>
                 <w:rFonts w:ascii="Consolas" w:hAnsi="Consolas"/>
                 <w:color w:val="282828"/>
-                <w:sz w:val="18"/>
+                <w:sz w:val="17"/>
               </w:rPr>
               <w:t># Menjalankan Laravel Task Scheduler setiap menit tanpa jeda</w:t>
               <w:br/>
@@ -16304,6 +17111,9 @@
         <w:spacing w:before="200" w:after="80"/>
       </w:pPr>
       <w:r>
+        <w:rPr>
+          <w:sz w:val="22"/>
+        </w:rPr>
         <w:t>4.4.4 Perintah Optimasi Kinerja Produksi Laravel</w:t>
       </w:r>
     </w:p>
@@ -16345,7 +17155,7 @@
               <w:rPr>
                 <w:rFonts w:ascii="Consolas" w:hAnsi="Consolas"/>
                 <w:color w:val="282828"/>
-                <w:sz w:val="18"/>
+                <w:sz w:val="17"/>
               </w:rPr>
               <w:t># Mempersiapkan cache konfigurasi, rute, templat, dan peristiwa</w:t>
               <w:br/>
@@ -16373,17 +17183,23 @@
         <w:spacing w:before="200" w:after="80"/>
       </w:pPr>
       <w:r>
+        <w:rPr>
+          <w:sz w:val="22"/>
+        </w:rPr>
         <w:t>4.4.5 Konfigurasi Variabel Lingkungan Produksi (</w:t>
       </w:r>
       <w:r>
         <w:rPr>
           <w:rFonts w:ascii="Consolas" w:hAnsi="Consolas"/>
           <w:color w:val="A02828"/>
-          <w:sz w:val="19"/>
+          <w:sz w:val="22"/>
         </w:rPr>
         <w:t>.env.production</w:t>
       </w:r>
       <w:r>
+        <w:rPr>
+          <w:sz w:val="22"/>
+        </w:rPr>
         <w:t>)</w:t>
       </w:r>
     </w:p>
@@ -16425,7 +17241,7 @@
               <w:rPr>
                 <w:rFonts w:ascii="Consolas" w:hAnsi="Consolas"/>
                 <w:color w:val="282828"/>
-                <w:sz w:val="18"/>
+                <w:sz w:val="17"/>
               </w:rPr>
               <w:t>APP_NAME="Asri Boarding House"</w:t>
               <w:br/>
@@ -16488,11 +17304,11 @@
     </w:p>
     <w:p>
       <w:pPr>
-        <w:spacing w:before="120" w:after="120"/>
-      </w:pPr>
-      <w:r>
-        <w:rPr>
-          <w:color w:val="B4B4B4"/>
+        <w:spacing w:before="80" w:after="80"/>
+      </w:pPr>
+      <w:r>
+        <w:rPr>
+          <w:color w:val="BEBEBE"/>
           <w:sz w:val="16"/>
         </w:rPr>
         <w:t>_______________________________________________________________________________</w:t>
@@ -16505,6 +17321,9 @@
         <w:spacing w:before="240" w:after="120"/>
       </w:pPr>
       <w:r>
+        <w:rPr>
+          <w:sz w:val="24"/>
+        </w:rPr>
         <w:t>4.5 Hasil Pengujian Sistem</w:t>
       </w:r>
     </w:p>
@@ -16523,6 +17342,9 @@
         <w:spacing w:before="200" w:after="80"/>
       </w:pPr>
       <w:r>
+        <w:rPr>
+          <w:sz w:val="22"/>
+        </w:rPr>
         <w:t>4.5.1 Hasil Black Box Testing</w:t>
       </w:r>
     </w:p>
@@ -16597,6 +17419,7 @@
             <w:r>
               <w:rPr>
                 <w:b/>
+                <w:sz w:val="20"/>
               </w:rPr>
               <w:t>No</w:t>
             </w:r>
@@ -16622,6 +17445,7 @@
             <w:r>
               <w:rPr>
                 <w:b/>
+                <w:sz w:val="20"/>
               </w:rPr>
               <w:t>Modul / Skenario Uji</w:t>
             </w:r>
@@ -16647,6 +17471,7 @@
             <w:r>
               <w:rPr>
                 <w:b/>
+                <w:sz w:val="20"/>
               </w:rPr>
               <w:t>Prosedur Pengujian / Masukan Data</w:t>
             </w:r>
@@ -16672,6 +17497,7 @@
             <w:r>
               <w:rPr>
                 <w:b/>
+                <w:sz w:val="20"/>
               </w:rPr>
               <w:t>Hasil yang Diharapkan</w:t>
             </w:r>
@@ -16697,6 +17523,7 @@
             <w:r>
               <w:rPr>
                 <w:b/>
+                <w:sz w:val="20"/>
               </w:rPr>
               <w:t>Hasil Pengujian</w:t>
             </w:r>
@@ -16722,6 +17549,7 @@
             <w:r>
               <w:rPr>
                 <w:b/>
+                <w:sz w:val="20"/>
               </w:rPr>
               <w:t>Status</w:t>
             </w:r>
@@ -16750,6 +17578,7 @@
             <w:r>
               <w:rPr>
                 <w:b/>
+                <w:sz w:val="19"/>
               </w:rPr>
               <w:t>Domain I: Autentikasi, Hak Akses &amp; Profil Pengguna</w:t>
             </w:r>
@@ -16861,6 +17690,9 @@
             </w:pPr>
             <w:r/>
             <w:r>
+              <w:rPr>
+                <w:sz w:val="19"/>
+              </w:rPr>
               <w:t>1</w:t>
             </w:r>
           </w:p>
@@ -16881,6 +17713,9 @@
             </w:pPr>
             <w:r/>
             <w:r>
+              <w:rPr>
+                <w:sz w:val="19"/>
+              </w:rPr>
               <w:t>Login Administrator kredensial valid</w:t>
             </w:r>
           </w:p>
@@ -16901,6 +17736,9 @@
             </w:pPr>
             <w:r/>
             <w:r>
+              <w:rPr>
+                <w:sz w:val="19"/>
+              </w:rPr>
               <w:t xml:space="preserve">Masukkan email dan password admin yang benar pada portal </w:t>
             </w:r>
             <w:r>
@@ -16929,6 +17767,9 @@
             </w:pPr>
             <w:r/>
             <w:r>
+              <w:rPr>
+                <w:sz w:val="19"/>
+              </w:rPr>
               <w:t xml:space="preserve">Akses diterima, pengguna diarahkan ke </w:t>
             </w:r>
             <w:r>
@@ -16957,6 +17798,9 @@
             </w:pPr>
             <w:r/>
             <w:r>
+              <w:rPr>
+                <w:sz w:val="19"/>
+              </w:rPr>
               <w:t>Sesuai ekspektasi</w:t>
             </w:r>
           </w:p>
@@ -16977,6 +17821,9 @@
             </w:pPr>
             <w:r/>
             <w:r>
+              <w:rPr>
+                <w:sz w:val="19"/>
+              </w:rPr>
               <w:t>Berhasil</w:t>
             </w:r>
           </w:p>
@@ -17002,6 +17849,9 @@
             </w:pPr>
             <w:r/>
             <w:r>
+              <w:rPr>
+                <w:sz w:val="19"/>
+              </w:rPr>
               <w:t>2</w:t>
             </w:r>
           </w:p>
@@ -17022,6 +17872,9 @@
             </w:pPr>
             <w:r/>
             <w:r>
+              <w:rPr>
+                <w:sz w:val="19"/>
+              </w:rPr>
               <w:t>Login Administrator password salah</w:t>
             </w:r>
           </w:p>
@@ -17042,6 +17895,9 @@
             </w:pPr>
             <w:r/>
             <w:r>
+              <w:rPr>
+                <w:sz w:val="19"/>
+              </w:rPr>
               <w:t>Masukkan email admin valid dengan password yang salah</w:t>
             </w:r>
           </w:p>
@@ -17062,6 +17918,9 @@
             </w:pPr>
             <w:r/>
             <w:r>
+              <w:rPr>
+                <w:sz w:val="19"/>
+              </w:rPr>
               <w:t>Akses ditolak, muncul pesan kesalahan "Kredensial tidak cocok"</w:t>
             </w:r>
           </w:p>
@@ -17082,6 +17941,9 @@
             </w:pPr>
             <w:r/>
             <w:r>
+              <w:rPr>
+                <w:sz w:val="19"/>
+              </w:rPr>
               <w:t>Sesuai ekspektasi</w:t>
             </w:r>
           </w:p>
@@ -17102,6 +17964,9 @@
             </w:pPr>
             <w:r/>
             <w:r>
+              <w:rPr>
+                <w:sz w:val="19"/>
+              </w:rPr>
               <w:t>Berhasil</w:t>
             </w:r>
           </w:p>
@@ -17127,6 +17992,9 @@
             </w:pPr>
             <w:r/>
             <w:r>
+              <w:rPr>
+                <w:sz w:val="19"/>
+              </w:rPr>
               <w:t>3</w:t>
             </w:r>
           </w:p>
@@ -17147,6 +18015,9 @@
             </w:pPr>
             <w:r/>
             <w:r>
+              <w:rPr>
+                <w:sz w:val="19"/>
+              </w:rPr>
               <w:t>Login Administrator email tidak terdaftar</w:t>
             </w:r>
           </w:p>
@@ -17167,6 +18038,9 @@
             </w:pPr>
             <w:r/>
             <w:r>
+              <w:rPr>
+                <w:sz w:val="19"/>
+              </w:rPr>
               <w:t>Masukkan email acak yang tidak terdaftar di sistem</w:t>
             </w:r>
           </w:p>
@@ -17187,6 +18061,9 @@
             </w:pPr>
             <w:r/>
             <w:r>
+              <w:rPr>
+                <w:sz w:val="19"/>
+              </w:rPr>
               <w:t>Akses ditolak, muncul peringatan akun tidak ditemukan</w:t>
             </w:r>
           </w:p>
@@ -17207,6 +18084,9 @@
             </w:pPr>
             <w:r/>
             <w:r>
+              <w:rPr>
+                <w:sz w:val="19"/>
+              </w:rPr>
               <w:t>Sesuai ekspektasi</w:t>
             </w:r>
           </w:p>
@@ -17227,6 +18107,9 @@
             </w:pPr>
             <w:r/>
             <w:r>
+              <w:rPr>
+                <w:sz w:val="19"/>
+              </w:rPr>
               <w:t>Berhasil</w:t>
             </w:r>
           </w:p>
@@ -17252,6 +18135,9 @@
             </w:pPr>
             <w:r/>
             <w:r>
+              <w:rPr>
+                <w:sz w:val="19"/>
+              </w:rPr>
               <w:t>4</w:t>
             </w:r>
           </w:p>
@@ -17272,6 +18158,9 @@
             </w:pPr>
             <w:r/>
             <w:r>
+              <w:rPr>
+                <w:sz w:val="19"/>
+              </w:rPr>
               <w:t>Kewajiban ganti password login pertama</w:t>
             </w:r>
           </w:p>
@@ -17292,6 +18181,9 @@
             </w:pPr>
             <w:r/>
             <w:r>
+              <w:rPr>
+                <w:sz w:val="19"/>
+              </w:rPr>
               <w:t xml:space="preserve">Login menggunakan akun admin baru dengan status </w:t>
             </w:r>
             <w:r>
@@ -17320,6 +18212,9 @@
             </w:pPr>
             <w:r/>
             <w:r>
+              <w:rPr>
+                <w:sz w:val="19"/>
+              </w:rPr>
               <w:t xml:space="preserve">Sistem memaksa navigasi dialihkan ke form </w:t>
             </w:r>
             <w:r>
@@ -17348,6 +18243,9 @@
             </w:pPr>
             <w:r/>
             <w:r>
+              <w:rPr>
+                <w:sz w:val="19"/>
+              </w:rPr>
               <w:t>Sesuai ekspektasi</w:t>
             </w:r>
           </w:p>
@@ -17368,6 +18266,9 @@
             </w:pPr>
             <w:r/>
             <w:r>
+              <w:rPr>
+                <w:sz w:val="19"/>
+              </w:rPr>
               <w:t>Berhasil</w:t>
             </w:r>
           </w:p>
@@ -17393,6 +18294,9 @@
             </w:pPr>
             <w:r/>
             <w:r>
+              <w:rPr>
+                <w:sz w:val="19"/>
+              </w:rPr>
               <w:t>5</w:t>
             </w:r>
           </w:p>
@@ -17413,6 +18317,9 @@
             </w:pPr>
             <w:r/>
             <w:r>
+              <w:rPr>
+                <w:sz w:val="19"/>
+              </w:rPr>
               <w:t>Login Penyewa Aktif kredensial valid</w:t>
             </w:r>
           </w:p>
@@ -17433,6 +18340,9 @@
             </w:pPr>
             <w:r/>
             <w:r>
+              <w:rPr>
+                <w:sz w:val="19"/>
+              </w:rPr>
               <w:t xml:space="preserve">Masukkan email/no HP dan kata sandi valid pada </w:t>
             </w:r>
             <w:r>
@@ -17461,6 +18371,9 @@
             </w:pPr>
             <w:r/>
             <w:r>
+              <w:rPr>
+                <w:sz w:val="19"/>
+              </w:rPr>
               <w:t xml:space="preserve">Akses diterima, pengguna diarahkan ke </w:t>
             </w:r>
             <w:r>
@@ -17489,6 +18402,9 @@
             </w:pPr>
             <w:r/>
             <w:r>
+              <w:rPr>
+                <w:sz w:val="19"/>
+              </w:rPr>
               <w:t>Sesuai ekspektasi</w:t>
             </w:r>
           </w:p>
@@ -17509,6 +18425,9 @@
             </w:pPr>
             <w:r/>
             <w:r>
+              <w:rPr>
+                <w:sz w:val="19"/>
+              </w:rPr>
               <w:t>Berhasil</w:t>
             </w:r>
           </w:p>
@@ -17534,6 +18453,9 @@
             </w:pPr>
             <w:r/>
             <w:r>
+              <w:rPr>
+                <w:sz w:val="19"/>
+              </w:rPr>
               <w:t>6</w:t>
             </w:r>
           </w:p>
@@ -17554,6 +18476,9 @@
             </w:pPr>
             <w:r/>
             <w:r>
+              <w:rPr>
+                <w:sz w:val="19"/>
+              </w:rPr>
               <w:t>Login Penyewa kata sandi salah</w:t>
             </w:r>
           </w:p>
@@ -17574,6 +18499,9 @@
             </w:pPr>
             <w:r/>
             <w:r>
+              <w:rPr>
+                <w:sz w:val="19"/>
+              </w:rPr>
               <w:t>Masukkan email valid dengan kata sandi keliru pada portal penyewa</w:t>
             </w:r>
           </w:p>
@@ -17594,6 +18522,9 @@
             </w:pPr>
             <w:r/>
             <w:r>
+              <w:rPr>
+                <w:sz w:val="19"/>
+              </w:rPr>
               <w:t>Akses ditolak, muncul dialog modal peringatan kata sandi salah</w:t>
             </w:r>
           </w:p>
@@ -17614,6 +18545,9 @@
             </w:pPr>
             <w:r/>
             <w:r>
+              <w:rPr>
+                <w:sz w:val="19"/>
+              </w:rPr>
               <w:t>Sesuai ekspektasi</w:t>
             </w:r>
           </w:p>
@@ -17634,6 +18568,9 @@
             </w:pPr>
             <w:r/>
             <w:r>
+              <w:rPr>
+                <w:sz w:val="19"/>
+              </w:rPr>
               <w:t>Berhasil</w:t>
             </w:r>
           </w:p>
@@ -17659,6 +18596,9 @@
             </w:pPr>
             <w:r/>
             <w:r>
+              <w:rPr>
+                <w:sz w:val="19"/>
+              </w:rPr>
               <w:t>7</w:t>
             </w:r>
           </w:p>
@@ -17679,6 +18619,9 @@
             </w:pPr>
             <w:r/>
             <w:r>
+              <w:rPr>
+                <w:sz w:val="19"/>
+              </w:rPr>
               <w:t>Permintaan Lupa Kata Sandi email terdaftar</w:t>
             </w:r>
           </w:p>
@@ -17699,6 +18642,9 @@
             </w:pPr>
             <w:r/>
             <w:r>
+              <w:rPr>
+                <w:sz w:val="19"/>
+              </w:rPr>
               <w:t xml:space="preserve">Masukkan email terdaftar pada form </w:t>
             </w:r>
             <w:r>
@@ -17727,6 +18673,9 @@
             </w:pPr>
             <w:r/>
             <w:r>
+              <w:rPr>
+                <w:sz w:val="19"/>
+              </w:rPr>
               <w:t>Tautan reset password berhasil terkirim ke alamat surel penyewa</w:t>
             </w:r>
           </w:p>
@@ -17747,6 +18696,9 @@
             </w:pPr>
             <w:r/>
             <w:r>
+              <w:rPr>
+                <w:sz w:val="19"/>
+              </w:rPr>
               <w:t>Sesuai ekspektasi</w:t>
             </w:r>
           </w:p>
@@ -17767,6 +18719,9 @@
             </w:pPr>
             <w:r/>
             <w:r>
+              <w:rPr>
+                <w:sz w:val="19"/>
+              </w:rPr>
               <w:t>Berhasil</w:t>
             </w:r>
           </w:p>
@@ -17792,6 +18747,9 @@
             </w:pPr>
             <w:r/>
             <w:r>
+              <w:rPr>
+                <w:sz w:val="19"/>
+              </w:rPr>
               <w:t>8</w:t>
             </w:r>
           </w:p>
@@ -17812,6 +18770,9 @@
             </w:pPr>
             <w:r/>
             <w:r>
+              <w:rPr>
+                <w:sz w:val="19"/>
+              </w:rPr>
               <w:t>Permintaan Lupa Kata Sandi email tidak ada</w:t>
             </w:r>
           </w:p>
@@ -17832,6 +18793,9 @@
             </w:pPr>
             <w:r/>
             <w:r>
+              <w:rPr>
+                <w:sz w:val="19"/>
+              </w:rPr>
               <w:t>Masukkan alamat surel yang tidak terdata di sistem</w:t>
             </w:r>
           </w:p>
@@ -17852,6 +18816,9 @@
             </w:pPr>
             <w:r/>
             <w:r>
+              <w:rPr>
+                <w:sz w:val="19"/>
+              </w:rPr>
               <w:t>Sistem menampilkan pesan error bahwa alamat surel tidak ditemukan</w:t>
             </w:r>
           </w:p>
@@ -17872,6 +18839,9 @@
             </w:pPr>
             <w:r/>
             <w:r>
+              <w:rPr>
+                <w:sz w:val="19"/>
+              </w:rPr>
               <w:t>Sesuai ekspektasi</w:t>
             </w:r>
           </w:p>
@@ -17892,6 +18862,9 @@
             </w:pPr>
             <w:r/>
             <w:r>
+              <w:rPr>
+                <w:sz w:val="19"/>
+              </w:rPr>
               <w:t>Berhasil</w:t>
             </w:r>
           </w:p>
@@ -17917,6 +18890,9 @@
             </w:pPr>
             <w:r/>
             <w:r>
+              <w:rPr>
+                <w:sz w:val="19"/>
+              </w:rPr>
               <w:t>9</w:t>
             </w:r>
           </w:p>
@@ -17937,6 +18913,9 @@
             </w:pPr>
             <w:r/>
             <w:r>
+              <w:rPr>
+                <w:sz w:val="19"/>
+              </w:rPr>
               <w:t>Eksekusi reset kata sandi token valid</w:t>
             </w:r>
           </w:p>
@@ -17957,6 +18936,9 @@
             </w:pPr>
             <w:r/>
             <w:r>
+              <w:rPr>
+                <w:sz w:val="19"/>
+              </w:rPr>
               <w:t>Klik tautan token pada surel, masukkan kata sandi baru 8 karakter</w:t>
             </w:r>
           </w:p>
@@ -17977,6 +18959,9 @@
             </w:pPr>
             <w:r/>
             <w:r>
+              <w:rPr>
+                <w:sz w:val="19"/>
+              </w:rPr>
               <w:t>Kata sandi berhasil diperbarui, pengguna dapat login dengan password baru</w:t>
             </w:r>
           </w:p>
@@ -17997,6 +18982,9 @@
             </w:pPr>
             <w:r/>
             <w:r>
+              <w:rPr>
+                <w:sz w:val="19"/>
+              </w:rPr>
               <w:t>Sesuai ekspektasi</w:t>
             </w:r>
           </w:p>
@@ -18017,6 +19005,9 @@
             </w:pPr>
             <w:r/>
             <w:r>
+              <w:rPr>
+                <w:sz w:val="19"/>
+              </w:rPr>
               <w:t>Berhasil</w:t>
             </w:r>
           </w:p>
@@ -18042,6 +19033,9 @@
             </w:pPr>
             <w:r/>
             <w:r>
+              <w:rPr>
+                <w:sz w:val="19"/>
+              </w:rPr>
               <w:t>10</w:t>
             </w:r>
           </w:p>
@@ -18062,6 +19056,9 @@
             </w:pPr>
             <w:r/>
             <w:r>
+              <w:rPr>
+                <w:sz w:val="19"/>
+              </w:rPr>
               <w:t>Login Calon Penyewa via Google OAuth</w:t>
             </w:r>
           </w:p>
@@ -18082,6 +19079,9 @@
             </w:pPr>
             <w:r/>
             <w:r>
+              <w:rPr>
+                <w:sz w:val="19"/>
+              </w:rPr>
               <w:t xml:space="preserve">Klik tombol "Masuk dengan Google" pada portal </w:t>
             </w:r>
             <w:r>
@@ -18110,6 +19110,9 @@
             </w:pPr>
             <w:r/>
             <w:r>
+              <w:rPr>
+                <w:sz w:val="19"/>
+              </w:rPr>
               <w:t xml:space="preserve">Akun baru terotentikasi, dialihkan ke </w:t>
             </w:r>
             <w:r>
@@ -18138,6 +19141,9 @@
             </w:pPr>
             <w:r/>
             <w:r>
+              <w:rPr>
+                <w:sz w:val="19"/>
+              </w:rPr>
               <w:t>Sesuai ekspektasi</w:t>
             </w:r>
           </w:p>
@@ -18158,6 +19164,9 @@
             </w:pPr>
             <w:r/>
             <w:r>
+              <w:rPr>
+                <w:sz w:val="19"/>
+              </w:rPr>
               <w:t>Berhasil</w:t>
             </w:r>
           </w:p>
@@ -18183,6 +19192,9 @@
             </w:pPr>
             <w:r/>
             <w:r>
+              <w:rPr>
+                <w:sz w:val="19"/>
+              </w:rPr>
               <w:t>11</w:t>
             </w:r>
           </w:p>
@@ -18203,6 +19215,9 @@
             </w:pPr>
             <w:r/>
             <w:r>
+              <w:rPr>
+                <w:sz w:val="19"/>
+              </w:rPr>
               <w:t>Lengkapi profil WhatsApp valid</w:t>
             </w:r>
           </w:p>
@@ -18223,6 +19238,9 @@
             </w:pPr>
             <w:r/>
             <w:r>
+              <w:rPr>
+                <w:sz w:val="19"/>
+              </w:rPr>
               <w:t>Masukkan nomor WhatsApp format Indonesia (</w:t>
             </w:r>
             <w:r>
@@ -18234,6 +19252,9 @@
               <w:t>089524569335</w:t>
             </w:r>
             <w:r>
+              <w:rPr>
+                <w:sz w:val="19"/>
+              </w:rPr>
               <w:t>) pada form profil</w:t>
             </w:r>
           </w:p>
@@ -18254,6 +19275,9 @@
             </w:pPr>
             <w:r/>
             <w:r>
+              <w:rPr>
+                <w:sz w:val="19"/>
+              </w:rPr>
               <w:t>Data tersimpan, pengguna diarahkan kembali ke alur pemesanan</w:t>
             </w:r>
           </w:p>
@@ -18274,6 +19298,9 @@
             </w:pPr>
             <w:r/>
             <w:r>
+              <w:rPr>
+                <w:sz w:val="19"/>
+              </w:rPr>
               <w:t>Sesuai ekspektasi</w:t>
             </w:r>
           </w:p>
@@ -18294,6 +19321,9 @@
             </w:pPr>
             <w:r/>
             <w:r>
+              <w:rPr>
+                <w:sz w:val="19"/>
+              </w:rPr>
               <w:t>Berhasil</w:t>
             </w:r>
           </w:p>
@@ -18319,6 +19349,9 @@
             </w:pPr>
             <w:r/>
             <w:r>
+              <w:rPr>
+                <w:sz w:val="19"/>
+              </w:rPr>
               <w:t>12</w:t>
             </w:r>
           </w:p>
@@ -18339,6 +19372,9 @@
             </w:pPr>
             <w:r/>
             <w:r>
+              <w:rPr>
+                <w:sz w:val="19"/>
+              </w:rPr>
               <w:t>Lengkapi profil WhatsApp non-numerik</w:t>
             </w:r>
           </w:p>
@@ -18359,6 +19395,9 @@
             </w:pPr>
             <w:r/>
             <w:r>
+              <w:rPr>
+                <w:sz w:val="19"/>
+              </w:rPr>
               <w:t>Masukkan karakter alfabet/simbol pada kolom nomor telepon</w:t>
             </w:r>
           </w:p>
@@ -18379,6 +19418,9 @@
             </w:pPr>
             <w:r/>
             <w:r>
+              <w:rPr>
+                <w:sz w:val="19"/>
+              </w:rPr>
               <w:t>Validasi form gagal, muncul pesan error format nomor tidak valid</w:t>
             </w:r>
           </w:p>
@@ -18399,6 +19441,9 @@
             </w:pPr>
             <w:r/>
             <w:r>
+              <w:rPr>
+                <w:sz w:val="19"/>
+              </w:rPr>
               <w:t>Sesuai ekspektasi</w:t>
             </w:r>
           </w:p>
@@ -18419,6 +19464,9 @@
             </w:pPr>
             <w:r/>
             <w:r>
+              <w:rPr>
+                <w:sz w:val="19"/>
+              </w:rPr>
               <w:t>Berhasil</w:t>
             </w:r>
           </w:p>
@@ -18446,6 +19494,7 @@
             <w:r>
               <w:rPr>
                 <w:b/>
+                <w:sz w:val="19"/>
               </w:rPr>
               <w:t>Domain II: Portal Publik, Tamu &amp; Guest Chat</w:t>
             </w:r>
@@ -18557,6 +19606,9 @@
             </w:pPr>
             <w:r/>
             <w:r>
+              <w:rPr>
+                <w:sz w:val="19"/>
+              </w:rPr>
               <w:t>13</w:t>
             </w:r>
           </w:p>
@@ -18577,6 +19629,9 @@
             </w:pPr>
             <w:r/>
             <w:r>
+              <w:rPr>
+                <w:sz w:val="19"/>
+              </w:rPr>
               <w:t>Akses beranda landing page publik</w:t>
             </w:r>
           </w:p>
@@ -18597,6 +19652,9 @@
             </w:pPr>
             <w:r/>
             <w:r>
+              <w:rPr>
+                <w:sz w:val="19"/>
+              </w:rPr>
               <w:t xml:space="preserve">Buka URL utama </w:t>
             </w:r>
             <w:r>
@@ -18625,6 +19683,9 @@
             </w:pPr>
             <w:r/>
             <w:r>
+              <w:rPr>
+                <w:sz w:val="19"/>
+              </w:rPr>
               <w:t>Seluruh 32 unit kamar, fasilitas, dan peraturan kos ter-render rapi</w:t>
             </w:r>
           </w:p>
@@ -18645,6 +19706,9 @@
             </w:pPr>
             <w:r/>
             <w:r>
+              <w:rPr>
+                <w:sz w:val="19"/>
+              </w:rPr>
               <w:t>Sesuai ekspektasi</w:t>
             </w:r>
           </w:p>
@@ -18665,6 +19729,9 @@
             </w:pPr>
             <w:r/>
             <w:r>
+              <w:rPr>
+                <w:sz w:val="19"/>
+              </w:rPr>
               <w:t>Berhasil</w:t>
             </w:r>
           </w:p>
@@ -18690,6 +19757,9 @@
             </w:pPr>
             <w:r/>
             <w:r>
+              <w:rPr>
+                <w:sz w:val="19"/>
+              </w:rPr>
               <w:t>14</w:t>
             </w:r>
           </w:p>
@@ -18710,6 +19780,9 @@
             </w:pPr>
             <w:r/>
             <w:r>
+              <w:rPr>
+                <w:sz w:val="19"/>
+              </w:rPr>
               <w:t>Penyaringan kamar berdasarkan lantai</w:t>
             </w:r>
           </w:p>
@@ -18730,6 +19803,9 @@
             </w:pPr>
             <w:r/>
             <w:r>
+              <w:rPr>
+                <w:sz w:val="19"/>
+              </w:rPr>
               <w:t>Klik tombol filter "Lantai 1" pada grid katalog kamar</w:t>
             </w:r>
           </w:p>
@@ -18750,6 +19826,9 @@
             </w:pPr>
             <w:r/>
             <w:r>
+              <w:rPr>
+                <w:sz w:val="19"/>
+              </w:rPr>
               <w:t>Grid hanya menampilkan unit kamar yang berada di lantai 1</w:t>
             </w:r>
           </w:p>
@@ -18770,6 +19849,9 @@
             </w:pPr>
             <w:r/>
             <w:r>
+              <w:rPr>
+                <w:sz w:val="19"/>
+              </w:rPr>
               <w:t>Sesuai ekspektasi</w:t>
             </w:r>
           </w:p>
@@ -18790,6 +19872,9 @@
             </w:pPr>
             <w:r/>
             <w:r>
+              <w:rPr>
+                <w:sz w:val="19"/>
+              </w:rPr>
               <w:t>Berhasil</w:t>
             </w:r>
           </w:p>
@@ -18815,6 +19900,9 @@
             </w:pPr>
             <w:r/>
             <w:r>
+              <w:rPr>
+                <w:sz w:val="19"/>
+              </w:rPr>
               <w:t>15</w:t>
             </w:r>
           </w:p>
@@ -18835,6 +19923,9 @@
             </w:pPr>
             <w:r/>
             <w:r>
+              <w:rPr>
+                <w:sz w:val="19"/>
+              </w:rPr>
               <w:t>Penyaringan kamar berdasarkan tipe</w:t>
             </w:r>
           </w:p>
@@ -18855,6 +19946,9 @@
             </w:pPr>
             <w:r/>
             <w:r>
+              <w:rPr>
+                <w:sz w:val="19"/>
+              </w:rPr>
               <w:t>Klik tombol filter tipe kamar "VIP"</w:t>
             </w:r>
           </w:p>
@@ -18875,6 +19969,9 @@
             </w:pPr>
             <w:r/>
             <w:r>
+              <w:rPr>
+                <w:sz w:val="19"/>
+              </w:rPr>
               <w:t>Grid hanya menampilkan unit kamar tipe VIP (tarif Rp1.400.000)</w:t>
             </w:r>
           </w:p>
@@ -18895,6 +19992,9 @@
             </w:pPr>
             <w:r/>
             <w:r>
+              <w:rPr>
+                <w:sz w:val="19"/>
+              </w:rPr>
               <w:t>Sesuai ekspektasi</w:t>
             </w:r>
           </w:p>
@@ -18915,6 +20015,9 @@
             </w:pPr>
             <w:r/>
             <w:r>
+              <w:rPr>
+                <w:sz w:val="19"/>
+              </w:rPr>
               <w:t>Berhasil</w:t>
             </w:r>
           </w:p>
@@ -18940,6 +20043,9 @@
             </w:pPr>
             <w:r/>
             <w:r>
+              <w:rPr>
+                <w:sz w:val="19"/>
+              </w:rPr>
               <w:t>16</w:t>
             </w:r>
           </w:p>
@@ -18960,6 +20066,9 @@
             </w:pPr>
             <w:r/>
             <w:r>
+              <w:rPr>
+                <w:sz w:val="19"/>
+              </w:rPr>
               <w:t>Akses rute detail kamar berstatus kosong</w:t>
             </w:r>
           </w:p>
@@ -18980,6 +20089,9 @@
             </w:pPr>
             <w:r/>
             <w:r>
+              <w:rPr>
+                <w:sz w:val="19"/>
+              </w:rPr>
               <w:t>Klik unit kamar berstatus "Tersedia" (misal Kamar 101)</w:t>
             </w:r>
           </w:p>
@@ -19000,6 +20112,9 @@
             </w:pPr>
             <w:r/>
             <w:r>
+              <w:rPr>
+                <w:sz w:val="19"/>
+              </w:rPr>
               <w:t>Halaman detail terbuka, badge hijau aktif, tombol "Pesan Unit" muncul</w:t>
             </w:r>
           </w:p>
@@ -19020,6 +20135,9 @@
             </w:pPr>
             <w:r/>
             <w:r>
+              <w:rPr>
+                <w:sz w:val="19"/>
+              </w:rPr>
               <w:t>Sesuai ekspektasi</w:t>
             </w:r>
           </w:p>
@@ -19040,6 +20158,9 @@
             </w:pPr>
             <w:r/>
             <w:r>
+              <w:rPr>
+                <w:sz w:val="19"/>
+              </w:rPr>
               <w:t>Berhasil</w:t>
             </w:r>
           </w:p>
@@ -19065,6 +20186,9 @@
             </w:pPr>
             <w:r/>
             <w:r>
+              <w:rPr>
+                <w:sz w:val="19"/>
+              </w:rPr>
               <w:t>17</w:t>
             </w:r>
           </w:p>
@@ -19085,6 +20209,9 @@
             </w:pPr>
             <w:r/>
             <w:r>
+              <w:rPr>
+                <w:sz w:val="19"/>
+              </w:rPr>
               <w:t>Akses rute detail kamar berstatus terisi</w:t>
             </w:r>
           </w:p>
@@ -19105,6 +20232,9 @@
             </w:pPr>
             <w:r/>
             <w:r>
+              <w:rPr>
+                <w:sz w:val="19"/>
+              </w:rPr>
               <w:t>Klik unit kamar berstatus "Terisi"</w:t>
             </w:r>
           </w:p>
@@ -19125,6 +20255,9 @@
             </w:pPr>
             <w:r/>
             <w:r>
+              <w:rPr>
+                <w:sz w:val="19"/>
+              </w:rPr>
               <w:t>Formulir pemesanan disembunyikan, tombol "Tanya WA" tampil</w:t>
             </w:r>
           </w:p>
@@ -19145,6 +20278,9 @@
             </w:pPr>
             <w:r/>
             <w:r>
+              <w:rPr>
+                <w:sz w:val="19"/>
+              </w:rPr>
               <w:t>Sesuai ekspektasi</w:t>
             </w:r>
           </w:p>
@@ -19165,6 +20301,9 @@
             </w:pPr>
             <w:r/>
             <w:r>
+              <w:rPr>
+                <w:sz w:val="19"/>
+              </w:rPr>
               <w:t>Berhasil</w:t>
             </w:r>
           </w:p>
@@ -19190,6 +20329,9 @@
             </w:pPr>
             <w:r/>
             <w:r>
+              <w:rPr>
+                <w:sz w:val="19"/>
+              </w:rPr>
               <w:t>18</w:t>
             </w:r>
           </w:p>
@@ -19210,6 +20352,9 @@
             </w:pPr>
             <w:r/>
             <w:r>
+              <w:rPr>
+                <w:sz w:val="19"/>
+              </w:rPr>
               <w:t>Klik tombol WhatsApp melayang</w:t>
             </w:r>
           </w:p>
@@ -19230,6 +20375,9 @@
             </w:pPr>
             <w:r/>
             <w:r>
+              <w:rPr>
+                <w:sz w:val="19"/>
+              </w:rPr>
               <w:t>Klik tombol hijau floating action button di sudut kanan bawah layar</w:t>
             </w:r>
           </w:p>
@@ -19250,6 +20398,9 @@
             </w:pPr>
             <w:r/>
             <w:r>
+              <w:rPr>
+                <w:sz w:val="19"/>
+              </w:rPr>
               <w:t>Membuka aplikasi/web WhatsApp dengan tautan nomor admin dan template pesan</w:t>
             </w:r>
           </w:p>
@@ -19270,6 +20421,9 @@
             </w:pPr>
             <w:r/>
             <w:r>
+              <w:rPr>
+                <w:sz w:val="19"/>
+              </w:rPr>
               <w:t>Sesuai ekspektasi</w:t>
             </w:r>
           </w:p>
@@ -19290,6 +20444,9 @@
             </w:pPr>
             <w:r/>
             <w:r>
+              <w:rPr>
+                <w:sz w:val="19"/>
+              </w:rPr>
               <w:t>Berhasil</w:t>
             </w:r>
           </w:p>
@@ -19315,6 +20472,9 @@
             </w:pPr>
             <w:r/>
             <w:r>
+              <w:rPr>
+                <w:sz w:val="19"/>
+              </w:rPr>
               <w:t>19</w:t>
             </w:r>
           </w:p>
@@ -19335,6 +20495,9 @@
             </w:pPr>
             <w:r/>
             <w:r>
+              <w:rPr>
+                <w:sz w:val="19"/>
+              </w:rPr>
               <w:t>Membuka widget Guest Chat tanpa login</w:t>
             </w:r>
           </w:p>
@@ -19355,6 +20518,9 @@
             </w:pPr>
             <w:r/>
             <w:r>
+              <w:rPr>
+                <w:sz w:val="19"/>
+              </w:rPr>
               <w:t>Klik widget obrolan tamu publik di pojok kanan bawah</w:t>
             </w:r>
           </w:p>
@@ -19375,6 +20541,9 @@
             </w:pPr>
             <w:r/>
             <w:r>
+              <w:rPr>
+                <w:sz w:val="19"/>
+              </w:rPr>
               <w:t>Widget terbuka, sistem menerbitkan token UUID sesi anonim di peramban</w:t>
             </w:r>
           </w:p>
@@ -19395,6 +20564,9 @@
             </w:pPr>
             <w:r/>
             <w:r>
+              <w:rPr>
+                <w:sz w:val="19"/>
+              </w:rPr>
               <w:t>Sesuai ekspektasi</w:t>
             </w:r>
           </w:p>
@@ -19415,6 +20587,9 @@
             </w:pPr>
             <w:r/>
             <w:r>
+              <w:rPr>
+                <w:sz w:val="19"/>
+              </w:rPr>
               <w:t>Berhasil</w:t>
             </w:r>
           </w:p>
@@ -19440,6 +20615,9 @@
             </w:pPr>
             <w:r/>
             <w:r>
+              <w:rPr>
+                <w:sz w:val="19"/>
+              </w:rPr>
               <w:t>20</w:t>
             </w:r>
           </w:p>
@@ -19460,6 +20638,9 @@
             </w:pPr>
             <w:r/>
             <w:r>
+              <w:rPr>
+                <w:sz w:val="19"/>
+              </w:rPr>
               <w:t>Mengirim pesan pertanyaan di Guest Chat</w:t>
             </w:r>
           </w:p>
@@ -19480,6 +20661,9 @@
             </w:pPr>
             <w:r/>
             <w:r>
+              <w:rPr>
+                <w:sz w:val="19"/>
+              </w:rPr>
               <w:t>Ketik pesan konsultasi kamar lalu tekan tombol kirim</w:t>
             </w:r>
           </w:p>
@@ -19500,6 +20684,9 @@
             </w:pPr>
             <w:r/>
             <w:r>
+              <w:rPr>
+                <w:sz w:val="19"/>
+              </w:rPr>
               <w:t>Pesan terkirim via AJAX, tersimpan di database, dan muncul di panel admin</w:t>
             </w:r>
           </w:p>
@@ -19520,6 +20707,9 @@
             </w:pPr>
             <w:r/>
             <w:r>
+              <w:rPr>
+                <w:sz w:val="19"/>
+              </w:rPr>
               <w:t>Sesuai ekspektasi</w:t>
             </w:r>
           </w:p>
@@ -19540,6 +20730,9 @@
             </w:pPr>
             <w:r/>
             <w:r>
+              <w:rPr>
+                <w:sz w:val="19"/>
+              </w:rPr>
               <w:t>Berhasil</w:t>
             </w:r>
           </w:p>
@@ -19565,6 +20758,9 @@
             </w:pPr>
             <w:r/>
             <w:r>
+              <w:rPr>
+                <w:sz w:val="19"/>
+              </w:rPr>
               <w:t>21</w:t>
             </w:r>
           </w:p>
@@ -19585,6 +20781,9 @@
             </w:pPr>
             <w:r/>
             <w:r>
+              <w:rPr>
+                <w:sz w:val="19"/>
+              </w:rPr>
               <w:t>Uji persistensi sesi obrolan tamu</w:t>
             </w:r>
           </w:p>
@@ -19605,6 +20804,9 @@
             </w:pPr>
             <w:r/>
             <w:r>
+              <w:rPr>
+                <w:sz w:val="19"/>
+              </w:rPr>
               <w:t>Lakukan refresh halaman peramban saat menggunakan Guest Chat</w:t>
             </w:r>
           </w:p>
@@ -19625,6 +20827,9 @@
             </w:pPr>
             <w:r/>
             <w:r>
+              <w:rPr>
+                <w:sz w:val="19"/>
+              </w:rPr>
               <w:t>Riwayat percakapan sebelumnya tetap tampil utuh (tersimpan di localStorage)</w:t>
             </w:r>
           </w:p>
@@ -19645,6 +20850,9 @@
             </w:pPr>
             <w:r/>
             <w:r>
+              <w:rPr>
+                <w:sz w:val="19"/>
+              </w:rPr>
               <w:t>Sesuai ekspektasi</w:t>
             </w:r>
           </w:p>
@@ -19665,6 +20873,9 @@
             </w:pPr>
             <w:r/>
             <w:r>
+              <w:rPr>
+                <w:sz w:val="19"/>
+              </w:rPr>
               <w:t>Berhasil</w:t>
             </w:r>
           </w:p>
@@ -19690,6 +20901,9 @@
             </w:pPr>
             <w:r/>
             <w:r>
+              <w:rPr>
+                <w:sz w:val="19"/>
+              </w:rPr>
               <w:t>22</w:t>
             </w:r>
           </w:p>
@@ -19710,6 +20924,9 @@
             </w:pPr>
             <w:r/>
             <w:r>
+              <w:rPr>
+                <w:sz w:val="19"/>
+              </w:rPr>
               <w:t>Pemutaran video room tour YouTube</w:t>
             </w:r>
           </w:p>
@@ -19730,6 +20947,9 @@
             </w:pPr>
             <w:r/>
             <w:r>
+              <w:rPr>
+                <w:sz w:val="19"/>
+              </w:rPr>
               <w:t>Klik thumbnail video tur kamar pada kartu fasilitas kamar</w:t>
             </w:r>
           </w:p>
@@ -19750,6 +20970,9 @@
             </w:pPr>
             <w:r/>
             <w:r>
+              <w:rPr>
+                <w:sz w:val="19"/>
+              </w:rPr>
               <w:t>Video terputar secara asinkron di dalam bingkai modal YouTube Player API</w:t>
             </w:r>
           </w:p>
@@ -19770,6 +20993,9 @@
             </w:pPr>
             <w:r/>
             <w:r>
+              <w:rPr>
+                <w:sz w:val="19"/>
+              </w:rPr>
               <w:t>Sesuai ekspektasi</w:t>
             </w:r>
           </w:p>
@@ -19790,6 +21016,9 @@
             </w:pPr>
             <w:r/>
             <w:r>
+              <w:rPr>
+                <w:sz w:val="19"/>
+              </w:rPr>
               <w:t>Berhasil</w:t>
             </w:r>
           </w:p>
@@ -19817,6 +21046,7 @@
             <w:r>
               <w:rPr>
                 <w:b/>
+                <w:sz w:val="19"/>
               </w:rPr>
               <w:t>Domain III: Calon Penyewa &amp; Stepper Pemesanan</w:t>
             </w:r>
@@ -19928,6 +21158,9 @@
             </w:pPr>
             <w:r/>
             <w:r>
+              <w:rPr>
+                <w:sz w:val="19"/>
+              </w:rPr>
               <w:t>23</w:t>
             </w:r>
           </w:p>
@@ -19948,6 +21181,9 @@
             </w:pPr>
             <w:r/>
             <w:r>
+              <w:rPr>
+                <w:sz w:val="19"/>
+              </w:rPr>
               <w:t>Pemilihan unit kamar pada Step 1</w:t>
             </w:r>
           </w:p>
@@ -19968,6 +21204,9 @@
             </w:pPr>
             <w:r/>
             <w:r>
+              <w:rPr>
+                <w:sz w:val="19"/>
+              </w:rPr>
               <w:t>Pilih salah satu unit kamar kosong pada langkah 1 stepper</w:t>
             </w:r>
           </w:p>
@@ -19988,6 +21227,9 @@
             </w:pPr>
             <w:r/>
             <w:r>
+              <w:rPr>
+                <w:sz w:val="19"/>
+              </w:rPr>
               <w:t>Unit kamar terpilih ditandai garis tepi tebal aktif, tombol lanjut aktif</w:t>
             </w:r>
           </w:p>
@@ -20008,6 +21250,9 @@
             </w:pPr>
             <w:r/>
             <w:r>
+              <w:rPr>
+                <w:sz w:val="19"/>
+              </w:rPr>
               <w:t>Sesuai ekspektasi</w:t>
             </w:r>
           </w:p>
@@ -20028,6 +21273,9 @@
             </w:pPr>
             <w:r/>
             <w:r>
+              <w:rPr>
+                <w:sz w:val="19"/>
+              </w:rPr>
               <w:t>Berhasil</w:t>
             </w:r>
           </w:p>
@@ -20053,6 +21301,9 @@
             </w:pPr>
             <w:r/>
             <w:r>
+              <w:rPr>
+                <w:sz w:val="19"/>
+              </w:rPr>
               <w:t>24</w:t>
             </w:r>
           </w:p>
@@ -20073,6 +21324,9 @@
             </w:pPr>
             <w:r/>
             <w:r>
+              <w:rPr>
+                <w:sz w:val="19"/>
+              </w:rPr>
               <w:t>Input biodata dan NIK 16 digit valid</w:t>
             </w:r>
           </w:p>
@@ -20093,6 +21347,9 @@
             </w:pPr>
             <w:r/>
             <w:r>
+              <w:rPr>
+                <w:sz w:val="19"/>
+              </w:rPr>
               <w:t>Masukkan nama, nomor telepon, dan NIK 16 digit pada Step 2</w:t>
             </w:r>
           </w:p>
@@ -20113,6 +21370,9 @@
             </w:pPr>
             <w:r/>
             <w:r>
+              <w:rPr>
+                <w:sz w:val="19"/>
+              </w:rPr>
               <w:t>Data tervalidasi sukses, antarmuka beralih ke Step 3 (Tipe Sewa)</w:t>
             </w:r>
           </w:p>
@@ -20133,6 +21393,9 @@
             </w:pPr>
             <w:r/>
             <w:r>
+              <w:rPr>
+                <w:sz w:val="19"/>
+              </w:rPr>
               <w:t>Sesuai ekspektasi</w:t>
             </w:r>
           </w:p>
@@ -20153,6 +21416,9 @@
             </w:pPr>
             <w:r/>
             <w:r>
+              <w:rPr>
+                <w:sz w:val="19"/>
+              </w:rPr>
               <w:t>Berhasil</w:t>
             </w:r>
           </w:p>
@@ -20178,6 +21444,9 @@
             </w:pPr>
             <w:r/>
             <w:r>
+              <w:rPr>
+                <w:sz w:val="19"/>
+              </w:rPr>
               <w:t>25</w:t>
             </w:r>
           </w:p>
@@ -20198,6 +21467,9 @@
             </w:pPr>
             <w:r/>
             <w:r>
+              <w:rPr>
+                <w:sz w:val="19"/>
+              </w:rPr>
               <w:t>Validasi NIK kurang dari 16 digit</w:t>
             </w:r>
           </w:p>
@@ -20218,6 +21490,9 @@
             </w:pPr>
             <w:r/>
             <w:r>
+              <w:rPr>
+                <w:sz w:val="19"/>
+              </w:rPr>
               <w:t>Masukkan NIK hanya 14 digit angka pada formulir Step 2</w:t>
             </w:r>
           </w:p>
@@ -20238,6 +21513,9 @@
             </w:pPr>
             <w:r/>
             <w:r>
+              <w:rPr>
+                <w:sz w:val="19"/>
+              </w:rPr>
               <w:t>Sistem menolak masukan, muncul pesan peringatan "NIK wajib 16 digit"</w:t>
             </w:r>
           </w:p>
@@ -20258,6 +21536,9 @@
             </w:pPr>
             <w:r/>
             <w:r>
+              <w:rPr>
+                <w:sz w:val="19"/>
+              </w:rPr>
               <w:t>Sesuai ekspektasi</w:t>
             </w:r>
           </w:p>
@@ -20278,6 +21559,9 @@
             </w:pPr>
             <w:r/>
             <w:r>
+              <w:rPr>
+                <w:sz w:val="19"/>
+              </w:rPr>
               <w:t>Berhasil</w:t>
             </w:r>
           </w:p>
@@ -20303,6 +21587,9 @@
             </w:pPr>
             <w:r/>
             <w:r>
+              <w:rPr>
+                <w:sz w:val="19"/>
+              </w:rPr>
               <w:t>26</w:t>
             </w:r>
           </w:p>
@@ -20323,6 +21610,9 @@
             </w:pPr>
             <w:r/>
             <w:r>
+              <w:rPr>
+                <w:sz w:val="19"/>
+              </w:rPr>
               <w:t>Pemilihan tipe sewa pada Step 3</w:t>
             </w:r>
           </w:p>
@@ -20343,6 +21633,9 @@
             </w:pPr>
             <w:r/>
             <w:r>
+              <w:rPr>
+                <w:sz w:val="19"/>
+              </w:rPr>
               <w:t>Pilih opsi tipe sewa "Bulanan" dengan durasi 12 bulan</w:t>
             </w:r>
           </w:p>
@@ -20363,6 +21656,9 @@
             </w:pPr>
             <w:r/>
             <w:r>
+              <w:rPr>
+                <w:sz w:val="19"/>
+              </w:rPr>
               <w:t>Tanggal selesai sewa dan total periode dihitung otomatis oleh sistem</w:t>
             </w:r>
           </w:p>
@@ -20383,6 +21679,9 @@
             </w:pPr>
             <w:r/>
             <w:r>
+              <w:rPr>
+                <w:sz w:val="19"/>
+              </w:rPr>
               <w:t>Sesuai ekspektasi</w:t>
             </w:r>
           </w:p>
@@ -20403,6 +21702,9 @@
             </w:pPr>
             <w:r/>
             <w:r>
+              <w:rPr>
+                <w:sz w:val="19"/>
+              </w:rPr>
               <w:t>Berhasil</w:t>
             </w:r>
           </w:p>
@@ -20428,6 +21730,9 @@
             </w:pPr>
             <w:r/>
             <w:r>
+              <w:rPr>
+                <w:sz w:val="19"/>
+              </w:rPr>
               <w:t>27</w:t>
             </w:r>
           </w:p>
@@ -20448,6 +21753,9 @@
             </w:pPr>
             <w:r/>
             <w:r>
+              <w:rPr>
+                <w:sz w:val="19"/>
+              </w:rPr>
               <w:t>Kalkulasi diskon promo sewa tahunan</w:t>
             </w:r>
           </w:p>
@@ -20468,6 +21776,9 @@
             </w:pPr>
             <w:r/>
             <w:r>
+              <w:rPr>
+                <w:sz w:val="19"/>
+              </w:rPr>
               <w:t>Memilih durasi sewa 12 bulan pada Kamar 101 VIP</w:t>
             </w:r>
           </w:p>
@@ -20488,6 +21799,9 @@
             </w:pPr>
             <w:r/>
             <w:r>
+              <w:rPr>
+                <w:sz w:val="19"/>
+              </w:rPr>
               <w:t>Sistem memotong tarif otomatis dari Rp16,8 jt menjadi Rp15.400.560</w:t>
             </w:r>
           </w:p>
@@ -20508,6 +21822,9 @@
             </w:pPr>
             <w:r/>
             <w:r>
+              <w:rPr>
+                <w:sz w:val="19"/>
+              </w:rPr>
               <w:t>Sesuai ekspektasi</w:t>
             </w:r>
           </w:p>
@@ -20528,6 +21845,9 @@
             </w:pPr>
             <w:r/>
             <w:r>
+              <w:rPr>
+                <w:sz w:val="19"/>
+              </w:rPr>
               <w:t>Berhasil</w:t>
             </w:r>
           </w:p>
@@ -20553,6 +21873,9 @@
             </w:pPr>
             <w:r/>
             <w:r>
+              <w:rPr>
+                <w:sz w:val="19"/>
+              </w:rPr>
               <w:t>28</w:t>
             </w:r>
           </w:p>
@@ -20573,6 +21896,9 @@
             </w:pPr>
             <w:r/>
             <w:r>
+              <w:rPr>
+                <w:sz w:val="19"/>
+              </w:rPr>
               <w:t>Pemilihan skema bayar DP 30%</w:t>
             </w:r>
           </w:p>
@@ -20593,6 +21919,9 @@
             </w:pPr>
             <w:r/>
             <w:r>
+              <w:rPr>
+                <w:sz w:val="19"/>
+              </w:rPr>
               <w:t>Pilih opsi pembayaran "Uang Muka (DP 30%)" pada Step 4</w:t>
             </w:r>
           </w:p>
@@ -20613,6 +21942,9 @@
             </w:pPr>
             <w:r/>
             <w:r>
+              <w:rPr>
+                <w:sz w:val="19"/>
+              </w:rPr>
               <w:t>Nominal pembayaran awal diset tepat 30% dari total nilai pokok sewa</w:t>
             </w:r>
           </w:p>
@@ -20633,6 +21965,9 @@
             </w:pPr>
             <w:r/>
             <w:r>
+              <w:rPr>
+                <w:sz w:val="19"/>
+              </w:rPr>
               <w:t>Sesuai ekspektasi</w:t>
             </w:r>
           </w:p>
@@ -20653,6 +21988,9 @@
             </w:pPr>
             <w:r/>
             <w:r>
+              <w:rPr>
+                <w:sz w:val="19"/>
+              </w:rPr>
               <w:t>Berhasil</w:t>
             </w:r>
           </w:p>
@@ -20678,6 +22016,9 @@
             </w:pPr>
             <w:r/>
             <w:r>
+              <w:rPr>
+                <w:sz w:val="19"/>
+              </w:rPr>
               <w:t>29</w:t>
             </w:r>
           </w:p>
@@ -20698,6 +22039,9 @@
             </w:pPr>
             <w:r/>
             <w:r>
+              <w:rPr>
+                <w:sz w:val="19"/>
+              </w:rPr>
               <w:t>Pemilihan skema bayar Lunas 100%</w:t>
             </w:r>
           </w:p>
@@ -20718,6 +22062,9 @@
             </w:pPr>
             <w:r/>
             <w:r>
+              <w:rPr>
+                <w:sz w:val="19"/>
+              </w:rPr>
               <w:t>Pilih opsi pembayaran "Pelunasan Penuh (Lunas 100%)"</w:t>
             </w:r>
           </w:p>
@@ -20738,6 +22085,9 @@
             </w:pPr>
             <w:r/>
             <w:r>
+              <w:rPr>
+                <w:sz w:val="19"/>
+              </w:rPr>
               <w:t>Nominal tagihan awal diset 100% penuh sesuai kesepakatan kontrak</w:t>
             </w:r>
           </w:p>
@@ -20758,6 +22108,9 @@
             </w:pPr>
             <w:r/>
             <w:r>
+              <w:rPr>
+                <w:sz w:val="19"/>
+              </w:rPr>
               <w:t>Sesuai ekspektasi</w:t>
             </w:r>
           </w:p>
@@ -20778,6 +22131,9 @@
             </w:pPr>
             <w:r/>
             <w:r>
+              <w:rPr>
+                <w:sz w:val="19"/>
+              </w:rPr>
               <w:t>Berhasil</w:t>
             </w:r>
           </w:p>
@@ -20803,6 +22159,9 @@
             </w:pPr>
             <w:r/>
             <w:r>
+              <w:rPr>
+                <w:sz w:val="19"/>
+              </w:rPr>
               <w:t>30</w:t>
             </w:r>
           </w:p>
@@ -20823,6 +22182,9 @@
             </w:pPr>
             <w:r/>
             <w:r>
+              <w:rPr>
+                <w:sz w:val="19"/>
+              </w:rPr>
               <w:t>Pemicuan popup Midtrans Snap BCA VA</w:t>
             </w:r>
           </w:p>
@@ -20843,6 +22205,9 @@
             </w:pPr>
             <w:r/>
             <w:r>
+              <w:rPr>
+                <w:sz w:val="19"/>
+              </w:rPr>
               <w:t>Klik tombol "Bayar Sekarang" pada Step 5 alur pemesanan</w:t>
             </w:r>
           </w:p>
@@ -20863,6 +22228,9 @@
             </w:pPr>
             <w:r/>
             <w:r>
+              <w:rPr>
+                <w:sz w:val="19"/>
+              </w:rPr>
               <w:t>Modal popup Midtrans Snap v2 muncul menampilkan opsi BCA Virtual Account</w:t>
             </w:r>
           </w:p>
@@ -20883,6 +22251,9 @@
             </w:pPr>
             <w:r/>
             <w:r>
+              <w:rPr>
+                <w:sz w:val="19"/>
+              </w:rPr>
               <w:t>Sesuai ekspektasi</w:t>
             </w:r>
           </w:p>
@@ -20903,6 +22274,9 @@
             </w:pPr>
             <w:r/>
             <w:r>
+              <w:rPr>
+                <w:sz w:val="19"/>
+              </w:rPr>
               <w:t>Berhasil</w:t>
             </w:r>
           </w:p>
@@ -20928,6 +22302,9 @@
             </w:pPr>
             <w:r/>
             <w:r>
+              <w:rPr>
+                <w:sz w:val="19"/>
+              </w:rPr>
               <w:t>31</w:t>
             </w:r>
           </w:p>
@@ -20948,6 +22325,9 @@
             </w:pPr>
             <w:r/>
             <w:r>
+              <w:rPr>
+                <w:sz w:val="19"/>
+              </w:rPr>
               <w:t>Penutupan popup Snap sebelum bayar</w:t>
             </w:r>
           </w:p>
@@ -20968,6 +22348,9 @@
             </w:pPr>
             <w:r/>
             <w:r>
+              <w:rPr>
+                <w:sz w:val="19"/>
+              </w:rPr>
               <w:t>Tutup jendela popup Midtrans tanpa menyelesaikan transfer dana</w:t>
             </w:r>
           </w:p>
@@ -20988,6 +22371,9 @@
             </w:pPr>
             <w:r/>
             <w:r>
+              <w:rPr>
+                <w:sz w:val="19"/>
+              </w:rPr>
               <w:t xml:space="preserve">Transaksi tercatat dengan status </w:t>
             </w:r>
             <w:r>
@@ -20999,6 +22385,9 @@
               <w:t>pending</w:t>
             </w:r>
             <w:r>
+              <w:rPr>
+                <w:sz w:val="19"/>
+              </w:rPr>
               <w:t>, kamar diamankan sementara</w:t>
             </w:r>
           </w:p>
@@ -21019,6 +22408,9 @@
             </w:pPr>
             <w:r/>
             <w:r>
+              <w:rPr>
+                <w:sz w:val="19"/>
+              </w:rPr>
               <w:t>Sesuai ekspektasi</w:t>
             </w:r>
           </w:p>
@@ -21039,6 +22431,9 @@
             </w:pPr>
             <w:r/>
             <w:r>
+              <w:rPr>
+                <w:sz w:val="19"/>
+              </w:rPr>
               <w:t>Berhasil</w:t>
             </w:r>
           </w:p>
@@ -21064,6 +22459,9 @@
             </w:pPr>
             <w:r/>
             <w:r>
+              <w:rPr>
+                <w:sz w:val="19"/>
+              </w:rPr>
               <w:t>32</w:t>
             </w:r>
           </w:p>
@@ -21084,6 +22482,9 @@
             </w:pPr>
             <w:r/>
             <w:r>
+              <w:rPr>
+                <w:sz w:val="19"/>
+              </w:rPr>
               <w:t>Pengiriman pesan live chat pending</w:t>
             </w:r>
           </w:p>
@@ -21104,6 +22505,9 @@
             </w:pPr>
             <w:r/>
             <w:r>
+              <w:rPr>
+                <w:sz w:val="19"/>
+              </w:rPr>
               <w:t>Kirim pesan melalui chat box pada halaman detail reservasi pending</w:t>
             </w:r>
           </w:p>
@@ -21124,6 +22528,9 @@
             </w:pPr>
             <w:r/>
             <w:r>
+              <w:rPr>
+                <w:sz w:val="19"/>
+              </w:rPr>
               <w:t>Pesan terkirim real-time ke admin dan tersinkronisasi via AJAX polling 4s</w:t>
             </w:r>
           </w:p>
@@ -21144,6 +22551,9 @@
             </w:pPr>
             <w:r/>
             <w:r>
+              <w:rPr>
+                <w:sz w:val="19"/>
+              </w:rPr>
               <w:t>Sesuai ekspektasi</w:t>
             </w:r>
           </w:p>
@@ -21164,6 +22574,9 @@
             </w:pPr>
             <w:r/>
             <w:r>
+              <w:rPr>
+                <w:sz w:val="19"/>
+              </w:rPr>
               <w:t>Berhasil</w:t>
             </w:r>
           </w:p>
@@ -21191,6 +22604,7 @@
             <w:r>
               <w:rPr>
                 <w:b/>
+                <w:sz w:val="19"/>
               </w:rPr>
               <w:t>Domain IV: Portal Penyewa Aktif, Tagihan &amp; Keluhan</w:t>
             </w:r>
@@ -21302,6 +22716,9 @@
             </w:pPr>
             <w:r/>
             <w:r>
+              <w:rPr>
+                <w:sz w:val="19"/>
+              </w:rPr>
               <w:t>33</w:t>
             </w:r>
           </w:p>
@@ -21322,6 +22739,9 @@
             </w:pPr>
             <w:r/>
             <w:r>
+              <w:rPr>
+                <w:sz w:val="19"/>
+              </w:rPr>
               <w:t>Menampilkan dasbor ringkasan hunian</w:t>
             </w:r>
           </w:p>
@@ -21342,6 +22762,9 @@
             </w:pPr>
             <w:r/>
             <w:r>
+              <w:rPr>
+                <w:sz w:val="19"/>
+              </w:rPr>
               <w:t xml:space="preserve">Akses rute </w:t>
             </w:r>
             <w:r>
@@ -21353,6 +22776,9 @@
               <w:t>/penyewa/dashboard</w:t>
             </w:r>
             <w:r>
+              <w:rPr>
+                <w:sz w:val="19"/>
+              </w:rPr>
               <w:t xml:space="preserve"> setelah akun diaktivasi</w:t>
             </w:r>
           </w:p>
@@ -21373,6 +22799,9 @@
             </w:pPr>
             <w:r/>
             <w:r>
+              <w:rPr>
+                <w:sz w:val="19"/>
+              </w:rPr>
               <w:t>Menampilkan informasi unit kamar, nomor kamar, sisa kontrak, dan tagihan</w:t>
             </w:r>
           </w:p>
@@ -21393,6 +22822,9 @@
             </w:pPr>
             <w:r/>
             <w:r>
+              <w:rPr>
+                <w:sz w:val="19"/>
+              </w:rPr>
               <w:t>Sesuai ekspektasi</w:t>
             </w:r>
           </w:p>
@@ -21413,6 +22845,9 @@
             </w:pPr>
             <w:r/>
             <w:r>
+              <w:rPr>
+                <w:sz w:val="19"/>
+              </w:rPr>
               <w:t>Berhasil</w:t>
             </w:r>
           </w:p>
@@ -21438,6 +22873,9 @@
             </w:pPr>
             <w:r/>
             <w:r>
+              <w:rPr>
+                <w:sz w:val="19"/>
+              </w:rPr>
               <w:t>34</w:t>
             </w:r>
           </w:p>
@@ -21458,6 +22896,9 @@
             </w:pPr>
             <w:r/>
             <w:r>
+              <w:rPr>
+                <w:sz w:val="19"/>
+              </w:rPr>
               <w:t>Menampilkan kisi daftar tagihan</w:t>
             </w:r>
           </w:p>
@@ -21478,6 +22919,9 @@
             </w:pPr>
             <w:r/>
             <w:r>
+              <w:rPr>
+                <w:sz w:val="19"/>
+              </w:rPr>
               <w:t>Klik menu "Tagihan Saya" pada dasbor penyewa</w:t>
             </w:r>
           </w:p>
@@ -21498,6 +22942,9 @@
             </w:pPr>
             <w:r/>
             <w:r>
+              <w:rPr>
+                <w:sz w:val="19"/>
+              </w:rPr>
               <w:t>Menampilkan seluruh riwayat tagihan terurut rapi dengan penanda status</w:t>
             </w:r>
           </w:p>
@@ -21518,6 +22965,9 @@
             </w:pPr>
             <w:r/>
             <w:r>
+              <w:rPr>
+                <w:sz w:val="19"/>
+              </w:rPr>
               <w:t>Sesuai ekspektasi</w:t>
             </w:r>
           </w:p>
@@ -21538,6 +22988,9 @@
             </w:pPr>
             <w:r/>
             <w:r>
+              <w:rPr>
+                <w:sz w:val="19"/>
+              </w:rPr>
               <w:t>Berhasil</w:t>
             </w:r>
           </w:p>
@@ -21563,6 +23016,9 @@
             </w:pPr>
             <w:r/>
             <w:r>
+              <w:rPr>
+                <w:sz w:val="19"/>
+              </w:rPr>
               <w:t>35</w:t>
             </w:r>
           </w:p>
@@ -21583,6 +23039,9 @@
             </w:pPr>
             <w:r/>
             <w:r>
+              <w:rPr>
+                <w:sz w:val="19"/>
+              </w:rPr>
               <w:t>Menampilkan rincian invoice tagihan</w:t>
             </w:r>
           </w:p>
@@ -21603,6 +23062,9 @@
             </w:pPr>
             <w:r/>
             <w:r>
+              <w:rPr>
+                <w:sz w:val="19"/>
+              </w:rPr>
               <w:t>Klik salah satu baris tagihan berstatus pending</w:t>
             </w:r>
           </w:p>
@@ -21623,6 +23085,9 @@
             </w:pPr>
             <w:r/>
             <w:r>
+              <w:rPr>
+                <w:sz w:val="19"/>
+              </w:rPr>
               <w:t>Menampilkan rincian nominal sewa pokok, denda, dan tanggal jatuh tempo</w:t>
             </w:r>
           </w:p>
@@ -21643,6 +23108,9 @@
             </w:pPr>
             <w:r/>
             <w:r>
+              <w:rPr>
+                <w:sz w:val="19"/>
+              </w:rPr>
               <w:t>Sesuai ekspektasi</w:t>
             </w:r>
           </w:p>
@@ -21663,6 +23131,9 @@
             </w:pPr>
             <w:r/>
             <w:r>
+              <w:rPr>
+                <w:sz w:val="19"/>
+              </w:rPr>
               <w:t>Berhasil</w:t>
             </w:r>
           </w:p>
@@ -21688,6 +23159,9 @@
             </w:pPr>
             <w:r/>
             <w:r>
+              <w:rPr>
+                <w:sz w:val="19"/>
+              </w:rPr>
               <w:t>36</w:t>
             </w:r>
           </w:p>
@@ -21708,6 +23182,9 @@
             </w:pPr>
             <w:r/>
             <w:r>
+              <w:rPr>
+                <w:sz w:val="19"/>
+              </w:rPr>
               <w:t>Bayar tagihan via Snap BCA VA</w:t>
             </w:r>
           </w:p>
@@ -21728,6 +23205,9 @@
             </w:pPr>
             <w:r/>
             <w:r>
+              <w:rPr>
+                <w:sz w:val="19"/>
+              </w:rPr>
               <w:t>Klik tombol "Bayar Online" lalu selesaikan via simulator BCA VA</w:t>
             </w:r>
           </w:p>
@@ -21748,6 +23228,9 @@
             </w:pPr>
             <w:r/>
             <w:r>
+              <w:rPr>
+                <w:sz w:val="19"/>
+              </w:rPr>
               <w:t>Webhook settlement memproses data, status tagihan seketika berubah lunas</w:t>
             </w:r>
           </w:p>
@@ -21768,6 +23251,9 @@
             </w:pPr>
             <w:r/>
             <w:r>
+              <w:rPr>
+                <w:sz w:val="19"/>
+              </w:rPr>
               <w:t>Sesuai ekspektasi</w:t>
             </w:r>
           </w:p>
@@ -21788,6 +23274,9 @@
             </w:pPr>
             <w:r/>
             <w:r>
+              <w:rPr>
+                <w:sz w:val="19"/>
+              </w:rPr>
               <w:t>Berhasil</w:t>
             </w:r>
           </w:p>
@@ -21813,6 +23302,9 @@
             </w:pPr>
             <w:r/>
             <w:r>
+              <w:rPr>
+                <w:sz w:val="19"/>
+              </w:rPr>
               <w:t>37</w:t>
             </w:r>
           </w:p>
@@ -21833,6 +23325,9 @@
             </w:pPr>
             <w:r/>
             <w:r>
+              <w:rPr>
+                <w:sz w:val="19"/>
+              </w:rPr>
               <w:t>Unduh bukti kuitansi resmi format A5</w:t>
             </w:r>
           </w:p>
@@ -21853,6 +23348,9 @@
             </w:pPr>
             <w:r/>
             <w:r>
+              <w:rPr>
+                <w:sz w:val="19"/>
+              </w:rPr>
               <w:t>Klik tombol "Unduh Kuitansi" pada tagihan berstatus lunas</w:t>
             </w:r>
           </w:p>
@@ -21873,6 +23371,9 @@
             </w:pPr>
             <w:r/>
             <w:r>
+              <w:rPr>
+                <w:sz w:val="19"/>
+              </w:rPr>
               <w:t xml:space="preserve">Peramban mengompilasi dan mengunduh berkas kuitansi A5 via </w:t>
             </w:r>
             <w:r>
@@ -21901,6 +23402,9 @@
             </w:pPr>
             <w:r/>
             <w:r>
+              <w:rPr>
+                <w:sz w:val="19"/>
+              </w:rPr>
               <w:t>Sesuai ekspektasi</w:t>
             </w:r>
           </w:p>
@@ -21921,6 +23425,9 @@
             </w:pPr>
             <w:r/>
             <w:r>
+              <w:rPr>
+                <w:sz w:val="19"/>
+              </w:rPr>
               <w:t>Berhasil</w:t>
             </w:r>
           </w:p>
@@ -21946,6 +23453,9 @@
             </w:pPr>
             <w:r/>
             <w:r>
+              <w:rPr>
+                <w:sz w:val="19"/>
+              </w:rPr>
               <w:t>38</w:t>
             </w:r>
           </w:p>
@@ -21966,6 +23476,9 @@
             </w:pPr>
             <w:r/>
             <w:r>
+              <w:rPr>
+                <w:sz w:val="19"/>
+              </w:rPr>
               <w:t>Input laporan keluhan fasilitas valid</w:t>
             </w:r>
           </w:p>
@@ -21986,6 +23499,9 @@
             </w:pPr>
             <w:r/>
             <w:r>
+              <w:rPr>
+                <w:sz w:val="19"/>
+              </w:rPr>
               <w:t>Tulis deskripsi kerusakan kran bocor pada formulir keluhan</w:t>
             </w:r>
           </w:p>
@@ -22006,6 +23522,9 @@
             </w:pPr>
             <w:r/>
             <w:r>
+              <w:rPr>
+                <w:sz w:val="19"/>
+              </w:rPr>
               <w:t>Laporan tersimpan di sistem, notifikasi keluhan baru masuk ke panel admin</w:t>
             </w:r>
           </w:p>
@@ -22026,6 +23545,9 @@
             </w:pPr>
             <w:r/>
             <w:r>
+              <w:rPr>
+                <w:sz w:val="19"/>
+              </w:rPr>
               <w:t>Sesuai ekspektasi</w:t>
             </w:r>
           </w:p>
@@ -22046,6 +23568,9 @@
             </w:pPr>
             <w:r/>
             <w:r>
+              <w:rPr>
+                <w:sz w:val="19"/>
+              </w:rPr>
               <w:t>Berhasil</w:t>
             </w:r>
           </w:p>
@@ -22071,6 +23596,9 @@
             </w:pPr>
             <w:r/>
             <w:r>
+              <w:rPr>
+                <w:sz w:val="19"/>
+              </w:rPr>
               <w:t>39</w:t>
             </w:r>
           </w:p>
@@ -22091,6 +23619,9 @@
             </w:pPr>
             <w:r/>
             <w:r>
+              <w:rPr>
+                <w:sz w:val="19"/>
+              </w:rPr>
               <w:t>Input keluhan disertai unggah foto</w:t>
             </w:r>
           </w:p>
@@ -22111,6 +23642,9 @@
             </w:pPr>
             <w:r/>
             <w:r>
+              <w:rPr>
+                <w:sz w:val="19"/>
+              </w:rPr>
               <w:t>Pilih berkas foto kerusakan berformat .jpg ukuran 1 MB</w:t>
             </w:r>
           </w:p>
@@ -22131,6 +23665,9 @@
             </w:pPr>
             <w:r/>
             <w:r>
+              <w:rPr>
+                <w:sz w:val="19"/>
+              </w:rPr>
               <w:t>Foto berhasil diunggah ke storage dan tertaut rapi pada tiket keluhan</w:t>
             </w:r>
           </w:p>
@@ -22151,6 +23688,9 @@
             </w:pPr>
             <w:r/>
             <w:r>
+              <w:rPr>
+                <w:sz w:val="19"/>
+              </w:rPr>
               <w:t>Sesuai ekspektasi</w:t>
             </w:r>
           </w:p>
@@ -22171,6 +23711,9 @@
             </w:pPr>
             <w:r/>
             <w:r>
+              <w:rPr>
+                <w:sz w:val="19"/>
+              </w:rPr>
               <w:t>Berhasil</w:t>
             </w:r>
           </w:p>
@@ -22196,6 +23739,9 @@
             </w:pPr>
             <w:r/>
             <w:r>
+              <w:rPr>
+                <w:sz w:val="19"/>
+              </w:rPr>
               <w:t>40</w:t>
             </w:r>
           </w:p>
@@ -22216,6 +23762,9 @@
             </w:pPr>
             <w:r/>
             <w:r>
+              <w:rPr>
+                <w:sz w:val="19"/>
+              </w:rPr>
               <w:t>Validasi penolakan berkas non-gambar</w:t>
             </w:r>
           </w:p>
@@ -22236,6 +23785,9 @@
             </w:pPr>
             <w:r/>
             <w:r>
+              <w:rPr>
+                <w:sz w:val="19"/>
+              </w:rPr>
               <w:t>Coba unggah berkas berekstensi .pdf/.docx pada form keluhan</w:t>
             </w:r>
           </w:p>
@@ -22256,6 +23808,9 @@
             </w:pPr>
             <w:r/>
             <w:r>
+              <w:rPr>
+                <w:sz w:val="19"/>
+              </w:rPr>
               <w:t>Sistem menolak berkas, muncul pesan kesalahan "Format file harus gambar"</w:t>
             </w:r>
           </w:p>
@@ -22276,6 +23831,9 @@
             </w:pPr>
             <w:r/>
             <w:r>
+              <w:rPr>
+                <w:sz w:val="19"/>
+              </w:rPr>
               <w:t>Sesuai ekspektasi</w:t>
             </w:r>
           </w:p>
@@ -22296,6 +23854,9 @@
             </w:pPr>
             <w:r/>
             <w:r>
+              <w:rPr>
+                <w:sz w:val="19"/>
+              </w:rPr>
               <w:t>Berhasil</w:t>
             </w:r>
           </w:p>
@@ -22321,6 +23882,9 @@
             </w:pPr>
             <w:r/>
             <w:r>
+              <w:rPr>
+                <w:sz w:val="19"/>
+              </w:rPr>
               <w:t>41</w:t>
             </w:r>
           </w:p>
@@ -22341,6 +23905,9 @@
             </w:pPr>
             <w:r/>
             <w:r>
+              <w:rPr>
+                <w:sz w:val="19"/>
+              </w:rPr>
               <w:t>Pelacakan status penyelesaian keluhan</w:t>
             </w:r>
           </w:p>
@@ -22361,6 +23928,9 @@
             </w:pPr>
             <w:r/>
             <w:r>
+              <w:rPr>
+                <w:sz w:val="19"/>
+              </w:rPr>
               <w:t>Buka tiket keluhan yang statusnya diubah admin menjadi "Selesai"</w:t>
             </w:r>
           </w:p>
@@ -22381,6 +23951,9 @@
             </w:pPr>
             <w:r/>
             <w:r>
+              <w:rPr>
+                <w:sz w:val="19"/>
+              </w:rPr>
               <w:t>Penyewa dapat melihat badge hijau "Selesai" beserta catatan hasil perbaikan</w:t>
             </w:r>
           </w:p>
@@ -22401,6 +23974,9 @@
             </w:pPr>
             <w:r/>
             <w:r>
+              <w:rPr>
+                <w:sz w:val="19"/>
+              </w:rPr>
               <w:t>Sesuai ekspektasi</w:t>
             </w:r>
           </w:p>
@@ -22421,6 +23997,9 @@
             </w:pPr>
             <w:r/>
             <w:r>
+              <w:rPr>
+                <w:sz w:val="19"/>
+              </w:rPr>
               <w:t>Berhasil</w:t>
             </w:r>
           </w:p>
@@ -22448,6 +24027,7 @@
             <w:r>
               <w:rPr>
                 <w:b/>
+                <w:sz w:val="19"/>
               </w:rPr>
               <w:t>Domain V: Administrator &amp; Manajemen Operasional</w:t>
             </w:r>
@@ -22559,6 +24139,9 @@
             </w:pPr>
             <w:r/>
             <w:r>
+              <w:rPr>
+                <w:sz w:val="19"/>
+              </w:rPr>
               <w:t>42</w:t>
             </w:r>
           </w:p>
@@ -22579,6 +24162,9 @@
             </w:pPr>
             <w:r/>
             <w:r>
+              <w:rPr>
+                <w:sz w:val="19"/>
+              </w:rPr>
               <w:t>Menampilkan 3 kartu ringkasan keuangan</w:t>
             </w:r>
           </w:p>
@@ -22599,6 +24185,9 @@
             </w:pPr>
             <w:r/>
             <w:r>
+              <w:rPr>
+                <w:sz w:val="19"/>
+              </w:rPr>
               <w:t xml:space="preserve">Buka halaman utama konsol </w:t>
             </w:r>
             <w:r>
@@ -22627,6 +24216,9 @@
             </w:pPr>
             <w:r/>
             <w:r>
+              <w:rPr>
+                <w:sz w:val="19"/>
+              </w:rPr>
               <w:t>Tiga Summary Cards (Pemasukan, Pengeluaran, Laba) terkalkulasi akurat</w:t>
             </w:r>
           </w:p>
@@ -22647,6 +24239,9 @@
             </w:pPr>
             <w:r/>
             <w:r>
+              <w:rPr>
+                <w:sz w:val="19"/>
+              </w:rPr>
               <w:t>Sesuai ekspektasi</w:t>
             </w:r>
           </w:p>
@@ -22667,6 +24262,9 @@
             </w:pPr>
             <w:r/>
             <w:r>
+              <w:rPr>
+                <w:sz w:val="19"/>
+              </w:rPr>
               <w:t>Berhasil</w:t>
             </w:r>
           </w:p>
@@ -22692,6 +24290,9 @@
             </w:pPr>
             <w:r/>
             <w:r>
+              <w:rPr>
+                <w:sz w:val="19"/>
+              </w:rPr>
               <w:t>43</w:t>
             </w:r>
           </w:p>
@@ -22712,6 +24313,9 @@
             </w:pPr>
             <w:r/>
             <w:r>
+              <w:rPr>
+                <w:sz w:val="19"/>
+              </w:rPr>
               <w:t>Tambah unit kamar baru (CRUD Kamar)</w:t>
             </w:r>
           </w:p>
@@ -22732,6 +24336,9 @@
             </w:pPr>
             <w:r/>
             <w:r>
+              <w:rPr>
+                <w:sz w:val="19"/>
+              </w:rPr>
               <w:t>Input data kamar baru (Nomor, Lantai, Tipe, Tarif)</w:t>
             </w:r>
           </w:p>
@@ -22752,6 +24359,9 @@
             </w:pPr>
             <w:r/>
             <w:r>
+              <w:rPr>
+                <w:sz w:val="19"/>
+              </w:rPr>
               <w:t>Kamar baru tersimpan di database dan langsung terbit di katalog publik</w:t>
             </w:r>
           </w:p>
@@ -22772,6 +24382,9 @@
             </w:pPr>
             <w:r/>
             <w:r>
+              <w:rPr>
+                <w:sz w:val="19"/>
+              </w:rPr>
               <w:t>Sesuai ekspektasi</w:t>
             </w:r>
           </w:p>
@@ -22792,6 +24405,9 @@
             </w:pPr>
             <w:r/>
             <w:r>
+              <w:rPr>
+                <w:sz w:val="19"/>
+              </w:rPr>
               <w:t>Berhasil</w:t>
             </w:r>
           </w:p>
@@ -22817,6 +24433,9 @@
             </w:pPr>
             <w:r/>
             <w:r>
+              <w:rPr>
+                <w:sz w:val="19"/>
+              </w:rPr>
               <w:t>44</w:t>
             </w:r>
           </w:p>
@@ -22837,6 +24456,9 @@
             </w:pPr>
             <w:r/>
             <w:r>
+              <w:rPr>
+                <w:sz w:val="19"/>
+              </w:rPr>
               <w:t>Perbarui data dan fasilitas kamar</w:t>
             </w:r>
           </w:p>
@@ -22857,6 +24479,9 @@
             </w:pPr>
             <w:r/>
             <w:r>
+              <w:rPr>
+                <w:sz w:val="19"/>
+              </w:rPr>
               <w:t>Edit fasilitas kamar dan ubah tarif sewa unit kamar</w:t>
             </w:r>
           </w:p>
@@ -22877,6 +24502,9 @@
             </w:pPr>
             <w:r/>
             <w:r>
+              <w:rPr>
+                <w:sz w:val="19"/>
+              </w:rPr>
               <w:t>Perubahan data tersimpan sukses, fasilitas terupdate di landing page</w:t>
             </w:r>
           </w:p>
@@ -22897,6 +24525,9 @@
             </w:pPr>
             <w:r/>
             <w:r>
+              <w:rPr>
+                <w:sz w:val="19"/>
+              </w:rPr>
               <w:t>Sesuai ekspektasi</w:t>
             </w:r>
           </w:p>
@@ -22917,6 +24548,9 @@
             </w:pPr>
             <w:r/>
             <w:r>
+              <w:rPr>
+                <w:sz w:val="19"/>
+              </w:rPr>
               <w:t>Berhasil</w:t>
             </w:r>
           </w:p>
@@ -22942,6 +24576,9 @@
             </w:pPr>
             <w:r/>
             <w:r>
+              <w:rPr>
+                <w:sz w:val="19"/>
+              </w:rPr>
               <w:t>45</w:t>
             </w:r>
           </w:p>
@@ -22962,6 +24599,9 @@
             </w:pPr>
             <w:r/>
             <w:r>
+              <w:rPr>
+                <w:sz w:val="19"/>
+              </w:rPr>
               <w:t>Proteksi hapus kamar yang berpenghuni</w:t>
             </w:r>
           </w:p>
@@ -22982,6 +24622,9 @@
             </w:pPr>
             <w:r/>
             <w:r>
+              <w:rPr>
+                <w:sz w:val="19"/>
+              </w:rPr>
               <w:t>Coba hapus unit kamar yang sedang aktif dihuni penyewa</w:t>
             </w:r>
           </w:p>
@@ -23002,15 +24645,22 @@
             </w:pPr>
             <w:r/>
             <w:r>
+              <w:rPr>
+                <w:sz w:val="19"/>
+              </w:rPr>
               <w:t>Sistem menolak penghapusan (</w:t>
             </w:r>
             <w:r>
               <w:rPr>
                 <w:i/>
+                <w:sz w:val="19"/>
               </w:rPr>
               <w:t>RESTRICT foreign key</w:t>
             </w:r>
             <w:r>
+              <w:rPr>
+                <w:sz w:val="19"/>
+              </w:rPr>
               <w:t>), data historis aman</w:t>
             </w:r>
           </w:p>
@@ -23031,6 +24681,9 @@
             </w:pPr>
             <w:r/>
             <w:r>
+              <w:rPr>
+                <w:sz w:val="19"/>
+              </w:rPr>
               <w:t>Sesuai ekspektasi</w:t>
             </w:r>
           </w:p>
@@ -23051,6 +24704,9 @@
             </w:pPr>
             <w:r/>
             <w:r>
+              <w:rPr>
+                <w:sz w:val="19"/>
+              </w:rPr>
               <w:t>Berhasil</w:t>
             </w:r>
           </w:p>
@@ -23076,6 +24732,9 @@
             </w:pPr>
             <w:r/>
             <w:r>
+              <w:rPr>
+                <w:sz w:val="19"/>
+              </w:rPr>
               <w:t>46</w:t>
             </w:r>
           </w:p>
@@ -23096,6 +24755,9 @@
             </w:pPr>
             <w:r/>
             <w:r>
+              <w:rPr>
+                <w:sz w:val="19"/>
+              </w:rPr>
               <w:t>Pendaftaran penyewa manual (walk-in)</w:t>
             </w:r>
           </w:p>
@@ -23116,6 +24778,9 @@
             </w:pPr>
             <w:r/>
             <w:r>
+              <w:rPr>
+                <w:sz w:val="19"/>
+              </w:rPr>
               <w:t xml:space="preserve">Input tamu langsung via form </w:t>
             </w:r>
             <w:r>
@@ -23144,6 +24809,9 @@
             </w:pPr>
             <w:r/>
             <w:r>
+              <w:rPr>
+                <w:sz w:val="19"/>
+              </w:rPr>
               <w:t>Akun users terbuat, kamar terkunci terisi, tagihan awal otomatis lunas</w:t>
             </w:r>
           </w:p>
@@ -23164,6 +24832,9 @@
             </w:pPr>
             <w:r/>
             <w:r>
+              <w:rPr>
+                <w:sz w:val="19"/>
+              </w:rPr>
               <w:t>Sesuai ekspektasi</w:t>
             </w:r>
           </w:p>
@@ -23184,6 +24855,9 @@
             </w:pPr>
             <w:r/>
             <w:r>
+              <w:rPr>
+                <w:sz w:val="19"/>
+              </w:rPr>
               <w:t>Berhasil</w:t>
             </w:r>
           </w:p>
@@ -23209,6 +24883,9 @@
             </w:pPr>
             <w:r/>
             <w:r>
+              <w:rPr>
+                <w:sz w:val="19"/>
+              </w:rPr>
               <w:t>47</w:t>
             </w:r>
           </w:p>
@@ -23229,6 +24906,9 @@
             </w:pPr>
             <w:r/>
             <w:r>
+              <w:rPr>
+                <w:sz w:val="19"/>
+              </w:rPr>
               <w:t>Konfirmasi reservasi pending</w:t>
             </w:r>
           </w:p>
@@ -23249,6 +24929,9 @@
             </w:pPr>
             <w:r/>
             <w:r>
+              <w:rPr>
+                <w:sz w:val="19"/>
+              </w:rPr>
               <w:t>Klik tombol hijau "Konfirmasi &amp; Aktifkan Penyewa"</w:t>
             </w:r>
           </w:p>
@@ -23269,6 +24952,9 @@
             </w:pPr>
             <w:r/>
             <w:r>
+              <w:rPr>
+                <w:sz w:val="19"/>
+              </w:rPr>
               <w:t>Akun diaktifkan, kamar terkunci terisi, kredensial terkirim via WA Fonnte</w:t>
             </w:r>
           </w:p>
@@ -23289,6 +24975,9 @@
             </w:pPr>
             <w:r/>
             <w:r>
+              <w:rPr>
+                <w:sz w:val="19"/>
+              </w:rPr>
               <w:t>Sesuai ekspektasi</w:t>
             </w:r>
           </w:p>
@@ -23309,6 +24998,9 @@
             </w:pPr>
             <w:r/>
             <w:r>
+              <w:rPr>
+                <w:sz w:val="19"/>
+              </w:rPr>
               <w:t>Berhasil</w:t>
             </w:r>
           </w:p>
@@ -23334,6 +25026,9 @@
             </w:pPr>
             <w:r/>
             <w:r>
+              <w:rPr>
+                <w:sz w:val="19"/>
+              </w:rPr>
               <w:t>48</w:t>
             </w:r>
           </w:p>
@@ -23354,6 +25049,9 @@
             </w:pPr>
             <w:r/>
             <w:r>
+              <w:rPr>
+                <w:sz w:val="19"/>
+              </w:rPr>
               <w:t>Konfirmasi pembayaran kas/tunai</w:t>
             </w:r>
           </w:p>
@@ -23374,6 +25072,9 @@
             </w:pPr>
             <w:r/>
             <w:r>
+              <w:rPr>
+                <w:sz w:val="19"/>
+              </w:rPr>
               <w:t>Klik tombol "Konfirmasi Tunai" pada daftar tagihan pending</w:t>
             </w:r>
           </w:p>
@@ -23394,6 +25095,9 @@
             </w:pPr>
             <w:r/>
             <w:r>
+              <w:rPr>
+                <w:sz w:val="19"/>
+              </w:rPr>
               <w:t>Tagihan berubah lunas, mutasi pemasukan kas tercatat, kuitansi terbit</w:t>
             </w:r>
           </w:p>
@@ -23414,6 +25118,9 @@
             </w:pPr>
             <w:r/>
             <w:r>
+              <w:rPr>
+                <w:sz w:val="19"/>
+              </w:rPr>
               <w:t>Sesuai ekspektasi</w:t>
             </w:r>
           </w:p>
@@ -23434,6 +25141,9 @@
             </w:pPr>
             <w:r/>
             <w:r>
+              <w:rPr>
+                <w:sz w:val="19"/>
+              </w:rPr>
               <w:t>Berhasil</w:t>
             </w:r>
           </w:p>
@@ -23459,6 +25169,9 @@
             </w:pPr>
             <w:r/>
             <w:r>
+              <w:rPr>
+                <w:sz w:val="19"/>
+              </w:rPr>
               <w:t>49</w:t>
             </w:r>
           </w:p>
@@ -23479,6 +25192,9 @@
             </w:pPr>
             <w:r/>
             <w:r>
+              <w:rPr>
+                <w:sz w:val="19"/>
+              </w:rPr>
               <w:t>Eksekusi terminasi sewa (checkout)</w:t>
             </w:r>
           </w:p>
@@ -23499,6 +25215,9 @@
             </w:pPr>
             <w:r/>
             <w:r>
+              <w:rPr>
+                <w:sz w:val="19"/>
+              </w:rPr>
               <w:t>Klik tombol checkout pada penyewa yang selesai kontrak</w:t>
             </w:r>
           </w:p>
@@ -23519,6 +25238,9 @@
             </w:pPr>
             <w:r/>
             <w:r>
+              <w:rPr>
+                <w:sz w:val="19"/>
+              </w:rPr>
               <w:t>Akun penyewa nonaktif, status kamar tetap terkunci merah 'terisi'</w:t>
             </w:r>
           </w:p>
@@ -23539,6 +25261,9 @@
             </w:pPr>
             <w:r/>
             <w:r>
+              <w:rPr>
+                <w:sz w:val="19"/>
+              </w:rPr>
               <w:t>Sesuai ekspektasi</w:t>
             </w:r>
           </w:p>
@@ -23559,6 +25284,9 @@
             </w:pPr>
             <w:r/>
             <w:r>
+              <w:rPr>
+                <w:sz w:val="19"/>
+              </w:rPr>
               <w:t>Berhasil</w:t>
             </w:r>
           </w:p>
@@ -23584,6 +25312,9 @@
             </w:pPr>
             <w:r/>
             <w:r>
+              <w:rPr>
+                <w:sz w:val="19"/>
+              </w:rPr>
               <w:t>50</w:t>
             </w:r>
           </w:p>
@@ -23604,6 +25335,9 @@
             </w:pPr>
             <w:r/>
             <w:r>
+              <w:rPr>
+                <w:sz w:val="19"/>
+              </w:rPr>
               <w:t>Pelepasan manual status kamar pasca inspeksi</w:t>
             </w:r>
           </w:p>
@@ -23624,6 +25358,9 @@
             </w:pPr>
             <w:r/>
             <w:r>
+              <w:rPr>
+                <w:sz w:val="19"/>
+              </w:rPr>
               <w:t>Klik ubah status kamar menjadi "Tersedia" setelah inspeksi</w:t>
             </w:r>
           </w:p>
@@ -23644,6 +25381,9 @@
             </w:pPr>
             <w:r/>
             <w:r>
+              <w:rPr>
+                <w:sz w:val="19"/>
+              </w:rPr>
               <w:t>Status kamar berubah hijau 'tersedia' di katalog dan siap dipesan kembali</w:t>
             </w:r>
           </w:p>
@@ -23664,6 +25404,9 @@
             </w:pPr>
             <w:r/>
             <w:r>
+              <w:rPr>
+                <w:sz w:val="19"/>
+              </w:rPr>
               <w:t>Sesuai ekspektasi</w:t>
             </w:r>
           </w:p>
@@ -23684,6 +25427,9 @@
             </w:pPr>
             <w:r/>
             <w:r>
+              <w:rPr>
+                <w:sz w:val="19"/>
+              </w:rPr>
               <w:t>Berhasil</w:t>
             </w:r>
           </w:p>
@@ -23709,6 +25455,9 @@
             </w:pPr>
             <w:r/>
             <w:r>
+              <w:rPr>
+                <w:sz w:val="19"/>
+              </w:rPr>
               <w:t>51</w:t>
             </w:r>
           </w:p>
@@ -23729,6 +25478,9 @@
             </w:pPr>
             <w:r/>
             <w:r>
+              <w:rPr>
+                <w:sz w:val="19"/>
+              </w:rPr>
               <w:t>Kalender Kontrol Visual hunian (UC-19)</w:t>
             </w:r>
           </w:p>
@@ -23749,6 +25501,9 @@
             </w:pPr>
             <w:r/>
             <w:r>
+              <w:rPr>
+                <w:sz w:val="19"/>
+              </w:rPr>
               <w:t>Buka menu Kalender Kontrol Visual pada panel admin</w:t>
             </w:r>
           </w:p>
@@ -23769,6 +25524,9 @@
             </w:pPr>
             <w:r/>
             <w:r>
+              <w:rPr>
+                <w:sz w:val="19"/>
+              </w:rPr>
               <w:t>Jadwal keterisian dan kepulangan 32 kamar terpetakan dalam kalender</w:t>
             </w:r>
           </w:p>
@@ -23789,6 +25547,9 @@
             </w:pPr>
             <w:r/>
             <w:r>
+              <w:rPr>
+                <w:sz w:val="19"/>
+              </w:rPr>
               <w:t>Sesuai ekspektasi</w:t>
             </w:r>
           </w:p>
@@ -23809,6 +25570,9 @@
             </w:pPr>
             <w:r/>
             <w:r>
+              <w:rPr>
+                <w:sz w:val="19"/>
+              </w:rPr>
               <w:t>Berhasil</w:t>
             </w:r>
           </w:p>
@@ -23834,6 +25598,9 @@
             </w:pPr>
             <w:r/>
             <w:r>
+              <w:rPr>
+                <w:sz w:val="19"/>
+              </w:rPr>
               <w:t>52</w:t>
             </w:r>
           </w:p>
@@ -23854,6 +25621,9 @@
             </w:pPr>
             <w:r/>
             <w:r>
+              <w:rPr>
+                <w:sz w:val="19"/>
+              </w:rPr>
               <w:t>Siaran pengumuman massal WA (UC-20)</w:t>
             </w:r>
           </w:p>
@@ -23874,6 +25644,9 @@
             </w:pPr>
             <w:r/>
             <w:r>
+              <w:rPr>
+                <w:sz w:val="19"/>
+              </w:rPr>
               <w:t>Tulis teks pengumuman darurat lalu klik kirim broadcast</w:t>
             </w:r>
           </w:p>
@@ -23894,6 +25667,9 @@
             </w:pPr>
             <w:r/>
             <w:r>
+              <w:rPr>
+                <w:sz w:val="19"/>
+              </w:rPr>
               <w:t>Pesan siaran terkirim otomatis ke seluruh nomor WhatsApp penyewa aktif</w:t>
             </w:r>
           </w:p>
@@ -23914,6 +25690,9 @@
             </w:pPr>
             <w:r/>
             <w:r>
+              <w:rPr>
+                <w:sz w:val="19"/>
+              </w:rPr>
               <w:t>Sesuai ekspektasi</w:t>
             </w:r>
           </w:p>
@@ -23934,6 +25713,9 @@
             </w:pPr>
             <w:r/>
             <w:r>
+              <w:rPr>
+                <w:sz w:val="19"/>
+              </w:rPr>
               <w:t>Berhasil</w:t>
             </w:r>
           </w:p>
@@ -23959,6 +25741,9 @@
             </w:pPr>
             <w:r/>
             <w:r>
+              <w:rPr>
+                <w:sz w:val="19"/>
+              </w:rPr>
               <w:t>53</w:t>
             </w:r>
           </w:p>
@@ -23979,6 +25764,9 @@
             </w:pPr>
             <w:r/>
             <w:r>
+              <w:rPr>
+                <w:sz w:val="19"/>
+              </w:rPr>
               <w:t>Catat pengeluaran kas operasional</w:t>
             </w:r>
           </w:p>
@@ -23999,6 +25787,9 @@
             </w:pPr>
             <w:r/>
             <w:r>
+              <w:rPr>
+                <w:sz w:val="19"/>
+              </w:rPr>
               <w:t>Input biaya pembelian token listrik dan unggah nota kuitansi</w:t>
             </w:r>
           </w:p>
@@ -24019,6 +25810,9 @@
             </w:pPr>
             <w:r/>
             <w:r>
+              <w:rPr>
+                <w:sz w:val="19"/>
+              </w:rPr>
               <w:t>Pengeluaran tersimpan dan otomatis memotong saldo laba bersih dasbor</w:t>
             </w:r>
           </w:p>
@@ -24039,6 +25833,9 @@
             </w:pPr>
             <w:r/>
             <w:r>
+              <w:rPr>
+                <w:sz w:val="19"/>
+              </w:rPr>
               <w:t>Sesuai ekspektasi</w:t>
             </w:r>
           </w:p>
@@ -24059,6 +25856,9 @@
             </w:pPr>
             <w:r/>
             <w:r>
+              <w:rPr>
+                <w:sz w:val="19"/>
+              </w:rPr>
               <w:t>Berhasil</w:t>
             </w:r>
           </w:p>
@@ -24084,6 +25884,9 @@
             </w:pPr>
             <w:r/>
             <w:r>
+              <w:rPr>
+                <w:sz w:val="19"/>
+              </w:rPr>
               <w:t>54</w:t>
             </w:r>
           </w:p>
@@ -24104,6 +25907,9 @@
             </w:pPr>
             <w:r/>
             <w:r>
+              <w:rPr>
+                <w:sz w:val="19"/>
+              </w:rPr>
               <w:t>Ekspor laporan arus kas PDF &amp; Excel</w:t>
             </w:r>
           </w:p>
@@ -24124,6 +25930,9 @@
             </w:pPr>
             <w:r/>
             <w:r>
+              <w:rPr>
+                <w:sz w:val="19"/>
+              </w:rPr>
               <w:t>Klik tombol ekspor laporan keuangan periode bulanan</w:t>
             </w:r>
           </w:p>
@@ -24144,6 +25953,9 @@
             </w:pPr>
             <w:r/>
             <w:r>
+              <w:rPr>
+                <w:sz w:val="19"/>
+              </w:rPr>
               <w:t>Berkas PDF resmi (Dompdf) dan Excel/CSV (BOM UTF-8) terunduh sempurna</w:t>
             </w:r>
           </w:p>
@@ -24164,6 +25976,9 @@
             </w:pPr>
             <w:r/>
             <w:r>
+              <w:rPr>
+                <w:sz w:val="19"/>
+              </w:rPr>
               <w:t>Sesuai ekspektasi</w:t>
             </w:r>
           </w:p>
@@ -24184,6 +25999,9 @@
             </w:pPr>
             <w:r/>
             <w:r>
+              <w:rPr>
+                <w:sz w:val="19"/>
+              </w:rPr>
               <w:t>Berhasil</w:t>
             </w:r>
           </w:p>
@@ -24211,6 +26029,7 @@
             <w:r>
               <w:rPr>
                 <w:b/>
+                <w:sz w:val="19"/>
               </w:rPr>
               <w:t>Domain VI: Otomasi Scheduler, Denda &amp; API Eksternal</w:t>
             </w:r>
@@ -24322,6 +26141,9 @@
             </w:pPr>
             <w:r/>
             <w:r>
+              <w:rPr>
+                <w:sz w:val="19"/>
+              </w:rPr>
               <w:t>55</w:t>
             </w:r>
           </w:p>
@@ -24342,6 +26164,9 @@
             </w:pPr>
             <w:r/>
             <w:r>
+              <w:rPr>
+                <w:sz w:val="19"/>
+              </w:rPr>
               <w:t>Eksekusi auto-billing tanggal 1</w:t>
             </w:r>
           </w:p>
@@ -24362,6 +26187,9 @@
             </w:pPr>
             <w:r/>
             <w:r>
+              <w:rPr>
+                <w:sz w:val="19"/>
+              </w:rPr>
               <w:t xml:space="preserve">Jalankan scheduler perintah </w:t>
             </w:r>
             <w:r>
@@ -24390,6 +26218,9 @@
             </w:pPr>
             <w:r/>
             <w:r>
+              <w:rPr>
+                <w:sz w:val="19"/>
+              </w:rPr>
               <w:t>Tagihan sewa bulan baru terbit seragam untuk seluruh penyewa bulanan</w:t>
             </w:r>
           </w:p>
@@ -24410,6 +26241,9 @@
             </w:pPr>
             <w:r/>
             <w:r>
+              <w:rPr>
+                <w:sz w:val="19"/>
+              </w:rPr>
               <w:t>Sesuai ekspektasi</w:t>
             </w:r>
           </w:p>
@@ -24430,6 +26264,9 @@
             </w:pPr>
             <w:r/>
             <w:r>
+              <w:rPr>
+                <w:sz w:val="19"/>
+              </w:rPr>
               <w:t>Berhasil</w:t>
             </w:r>
           </w:p>
@@ -24455,6 +26292,9 @@
             </w:pPr>
             <w:r/>
             <w:r>
+              <w:rPr>
+                <w:sz w:val="19"/>
+              </w:rPr>
               <w:t>56</w:t>
             </w:r>
           </w:p>
@@ -24475,6 +26315,9 @@
             </w:pPr>
             <w:r/>
             <w:r>
+              <w:rPr>
+                <w:sz w:val="19"/>
+              </w:rPr>
               <w:t>Pengecualian penyewa harian/mingguan</w:t>
             </w:r>
           </w:p>
@@ -24495,6 +26338,9 @@
             </w:pPr>
             <w:r/>
             <w:r>
+              <w:rPr>
+                <w:sz w:val="19"/>
+              </w:rPr>
               <w:t>Evaluasi hasil eksekusi billing terhadap penyewa mingguan</w:t>
             </w:r>
           </w:p>
@@ -24515,6 +26361,9 @@
             </w:pPr>
             <w:r/>
             <w:r>
+              <w:rPr>
+                <w:sz w:val="19"/>
+              </w:rPr>
               <w:t>Penyewa bertipe harian dan mingguan tidak diterbitkan tagihan bulanan</w:t>
             </w:r>
           </w:p>
@@ -24535,6 +26384,9 @@
             </w:pPr>
             <w:r/>
             <w:r>
+              <w:rPr>
+                <w:sz w:val="19"/>
+              </w:rPr>
               <w:t>Sesuai ekspektasi</w:t>
             </w:r>
           </w:p>
@@ -24555,6 +26407,9 @@
             </w:pPr>
             <w:r/>
             <w:r>
+              <w:rPr>
+                <w:sz w:val="19"/>
+              </w:rPr>
               <w:t>Berhasil</w:t>
             </w:r>
           </w:p>
@@ -24580,6 +26435,9 @@
             </w:pPr>
             <w:r/>
             <w:r>
+              <w:rPr>
+                <w:sz w:val="19"/>
+              </w:rPr>
               <w:t>57</w:t>
             </w:r>
           </w:p>
@@ -24600,6 +26458,9 @@
             </w:pPr>
             <w:r/>
             <w:r>
+              <w:rPr>
+                <w:sz w:val="19"/>
+              </w:rPr>
               <w:t>Penegakan denda flat 5% ganti bulan</w:t>
             </w:r>
           </w:p>
@@ -24620,6 +26481,9 @@
             </w:pPr>
             <w:r/>
             <w:r>
+              <w:rPr>
+                <w:sz w:val="19"/>
+              </w:rPr>
               <w:t>Jalankan scheduler pada tagihan bulan lalu yang belum lunas</w:t>
             </w:r>
           </w:p>
@@ -24640,6 +26504,9 @@
             </w:pPr>
             <w:r/>
             <w:r>
+              <w:rPr>
+                <w:sz w:val="19"/>
+              </w:rPr>
               <w:t>Sistem mengenakan denda flat 5% dari tarif sewa pokok (dikenakan 1 kali)</w:t>
             </w:r>
           </w:p>
@@ -24660,6 +26527,9 @@
             </w:pPr>
             <w:r/>
             <w:r>
+              <w:rPr>
+                <w:sz w:val="19"/>
+              </w:rPr>
               <w:t>Sesuai ekspektasi</w:t>
             </w:r>
           </w:p>
@@ -24680,6 +26550,9 @@
             </w:pPr>
             <w:r/>
             <w:r>
+              <w:rPr>
+                <w:sz w:val="19"/>
+              </w:rPr>
               <w:t>Berhasil</w:t>
             </w:r>
           </w:p>
@@ -24705,6 +26578,9 @@
             </w:pPr>
             <w:r/>
             <w:r>
+              <w:rPr>
+                <w:sz w:val="19"/>
+              </w:rPr>
               <w:t>58</w:t>
             </w:r>
           </w:p>
@@ -24725,6 +26601,9 @@
             </w:pPr>
             <w:r/>
             <w:r>
+              <w:rPr>
+                <w:sz w:val="19"/>
+              </w:rPr>
               <w:t>Verifikasi Idempotency Guard denda</w:t>
             </w:r>
           </w:p>
@@ -24745,6 +26624,9 @@
             </w:pPr>
             <w:r/>
             <w:r>
+              <w:rPr>
+                <w:sz w:val="19"/>
+              </w:rPr>
               <w:t>Jalankan scheduler denda berulang kali pada hari berikutnya</w:t>
             </w:r>
           </w:p>
@@ -24765,6 +26647,9 @@
             </w:pPr>
             <w:r/>
             <w:r>
+              <w:rPr>
+                <w:sz w:val="19"/>
+              </w:rPr>
               <w:t>Nilai denda tidak bertambah lagi (tetap 5% flat tanpa bunga harian)</w:t>
             </w:r>
           </w:p>
@@ -24785,6 +26670,9 @@
             </w:pPr>
             <w:r/>
             <w:r>
+              <w:rPr>
+                <w:sz w:val="19"/>
+              </w:rPr>
               <w:t>Sesuai ekspektasi</w:t>
             </w:r>
           </w:p>
@@ -24805,6 +26693,9 @@
             </w:pPr>
             <w:r/>
             <w:r>
+              <w:rPr>
+                <w:sz w:val="19"/>
+              </w:rPr>
               <w:t>Berhasil</w:t>
             </w:r>
           </w:p>
@@ -24830,6 +26721,9 @@
             </w:pPr>
             <w:r/>
             <w:r>
+              <w:rPr>
+                <w:sz w:val="19"/>
+              </w:rPr>
               <w:t>59</w:t>
             </w:r>
           </w:p>
@@ -24850,6 +26744,9 @@
             </w:pPr>
             <w:r/>
             <w:r>
+              <w:rPr>
+                <w:sz w:val="19"/>
+              </w:rPr>
               <w:t>Notifikasi WhatsApp tagihan baru Fonnte</w:t>
             </w:r>
           </w:p>
@@ -24870,6 +26767,9 @@
             </w:pPr>
             <w:r/>
             <w:r>
+              <w:rPr>
+                <w:sz w:val="19"/>
+              </w:rPr>
               <w:t>Pemicuan penerbitan tagihan baru via automated billing</w:t>
             </w:r>
           </w:p>
@@ -24890,6 +26790,9 @@
             </w:pPr>
             <w:r/>
             <w:r>
+              <w:rPr>
+                <w:sz w:val="19"/>
+              </w:rPr>
               <w:t>Pesan WhatsApp rincian invoice masuk ke nomor telepon penyewa</w:t>
             </w:r>
           </w:p>
@@ -24910,6 +26813,9 @@
             </w:pPr>
             <w:r/>
             <w:r>
+              <w:rPr>
+                <w:sz w:val="19"/>
+              </w:rPr>
               <w:t>Sesuai ekspektasi</w:t>
             </w:r>
           </w:p>
@@ -24930,6 +26836,9 @@
             </w:pPr>
             <w:r/>
             <w:r>
+              <w:rPr>
+                <w:sz w:val="19"/>
+              </w:rPr>
               <w:t>Berhasil</w:t>
             </w:r>
           </w:p>
@@ -24955,6 +26864,9 @@
             </w:pPr>
             <w:r/>
             <w:r>
+              <w:rPr>
+                <w:sz w:val="19"/>
+              </w:rPr>
               <w:t>60</w:t>
             </w:r>
           </w:p>
@@ -24975,6 +26887,9 @@
             </w:pPr>
             <w:r/>
             <w:r>
+              <w:rPr>
+                <w:sz w:val="19"/>
+              </w:rPr>
               <w:t>Eskalasi WhatsApp penunggakan ke wali</w:t>
             </w:r>
           </w:p>
@@ -24995,6 +26910,9 @@
             </w:pPr>
             <w:r/>
             <w:r>
+              <w:rPr>
+                <w:sz w:val="19"/>
+              </w:rPr>
               <w:t>Tagihan tertunggak melampaui bulan kedua kalender</w:t>
             </w:r>
           </w:p>
@@ -25015,6 +26933,9 @@
             </w:pPr>
             <w:r/>
             <w:r>
+              <w:rPr>
+                <w:sz w:val="19"/>
+              </w:rPr>
               <w:t>Pesan peringatan eskalasi tunggakan terkirim ke kontak nomor WhatsApp wali</w:t>
             </w:r>
           </w:p>
@@ -25035,6 +26956,9 @@
             </w:pPr>
             <w:r/>
             <w:r>
+              <w:rPr>
+                <w:sz w:val="19"/>
+              </w:rPr>
               <w:t>Sesuai ekspektasi</w:t>
             </w:r>
           </w:p>
@@ -25055,6 +26979,9 @@
             </w:pPr>
             <w:r/>
             <w:r>
+              <w:rPr>
+                <w:sz w:val="19"/>
+              </w:rPr>
               <w:t>Berhasil</w:t>
             </w:r>
           </w:p>
@@ -25087,11 +27014,11 @@
     </w:p>
     <w:p>
       <w:pPr>
-        <w:spacing w:before="120" w:after="120"/>
-      </w:pPr>
-      <w:r>
-        <w:rPr>
-          <w:color w:val="B4B4B4"/>
+        <w:spacing w:before="80" w:after="80"/>
+      </w:pPr>
+      <w:r>
+        <w:rPr>
+          <w:color w:val="BEBEBE"/>
           <w:sz w:val="16"/>
         </w:rPr>
         <w:t>_______________________________________________________________________________</w:t>
@@ -25104,6 +27031,9 @@
         <w:spacing w:before="200" w:after="80"/>
       </w:pPr>
       <w:r>
+        <w:rPr>
+          <w:sz w:val="22"/>
+        </w:rPr>
         <w:t>4.5.2 Hasil Pengujian Hak Akses</w:t>
       </w:r>
     </w:p>
@@ -25187,6 +27117,7 @@
             <w:r>
               <w:rPr>
                 <w:b/>
+                <w:sz w:val="20"/>
               </w:rPr>
               <w:t>No</w:t>
             </w:r>
@@ -25212,6 +27143,7 @@
             <w:r>
               <w:rPr>
                 <w:b/>
+                <w:sz w:val="20"/>
               </w:rPr>
               <w:t>Skenario Pengujian Hak Akses</w:t>
             </w:r>
@@ -25237,6 +27169,7 @@
             <w:r>
               <w:rPr>
                 <w:b/>
+                <w:sz w:val="20"/>
               </w:rPr>
               <w:t>Masukan / Percobaan Aksi</w:t>
             </w:r>
@@ -25262,6 +27195,7 @@
             <w:r>
               <w:rPr>
                 <w:b/>
+                <w:sz w:val="20"/>
               </w:rPr>
               <w:t>Respon Sistem yang Diharapkan</w:t>
             </w:r>
@@ -25287,6 +27221,7 @@
             <w:r>
               <w:rPr>
                 <w:b/>
+                <w:sz w:val="20"/>
               </w:rPr>
               <w:t>Hasil Pengujian</w:t>
             </w:r>
@@ -25312,6 +27247,7 @@
             <w:r>
               <w:rPr>
                 <w:b/>
+                <w:sz w:val="20"/>
               </w:rPr>
               <w:t>Status</w:t>
             </w:r>
@@ -25338,6 +27274,9 @@
             </w:pPr>
             <w:r/>
             <w:r>
+              <w:rPr>
+                <w:sz w:val="19"/>
+              </w:rPr>
               <w:t>1</w:t>
             </w:r>
           </w:p>
@@ -25358,6 +27297,9 @@
             </w:pPr>
             <w:r/>
             <w:r>
+              <w:rPr>
+                <w:sz w:val="19"/>
+              </w:rPr>
               <w:t>Akses rute admin oleh pengguna anonim</w:t>
             </w:r>
           </w:p>
@@ -25378,6 +27320,9 @@
             </w:pPr>
             <w:r/>
             <w:r>
+              <w:rPr>
+                <w:sz w:val="19"/>
+              </w:rPr>
               <w:t xml:space="preserve">Pengunjung tanpa login mengakses </w:t>
             </w:r>
             <w:r>
@@ -25406,6 +27351,9 @@
             </w:pPr>
             <w:r/>
             <w:r>
+              <w:rPr>
+                <w:sz w:val="19"/>
+              </w:rPr>
               <w:t xml:space="preserve">Sistem menolak akses, mengalihkan pengguna ke </w:t>
             </w:r>
             <w:r>
@@ -25434,6 +27382,9 @@
             </w:pPr>
             <w:r/>
             <w:r>
+              <w:rPr>
+                <w:sz w:val="19"/>
+              </w:rPr>
               <w:t>Dialihkan ke form login admin</w:t>
             </w:r>
           </w:p>
@@ -25454,6 +27405,9 @@
             </w:pPr>
             <w:r/>
             <w:r>
+              <w:rPr>
+                <w:sz w:val="19"/>
+              </w:rPr>
               <w:t>Berhasil</w:t>
             </w:r>
           </w:p>
@@ -25479,6 +27433,9 @@
             </w:pPr>
             <w:r/>
             <w:r>
+              <w:rPr>
+                <w:sz w:val="19"/>
+              </w:rPr>
               <w:t>2</w:t>
             </w:r>
           </w:p>
@@ -25499,6 +27456,9 @@
             </w:pPr>
             <w:r/>
             <w:r>
+              <w:rPr>
+                <w:sz w:val="19"/>
+              </w:rPr>
               <w:t>Akses rute admin oleh penyewa aktif</w:t>
             </w:r>
           </w:p>
@@ -25519,6 +27479,9 @@
             </w:pPr>
             <w:r/>
             <w:r>
+              <w:rPr>
+                <w:sz w:val="19"/>
+              </w:rPr>
               <w:t xml:space="preserve">Penyewa aktif yang login mencoba mengakses URL </w:t>
             </w:r>
             <w:r>
@@ -25547,6 +27510,9 @@
             </w:pPr>
             <w:r/>
             <w:r>
+              <w:rPr>
+                <w:sz w:val="19"/>
+              </w:rPr>
               <w:t>Sistem menolak otorisasi, mengembalikan kode status HTTP 403 Forbidden</w:t>
             </w:r>
           </w:p>
@@ -25567,6 +27533,9 @@
             </w:pPr>
             <w:r/>
             <w:r>
+              <w:rPr>
+                <w:sz w:val="19"/>
+              </w:rPr>
               <w:t>Respon HTTP 403 Terlarang</w:t>
             </w:r>
           </w:p>
@@ -25587,6 +27556,9 @@
             </w:pPr>
             <w:r/>
             <w:r>
+              <w:rPr>
+                <w:sz w:val="19"/>
+              </w:rPr>
               <w:t>Berhasil</w:t>
             </w:r>
           </w:p>
@@ -25612,6 +27584,9 @@
             </w:pPr>
             <w:r/>
             <w:r>
+              <w:rPr>
+                <w:sz w:val="19"/>
+              </w:rPr>
               <w:t>3</w:t>
             </w:r>
           </w:p>
@@ -25632,6 +27607,9 @@
             </w:pPr>
             <w:r/>
             <w:r>
+              <w:rPr>
+                <w:sz w:val="19"/>
+              </w:rPr>
               <w:t>Akses rute penyewa oleh pengunjung publik</w:t>
             </w:r>
           </w:p>
@@ -25652,6 +27630,9 @@
             </w:pPr>
             <w:r/>
             <w:r>
+              <w:rPr>
+                <w:sz w:val="19"/>
+              </w:rPr>
               <w:t xml:space="preserve">Pengguna anonim mencoba membuka URL </w:t>
             </w:r>
             <w:r>
@@ -25680,6 +27661,9 @@
             </w:pPr>
             <w:r/>
             <w:r>
+              <w:rPr>
+                <w:sz w:val="19"/>
+              </w:rPr>
               <w:t xml:space="preserve">Sistem mengintersept permintaan, mengalihkan sesi ke </w:t>
             </w:r>
             <w:r>
@@ -25708,6 +27692,9 @@
             </w:pPr>
             <w:r/>
             <w:r>
+              <w:rPr>
+                <w:sz w:val="19"/>
+              </w:rPr>
               <w:t>Dialihkan ke portal login penyewa</w:t>
             </w:r>
           </w:p>
@@ -25728,6 +27715,9 @@
             </w:pPr>
             <w:r/>
             <w:r>
+              <w:rPr>
+                <w:sz w:val="19"/>
+              </w:rPr>
               <w:t>Berhasil</w:t>
             </w:r>
           </w:p>
@@ -25753,6 +27743,9 @@
             </w:pPr>
             <w:r/>
             <w:r>
+              <w:rPr>
+                <w:sz w:val="19"/>
+              </w:rPr>
               <w:t>4</w:t>
             </w:r>
           </w:p>
@@ -25773,6 +27766,9 @@
             </w:pPr>
             <w:r/>
             <w:r>
+              <w:rPr>
+                <w:sz w:val="19"/>
+              </w:rPr>
               <w:t>Akses rute penyewa oleh calon penyewa belum aktif</w:t>
             </w:r>
           </w:p>
@@ -25793,6 +27789,9 @@
             </w:pPr>
             <w:r/>
             <w:r>
+              <w:rPr>
+                <w:sz w:val="19"/>
+              </w:rPr>
               <w:t xml:space="preserve">Calon penyewa yang reservasi masih pending mencoba membuka </w:t>
             </w:r>
             <w:r>
@@ -25821,6 +27820,9 @@
             </w:pPr>
             <w:r/>
             <w:r>
+              <w:rPr>
+                <w:sz w:val="19"/>
+              </w:rPr>
               <w:t xml:space="preserve">Middleware </w:t>
             </w:r>
             <w:r>
@@ -25832,6 +27834,9 @@
               <w:t>EnsureTenantIsActive</w:t>
             </w:r>
             <w:r>
+              <w:rPr>
+                <w:sz w:val="19"/>
+              </w:rPr>
               <w:t xml:space="preserve"> menolak akses, menampilkan modal peringatan</w:t>
             </w:r>
           </w:p>
@@ -25852,6 +27857,9 @@
             </w:pPr>
             <w:r/>
             <w:r>
+              <w:rPr>
+                <w:sz w:val="19"/>
+              </w:rPr>
               <w:t>Intersept modal peringatan aktif</w:t>
             </w:r>
           </w:p>
@@ -25872,6 +27880,9 @@
             </w:pPr>
             <w:r/>
             <w:r>
+              <w:rPr>
+                <w:sz w:val="19"/>
+              </w:rPr>
               <w:t>Berhasil</w:t>
             </w:r>
           </w:p>
@@ -25897,6 +27908,9 @@
             </w:pPr>
             <w:r/>
             <w:r>
+              <w:rPr>
+                <w:sz w:val="19"/>
+              </w:rPr>
               <w:t>5</w:t>
             </w:r>
           </w:p>
@@ -25917,6 +27931,9 @@
             </w:pPr>
             <w:r/>
             <w:r>
+              <w:rPr>
+                <w:sz w:val="19"/>
+              </w:rPr>
               <w:t>Proteksi IDOR tagihan antar-penyewa</w:t>
             </w:r>
           </w:p>
@@ -25937,6 +27954,9 @@
             </w:pPr>
             <w:r/>
             <w:r>
+              <w:rPr>
+                <w:sz w:val="19"/>
+              </w:rPr>
               <w:t>Penyewa A (User ID 2) mengganti parameter ID tagihan pada URL milik Penyewa B (User ID 3)</w:t>
             </w:r>
           </w:p>
@@ -25957,6 +27977,9 @@
             </w:pPr>
             <w:r/>
             <w:r>
+              <w:rPr>
+                <w:sz w:val="19"/>
+              </w:rPr>
               <w:t>Sistem membatasi kueri pada relasi kepemilikan user aktif, menolak dengan HTTP 403</w:t>
             </w:r>
           </w:p>
@@ -25977,6 +28000,9 @@
             </w:pPr>
             <w:r/>
             <w:r>
+              <w:rPr>
+                <w:sz w:val="19"/>
+              </w:rPr>
               <w:t>Respon HTTP 403 Ditolak</w:t>
             </w:r>
           </w:p>
@@ -25997,6 +28023,9 @@
             </w:pPr>
             <w:r/>
             <w:r>
+              <w:rPr>
+                <w:sz w:val="19"/>
+              </w:rPr>
               <w:t>Berhasil</w:t>
             </w:r>
           </w:p>
@@ -26022,6 +28051,9 @@
             </w:pPr>
             <w:r/>
             <w:r>
+              <w:rPr>
+                <w:sz w:val="19"/>
+              </w:rPr>
               <w:t>6</w:t>
             </w:r>
           </w:p>
@@ -26042,6 +28074,9 @@
             </w:pPr>
             <w:r/>
             <w:r>
+              <w:rPr>
+                <w:sz w:val="19"/>
+              </w:rPr>
               <w:t>Proteksi IDOR bukti kuitansi pembayaran</w:t>
             </w:r>
           </w:p>
@@ -26062,6 +28097,9 @@
             </w:pPr>
             <w:r/>
             <w:r>
+              <w:rPr>
+                <w:sz w:val="19"/>
+              </w:rPr>
               <w:t>Pengguna mencoba mengunduh kuitansi transaksi pembayaran milik penyewa lain via URL</w:t>
             </w:r>
           </w:p>
@@ -26082,6 +28120,9 @@
             </w:pPr>
             <w:r/>
             <w:r>
+              <w:rPr>
+                <w:sz w:val="19"/>
+              </w:rPr>
               <w:t>Sistem mengevaluasi kepemilikan pembayaran via tenant relation, menolak dengan HTTP 403</w:t>
             </w:r>
           </w:p>
@@ -26102,6 +28143,9 @@
             </w:pPr>
             <w:r/>
             <w:r>
+              <w:rPr>
+                <w:sz w:val="19"/>
+              </w:rPr>
               <w:t>Respon HTTP 403 Ditolak</w:t>
             </w:r>
           </w:p>
@@ -26122,6 +28166,9 @@
             </w:pPr>
             <w:r/>
             <w:r>
+              <w:rPr>
+                <w:sz w:val="19"/>
+              </w:rPr>
               <w:t>Berhasil</w:t>
             </w:r>
           </w:p>
@@ -26154,11 +28201,11 @@
     </w:p>
     <w:p>
       <w:pPr>
-        <w:spacing w:before="120" w:after="120"/>
-      </w:pPr>
-      <w:r>
-        <w:rPr>
-          <w:color w:val="B4B4B4"/>
+        <w:spacing w:before="80" w:after="80"/>
+      </w:pPr>
+      <w:r>
+        <w:rPr>
+          <w:color w:val="BEBEBE"/>
           <w:sz w:val="16"/>
         </w:rPr>
         <w:t>_______________________________________________________________________________</w:t>
@@ -26171,6 +28218,9 @@
         <w:spacing w:before="200" w:after="80"/>
       </w:pPr>
       <w:r>
+        <w:rPr>
+          <w:sz w:val="22"/>
+        </w:rPr>
         <w:t>4.5.3 Hasil Pengujian Transaksi Midtrans Sandbox (Khusus Saluran BCA Virtual Account)</w:t>
       </w:r>
     </w:p>
@@ -26274,6 +28324,7 @@
             <w:r>
               <w:rPr>
                 <w:b/>
+                <w:sz w:val="20"/>
               </w:rPr>
               <w:t>No</w:t>
             </w:r>
@@ -26299,6 +28350,7 @@
             <w:r>
               <w:rPr>
                 <w:b/>
+                <w:sz w:val="20"/>
               </w:rPr>
               <w:t>Skenario Pengujian BCA Virtual Account</w:t>
             </w:r>
@@ -26324,6 +28376,7 @@
             <w:r>
               <w:rPr>
                 <w:b/>
+                <w:sz w:val="20"/>
               </w:rPr>
               <w:t>Prosedur Pengujian / Masukan Data</w:t>
             </w:r>
@@ -26349,6 +28402,7 @@
             <w:r>
               <w:rPr>
                 <w:b/>
+                <w:sz w:val="20"/>
               </w:rPr>
               <w:t>Respon Sistem &amp; Webhook Callback</w:t>
             </w:r>
@@ -26374,6 +28428,7 @@
             <w:r>
               <w:rPr>
                 <w:b/>
+                <w:sz w:val="20"/>
               </w:rPr>
               <w:t>Hasil Pengujian</w:t>
             </w:r>
@@ -26399,6 +28454,7 @@
             <w:r>
               <w:rPr>
                 <w:b/>
+                <w:sz w:val="20"/>
               </w:rPr>
               <w:t>Status</w:t>
             </w:r>
@@ -26425,6 +28481,9 @@
             </w:pPr>
             <w:r/>
             <w:r>
+              <w:rPr>
+                <w:sz w:val="19"/>
+              </w:rPr>
               <w:t>1</w:t>
             </w:r>
           </w:p>
@@ -26445,6 +28504,9 @@
             </w:pPr>
             <w:r/>
             <w:r>
+              <w:rPr>
+                <w:sz w:val="19"/>
+              </w:rPr>
               <w:t>Inisiasi Pembangkitan Nomor BCA Virtual Account</w:t>
             </w:r>
           </w:p>
@@ -26465,12 +28527,21 @@
             </w:pPr>
             <w:r/>
             <w:r>
+              <w:rPr>
+                <w:sz w:val="19"/>
+              </w:rPr>
               <w:t xml:space="preserve">Calon penyewa/penyewa memilih opsi Bank Transfer </w:t>
             </w:r>
             <w:r>
+              <w:rPr>
+                <w:sz w:val="19"/>
+              </w:rPr>
               <w:t>\rightarrow</w:t>
             </w:r>
             <w:r>
+              <w:rPr>
+                <w:sz w:val="19"/>
+              </w:rPr>
               <w:t xml:space="preserve"> BCA Virtual Account pada popup Midtrans Snap</w:t>
             </w:r>
           </w:p>
@@ -26491,6 +28562,9 @@
             </w:pPr>
             <w:r/>
             <w:r>
+              <w:rPr>
+                <w:sz w:val="19"/>
+              </w:rPr>
               <w:t xml:space="preserve">Snap API menerbitkan nomor BCA VA (kode perusahaan + kode unik) berbatas 24 jam; status transaksi dicatat </w:t>
             </w:r>
             <w:r>
@@ -26519,6 +28593,9 @@
             </w:pPr>
             <w:r/>
             <w:r>
+              <w:rPr>
+                <w:sz w:val="19"/>
+              </w:rPr>
               <w:t xml:space="preserve">Nomor BCA VA diterbitkan rapi, status </w:t>
             </w:r>
             <w:r>
@@ -26530,6 +28607,9 @@
               <w:t>pending</w:t>
             </w:r>
             <w:r>
+              <w:rPr>
+                <w:sz w:val="19"/>
+              </w:rPr>
               <w:t xml:space="preserve"> tersimpan di database</w:t>
             </w:r>
           </w:p>
@@ -26550,6 +28630,9 @@
             </w:pPr>
             <w:r/>
             <w:r>
+              <w:rPr>
+                <w:sz w:val="19"/>
+              </w:rPr>
               <w:t>Berhasil</w:t>
             </w:r>
           </w:p>
@@ -26575,6 +28658,9 @@
             </w:pPr>
             <w:r/>
             <w:r>
+              <w:rPr>
+                <w:sz w:val="19"/>
+              </w:rPr>
               <w:t>2</w:t>
             </w:r>
           </w:p>
@@ -26595,6 +28681,9 @@
             </w:pPr>
             <w:r/>
             <w:r>
+              <w:rPr>
+                <w:sz w:val="19"/>
+              </w:rPr>
               <w:t>Pengecekan Inquiry Nomor BCA VA pada Simulator</w:t>
             </w:r>
           </w:p>
@@ -26615,11 +28704,15 @@
             </w:pPr>
             <w:r/>
             <w:r>
+              <w:rPr>
+                <w:sz w:val="19"/>
+              </w:rPr>
               <w:t xml:space="preserve">Masukkan nomor BCA VA ke Simulator Sandbox Midtrans lalu klik tombol </w:t>
             </w:r>
             <w:r>
               <w:rPr>
                 <w:b/>
+                <w:sz w:val="19"/>
               </w:rPr>
               <w:t>Inquire</w:t>
             </w:r>
@@ -26641,15 +28734,22 @@
             </w:pPr>
             <w:r/>
             <w:r>
+              <w:rPr>
+                <w:sz w:val="19"/>
+              </w:rPr>
               <w:t xml:space="preserve">Simulator membaca tagihan dari cloud Midtrans, menampilkan nama merchant </w:t>
             </w:r>
             <w:r>
               <w:rPr>
                 <w:i/>
+                <w:sz w:val="19"/>
               </w:rPr>
               <w:t>Asri Boarding House</w:t>
             </w:r>
             <w:r>
+              <w:rPr>
+                <w:sz w:val="19"/>
+              </w:rPr>
               <w:t>, nama penyewa, dan nilai nominal</w:t>
             </w:r>
           </w:p>
@@ -26670,6 +28770,9 @@
             </w:pPr>
             <w:r/>
             <w:r>
+              <w:rPr>
+                <w:sz w:val="19"/>
+              </w:rPr>
               <w:t>Data tagihan terbaca persis dengan nominal transaksi</w:t>
             </w:r>
           </w:p>
@@ -26690,6 +28793,9 @@
             </w:pPr>
             <w:r/>
             <w:r>
+              <w:rPr>
+                <w:sz w:val="19"/>
+              </w:rPr>
               <w:t>Berhasil</w:t>
             </w:r>
           </w:p>
@@ -26715,6 +28821,9 @@
             </w:pPr>
             <w:r/>
             <w:r>
+              <w:rPr>
+                <w:sz w:val="19"/>
+              </w:rPr>
               <w:t>3</w:t>
             </w:r>
           </w:p>
@@ -26735,6 +28844,9 @@
             </w:pPr>
             <w:r/>
             <w:r>
+              <w:rPr>
+                <w:sz w:val="19"/>
+              </w:rPr>
               <w:t>Penyelesaian Pembayaran BCA VA (Settlement)</w:t>
             </w:r>
           </w:p>
@@ -26755,15 +28867,22 @@
             </w:pPr>
             <w:r/>
             <w:r>
+              <w:rPr>
+                <w:sz w:val="19"/>
+              </w:rPr>
               <w:t xml:space="preserve">Klik tombol </w:t>
             </w:r>
             <w:r>
               <w:rPr>
                 <w:b/>
+                <w:sz w:val="19"/>
               </w:rPr>
               <w:t>Pay</w:t>
             </w:r>
             <w:r>
+              <w:rPr>
+                <w:sz w:val="19"/>
+              </w:rPr>
               <w:t xml:space="preserve"> pada simulator BCA Virtual Account</w:t>
             </w:r>
           </w:p>
@@ -26784,6 +28903,9 @@
             </w:pPr>
             <w:r/>
             <w:r>
+              <w:rPr>
+                <w:sz w:val="19"/>
+              </w:rPr>
               <w:t xml:space="preserve">Midtrans Cloud mengirim HTTP POST webhook ke server sistem, memvalidasi signature SHA-512, status berubah seketika jadi </w:t>
             </w:r>
             <w:r>
@@ -26795,6 +28917,9 @@
               <w:t>settlement</w:t>
             </w:r>
             <w:r>
+              <w:rPr>
+                <w:sz w:val="19"/>
+              </w:rPr>
               <w:t xml:space="preserve"> (Lunas)</w:t>
             </w:r>
           </w:p>
@@ -26815,6 +28940,9 @@
             </w:pPr>
             <w:r/>
             <w:r>
+              <w:rPr>
+                <w:sz w:val="19"/>
+              </w:rPr>
               <w:t>Status transaksi berubah lunas, kuitansi digital instan terbit</w:t>
             </w:r>
           </w:p>
@@ -26835,6 +28963,9 @@
             </w:pPr>
             <w:r/>
             <w:r>
+              <w:rPr>
+                <w:sz w:val="19"/>
+              </w:rPr>
               <w:t>Berhasil</w:t>
             </w:r>
           </w:p>
@@ -26860,6 +28991,9 @@
             </w:pPr>
             <w:r/>
             <w:r>
+              <w:rPr>
+                <w:sz w:val="19"/>
+              </w:rPr>
               <w:t>4</w:t>
             </w:r>
           </w:p>
@@ -26880,6 +29014,9 @@
             </w:pPr>
             <w:r/>
             <w:r>
+              <w:rPr>
+                <w:sz w:val="19"/>
+              </w:rPr>
               <w:t>Kedaluwarsa Batas Waktu Pembayaran BCA VA (Expire)</w:t>
             </w:r>
           </w:p>
@@ -26900,6 +29037,9 @@
             </w:pPr>
             <w:r/>
             <w:r>
+              <w:rPr>
+                <w:sz w:val="19"/>
+              </w:rPr>
               <w:t>Simulasikan waktu pembayaran 24 jam terlampaui tanpa ada transfer dana</w:t>
             </w:r>
           </w:p>
@@ -26920,6 +29060,9 @@
             </w:pPr>
             <w:r/>
             <w:r>
+              <w:rPr>
+                <w:sz w:val="19"/>
+              </w:rPr>
               <w:t xml:space="preserve">Webhook Midtrans mengirimkan payload status </w:t>
             </w:r>
             <w:r>
@@ -26931,6 +29074,9 @@
               <w:t>expire</w:t>
             </w:r>
             <w:r>
+              <w:rPr>
+                <w:sz w:val="19"/>
+              </w:rPr>
               <w:t>, sistem memperbarui status transaksi menjadi kedaluwarsa di basis data</w:t>
             </w:r>
           </w:p>
@@ -26951,6 +29097,9 @@
             </w:pPr>
             <w:r/>
             <w:r>
+              <w:rPr>
+                <w:sz w:val="19"/>
+              </w:rPr>
               <w:t>Status tagihan/reservasi menjadi kedaluwarsa</w:t>
             </w:r>
           </w:p>
@@ -26971,6 +29120,9 @@
             </w:pPr>
             <w:r/>
             <w:r>
+              <w:rPr>
+                <w:sz w:val="19"/>
+              </w:rPr>
               <w:t>Berhasil</w:t>
             </w:r>
           </w:p>
@@ -26996,6 +29148,9 @@
             </w:pPr>
             <w:r/>
             <w:r>
+              <w:rPr>
+                <w:sz w:val="19"/>
+              </w:rPr>
               <w:t>5</w:t>
             </w:r>
           </w:p>
@@ -27016,6 +29171,9 @@
             </w:pPr>
             <w:r/>
             <w:r>
+              <w:rPr>
+                <w:sz w:val="19"/>
+              </w:rPr>
               <w:t>Pembatalan Transaksi BCA VA oleh Pengguna (Cancel)</w:t>
             </w:r>
           </w:p>
@@ -27036,6 +29194,9 @@
             </w:pPr>
             <w:r/>
             <w:r>
+              <w:rPr>
+                <w:sz w:val="19"/>
+              </w:rPr>
               <w:t>Pengguna membatalkan transaksi pembayaran sebelum transfer dana</w:t>
             </w:r>
           </w:p>
@@ -27056,6 +29217,9 @@
             </w:pPr>
             <w:r/>
             <w:r>
+              <w:rPr>
+                <w:sz w:val="19"/>
+              </w:rPr>
               <w:t xml:space="preserve">Webhook Midtrans mengirim status </w:t>
             </w:r>
             <w:r>
@@ -27067,6 +29231,9 @@
               <w:t>cancel</w:t>
             </w:r>
             <w:r>
+              <w:rPr>
+                <w:sz w:val="19"/>
+              </w:rPr>
               <w:t>, sistem mencatat pembatalan dan melepaskan antrean transaksi</w:t>
             </w:r>
           </w:p>
@@ -27087,6 +29254,9 @@
             </w:pPr>
             <w:r/>
             <w:r>
+              <w:rPr>
+                <w:sz w:val="19"/>
+              </w:rPr>
               <w:t>Status transaksi diperbarui menjadi dibatalkan</w:t>
             </w:r>
           </w:p>
@@ -27107,6 +29277,9 @@
             </w:pPr>
             <w:r/>
             <w:r>
+              <w:rPr>
+                <w:sz w:val="19"/>
+              </w:rPr>
               <w:t>Berhasil</w:t>
             </w:r>
           </w:p>
@@ -27132,6 +29305,9 @@
             </w:pPr>
             <w:r/>
             <w:r>
+              <w:rPr>
+                <w:sz w:val="19"/>
+              </w:rPr>
               <w:t>6</w:t>
             </w:r>
           </w:p>
@@ -27152,6 +29328,9 @@
             </w:pPr>
             <w:r/>
             <w:r>
+              <w:rPr>
+                <w:sz w:val="19"/>
+              </w:rPr>
               <w:t>Uji Ketahanan Keamanan Tanda Tangan SHA-512</w:t>
             </w:r>
           </w:p>
@@ -27172,6 +29351,9 @@
             </w:pPr>
             <w:r/>
             <w:r>
+              <w:rPr>
+                <w:sz w:val="19"/>
+              </w:rPr>
               <w:t>Kirimkan payload webhook palsu dengan hash signature yang dimanipulasi manual</w:t>
             </w:r>
           </w:p>
@@ -27192,6 +29374,9 @@
             </w:pPr>
             <w:r/>
             <w:r>
+              <w:rPr>
+                <w:sz w:val="19"/>
+              </w:rPr>
               <w:t>Sistem menghitung ulang hash signature SHA-512, mendeteksi ketidakcocokan, dan menolak dengan HTTP 403 Forbidden</w:t>
             </w:r>
           </w:p>
@@ -27212,6 +29397,9 @@
             </w:pPr>
             <w:r/>
             <w:r>
+              <w:rPr>
+                <w:sz w:val="19"/>
+              </w:rPr>
               <w:t>Notifikasi palsu ditolak, mutasi kas tidak terjadi</w:t>
             </w:r>
           </w:p>
@@ -27232,6 +29420,9 @@
             </w:pPr>
             <w:r/>
             <w:r>
+              <w:rPr>
+                <w:sz w:val="19"/>
+              </w:rPr>
               <w:t>Berhasil</w:t>
             </w:r>
           </w:p>
@@ -27257,6 +29448,9 @@
             </w:pPr>
             <w:r/>
             <w:r>
+              <w:rPr>
+                <w:sz w:val="19"/>
+              </w:rPr>
               <w:t>7</w:t>
             </w:r>
           </w:p>
@@ -27277,6 +29471,9 @@
             </w:pPr>
             <w:r/>
             <w:r>
+              <w:rPr>
+                <w:sz w:val="19"/>
+              </w:rPr>
               <w:t>Uji Idempotensi Notifikasi Callback Ganda</w:t>
             </w:r>
           </w:p>
@@ -27297,6 +29494,9 @@
             </w:pPr>
             <w:r/>
             <w:r>
+              <w:rPr>
+                <w:sz w:val="19"/>
+              </w:rPr>
               <w:t>Kirimkan notifikasi webhook settlement BCA VA yang sama sebanyak 2 kali berturut-turut</w:t>
             </w:r>
           </w:p>
@@ -27317,6 +29517,9 @@
             </w:pPr>
             <w:r/>
             <w:r>
+              <w:rPr>
+                <w:sz w:val="19"/>
+              </w:rPr>
               <w:t xml:space="preserve">Sistem mendeteksi transaksi telah berstatus lunas berkat </w:t>
             </w:r>
             <w:r>
@@ -27328,15 +29531,22 @@
               <w:t>lockForUpdate()</w:t>
             </w:r>
             <w:r>
+              <w:rPr>
+                <w:sz w:val="19"/>
+              </w:rPr>
               <w:t>, eksekusi mutasi kas kedua diabaikan (</w:t>
             </w:r>
             <w:r>
               <w:rPr>
                 <w:i/>
+                <w:sz w:val="19"/>
               </w:rPr>
               <w:t>skipped</w:t>
             </w:r>
             <w:r>
+              <w:rPr>
+                <w:sz w:val="19"/>
+              </w:rPr>
               <w:t>)</w:t>
             </w:r>
           </w:p>
@@ -27357,15 +29567,22 @@
             </w:pPr>
             <w:r/>
             <w:r>
+              <w:rPr>
+                <w:sz w:val="19"/>
+              </w:rPr>
               <w:t>Kas masuk tidak tercatat ganda (</w:t>
             </w:r>
             <w:r>
               <w:rPr>
                 <w:i/>
+                <w:sz w:val="19"/>
               </w:rPr>
               <w:t>zero double accounting</w:t>
             </w:r>
             <w:r>
+              <w:rPr>
+                <w:sz w:val="19"/>
+              </w:rPr>
               <w:t>)</w:t>
             </w:r>
           </w:p>
@@ -27386,6 +29603,9 @@
             </w:pPr>
             <w:r/>
             <w:r>
+              <w:rPr>
+                <w:sz w:val="19"/>
+              </w:rPr>
               <w:t>Berhasil</w:t>
             </w:r>
           </w:p>
@@ -27410,11 +29630,11 @@
     </w:p>
     <w:p>
       <w:pPr>
-        <w:spacing w:before="120" w:after="120"/>
-      </w:pPr>
-      <w:r>
-        <w:rPr>
-          <w:color w:val="B4B4B4"/>
+        <w:spacing w:before="80" w:after="80"/>
+      </w:pPr>
+      <w:r>
+        <w:rPr>
+          <w:color w:val="BEBEBE"/>
           <w:sz w:val="16"/>
         </w:rPr>
         <w:t>_______________________________________________________________________________</w:t>
@@ -27427,6 +29647,9 @@
         <w:spacing w:before="200" w:after="80"/>
       </w:pPr>
       <w:r>
+        <w:rPr>
+          <w:sz w:val="22"/>
+        </w:rPr>
         <w:t>4.5.4 Hasil Pengujian Hak Akses Live</w:t>
       </w:r>
     </w:p>
@@ -27502,6 +29725,7 @@
             <w:r>
               <w:rPr>
                 <w:b/>
+                <w:sz w:val="20"/>
               </w:rPr>
               <w:t>No</w:t>
             </w:r>
@@ -27527,6 +29751,7 @@
             <w:r>
               <w:rPr>
                 <w:b/>
+                <w:sz w:val="20"/>
               </w:rPr>
               <w:t>Parameter Pengujian Lingkungan Live</w:t>
             </w:r>
@@ -27552,6 +29777,7 @@
             <w:r>
               <w:rPr>
                 <w:b/>
+                <w:sz w:val="20"/>
               </w:rPr>
               <w:t>Prosedur dan Tolok Ukur Pengujian</w:t>
             </w:r>
@@ -27577,6 +29803,7 @@
             <w:r>
               <w:rPr>
                 <w:b/>
+                <w:sz w:val="20"/>
               </w:rPr>
               <w:t>Hasil Pengamatan di Domain weatso.id</w:t>
             </w:r>
@@ -27602,6 +29829,7 @@
             <w:r>
               <w:rPr>
                 <w:b/>
+                <w:sz w:val="20"/>
               </w:rPr>
               <w:t>Status</w:t>
             </w:r>
@@ -27628,6 +29856,9 @@
             </w:pPr>
             <w:r/>
             <w:r>
+              <w:rPr>
+                <w:sz w:val="19"/>
+              </w:rPr>
               <w:t>1</w:t>
             </w:r>
           </w:p>
@@ -27648,6 +29879,9 @@
             </w:pPr>
             <w:r/>
             <w:r>
+              <w:rPr>
+                <w:sz w:val="19"/>
+              </w:rPr>
               <w:t>Sertifikat Keamanan SSL/TLS HTTPS</w:t>
             </w:r>
           </w:p>
@@ -27668,6 +29902,9 @@
             </w:pPr>
             <w:r/>
             <w:r>
+              <w:rPr>
+                <w:sz w:val="19"/>
+              </w:rPr>
               <w:t>Pemeriksaan enkripsi tautan via peramban dan SSL Shopper</w:t>
             </w:r>
           </w:p>
@@ -27688,6 +29925,9 @@
             </w:pPr>
             <w:r/>
             <w:r>
+              <w:rPr>
+                <w:sz w:val="19"/>
+              </w:rPr>
               <w:t>Sertifikat SSL TLS 1.3 Let's Encrypt aktif, Grade A, seluruh lalu lintas HTTP otomatis teralihkan ke HTTPS</w:t>
             </w:r>
           </w:p>
@@ -27708,6 +29948,9 @@
             </w:pPr>
             <w:r/>
             <w:r>
+              <w:rPr>
+                <w:sz w:val="19"/>
+              </w:rPr>
               <w:t>Berhasil</w:t>
             </w:r>
           </w:p>
@@ -27733,6 +29976,9 @@
             </w:pPr>
             <w:r/>
             <w:r>
+              <w:rPr>
+                <w:sz w:val="19"/>
+              </w:rPr>
               <w:t>2</w:t>
             </w:r>
           </w:p>
@@ -27753,6 +29999,9 @@
             </w:pPr>
             <w:r/>
             <w:r>
+              <w:rPr>
+                <w:sz w:val="19"/>
+              </w:rPr>
               <w:t>Ketahanan Sesi Cookie Lintas Portal</w:t>
             </w:r>
           </w:p>
@@ -27773,15 +30022,22 @@
             </w:pPr>
             <w:r/>
             <w:r>
+              <w:rPr>
+                <w:sz w:val="19"/>
+              </w:rPr>
               <w:t>Login secara bersamaan sebagai Admin di satu jendela dan Penyewa di jendela penyamaran (</w:t>
             </w:r>
             <w:r>
               <w:rPr>
                 <w:i/>
+                <w:sz w:val="19"/>
               </w:rPr>
               <w:t>incognito</w:t>
             </w:r>
             <w:r>
+              <w:rPr>
+                <w:sz w:val="19"/>
+              </w:rPr>
               <w:t>)</w:t>
             </w:r>
           </w:p>
@@ -27802,15 +30058,22 @@
             </w:pPr>
             <w:r/>
             <w:r>
+              <w:rPr>
+                <w:sz w:val="19"/>
+              </w:rPr>
               <w:t>Sesi admin dan sesi penyewa terisolasi mandiri tanpa terjadi tabrakan cookie otorisasi (</w:t>
             </w:r>
             <w:r>
               <w:rPr>
                 <w:i/>
+                <w:sz w:val="19"/>
               </w:rPr>
               <w:t>session clash</w:t>
             </w:r>
             <w:r>
+              <w:rPr>
+                <w:sz w:val="19"/>
+              </w:rPr>
               <w:t>)</w:t>
             </w:r>
           </w:p>
@@ -27831,6 +30094,9 @@
             </w:pPr>
             <w:r/>
             <w:r>
+              <w:rPr>
+                <w:sz w:val="19"/>
+              </w:rPr>
               <w:t>Berhasil</w:t>
             </w:r>
           </w:p>
@@ -27856,6 +30122,9 @@
             </w:pPr>
             <w:r/>
             <w:r>
+              <w:rPr>
+                <w:sz w:val="19"/>
+              </w:rPr>
               <w:t>3</w:t>
             </w:r>
           </w:p>
@@ -27876,6 +30145,9 @@
             </w:pPr>
             <w:r/>
             <w:r>
+              <w:rPr>
+                <w:sz w:val="19"/>
+              </w:rPr>
               <w:t>Integritas Titik Akhir Webhook Live</w:t>
             </w:r>
           </w:p>
@@ -27896,6 +30168,9 @@
             </w:pPr>
             <w:r/>
             <w:r>
+              <w:rPr>
+                <w:sz w:val="19"/>
+              </w:rPr>
               <w:t>Pengujian penangkapan webhook Midtrans Cloud oleh peladen produksi</w:t>
             </w:r>
           </w:p>
@@ -27916,6 +30191,9 @@
             </w:pPr>
             <w:r/>
             <w:r>
+              <w:rPr>
+                <w:sz w:val="19"/>
+              </w:rPr>
               <w:t>Webhook berhasil diterima peladen LiteSpeed dan diproses instan tanpa terblokir firewall peladen hosting</w:t>
             </w:r>
           </w:p>
@@ -27936,6 +30214,9 @@
             </w:pPr>
             <w:r/>
             <w:r>
+              <w:rPr>
+                <w:sz w:val="19"/>
+              </w:rPr>
               <w:t>Berhasil</w:t>
             </w:r>
           </w:p>
@@ -27961,6 +30242,9 @@
             </w:pPr>
             <w:r/>
             <w:r>
+              <w:rPr>
+                <w:sz w:val="19"/>
+              </w:rPr>
               <w:t>4</w:t>
             </w:r>
           </w:p>
@@ -27981,6 +30265,9 @@
             </w:pPr>
             <w:r/>
             <w:r>
+              <w:rPr>
+                <w:sz w:val="19"/>
+              </w:rPr>
               <w:t>Ketahanan Proteksi Berkas Sensitif</w:t>
             </w:r>
           </w:p>
@@ -28001,6 +30288,9 @@
             </w:pPr>
             <w:r/>
             <w:r>
+              <w:rPr>
+                <w:sz w:val="19"/>
+              </w:rPr>
               <w:t>Coba akses langsung berkas rahasia via URL peramban (</w:t>
             </w:r>
             <w:r>
@@ -28012,6 +30302,9 @@
               <w:t>https://asriboardinghouse.weatso.id/.env</w:t>
             </w:r>
             <w:r>
+              <w:rPr>
+                <w:sz w:val="19"/>
+              </w:rPr>
               <w:t>)</w:t>
             </w:r>
           </w:p>
@@ -28032,6 +30325,9 @@
             </w:pPr>
             <w:r/>
             <w:r>
+              <w:rPr>
+                <w:sz w:val="19"/>
+              </w:rPr>
               <w:t>Peladen web LiteSpeed mengembalikan respon HTTP 403 Forbidden, berkas konfigurasi terlindungi mutlak</w:t>
             </w:r>
           </w:p>
@@ -28052,6 +30348,9 @@
             </w:pPr>
             <w:r/>
             <w:r>
+              <w:rPr>
+                <w:sz w:val="19"/>
+              </w:rPr>
               <w:t>Berhasil</w:t>
             </w:r>
           </w:p>
@@ -28081,6 +30380,9 @@
         <w:spacing w:before="240" w:after="120"/>
       </w:pPr>
       <w:r>
+        <w:rPr>
+          <w:sz w:val="24"/>
+        </w:rPr>
         <w:t>4.6 Evaluasi Kualitatif dan Pengujian Operasional Langsung Bersama Penjaga Kost</w:t>
       </w:r>
     </w:p>
@@ -28327,6 +30629,7 @@
             <w:r>
               <w:rPr>
                 <w:b/>
+                <w:sz w:val="20"/>
               </w:rPr>
               <w:t>No</w:t>
             </w:r>
@@ -28352,6 +30655,7 @@
             <w:r>
               <w:rPr>
                 <w:b/>
+                <w:sz w:val="20"/>
               </w:rPr>
               <w:t>Modul / Fitur yang Diuji Bersama</w:t>
             </w:r>
@@ -28377,6 +30681,7 @@
             <w:r>
               <w:rPr>
                 <w:b/>
+                <w:sz w:val="20"/>
               </w:rPr>
               <w:t>Ringkasan Respon &amp; Kesan Penjaga Kost (Bapak Asep)</w:t>
             </w:r>
@@ -28402,6 +30707,7 @@
             <w:r>
               <w:rPr>
                 <w:b/>
+                <w:sz w:val="20"/>
               </w:rPr>
               <w:t>Reaksi Spontan di Layar</w:t>
             </w:r>
@@ -28427,6 +30733,7 @@
             <w:r>
               <w:rPr>
                 <w:b/>
+                <w:sz w:val="20"/>
               </w:rPr>
               <w:t>Status Kelayakan</w:t>
             </w:r>
@@ -28453,6 +30760,9 @@
             </w:pPr>
             <w:r/>
             <w:r>
+              <w:rPr>
+                <w:sz w:val="19"/>
+              </w:rPr>
               <w:t>:---:</w:t>
             </w:r>
           </w:p>
@@ -28473,6 +30783,9 @@
             </w:pPr>
             <w:r/>
             <w:r>
+              <w:rPr>
+                <w:sz w:val="19"/>
+              </w:rPr>
               <w:t>:---</w:t>
             </w:r>
           </w:p>
@@ -28493,6 +30806,9 @@
             </w:pPr>
             <w:r/>
             <w:r>
+              <w:rPr>
+                <w:sz w:val="19"/>
+              </w:rPr>
               <w:t>:---</w:t>
             </w:r>
           </w:p>
@@ -28513,6 +30829,9 @@
             </w:pPr>
             <w:r/>
             <w:r>
+              <w:rPr>
+                <w:sz w:val="19"/>
+              </w:rPr>
               <w:t>:---</w:t>
             </w:r>
           </w:p>
@@ -28533,6 +30852,9 @@
             </w:pPr>
             <w:r/>
             <w:r>
+              <w:rPr>
+                <w:sz w:val="19"/>
+              </w:rPr>
               <w:t>:--- :---:</w:t>
             </w:r>
           </w:p>
@@ -28558,6 +30880,9 @@
             </w:pPr>
             <w:r/>
             <w:r>
+              <w:rPr>
+                <w:sz w:val="19"/>
+              </w:rPr>
               <w:t>1</w:t>
             </w:r>
           </w:p>
@@ -28580,10 +30905,14 @@
             <w:r>
               <w:rPr>
                 <w:b/>
+                <w:sz w:val="19"/>
               </w:rPr>
               <w:t>Halaman Depan Publik</w:t>
             </w:r>
             <w:r>
+              <w:rPr>
+                <w:sz w:val="19"/>
+              </w:rPr>
               <w:t xml:space="preserve"> (</w:t>
             </w:r>
             <w:r>
@@ -28595,6 +30924,9 @@
               <w:t>weatso.id</w:t>
             </w:r>
             <w:r>
+              <w:rPr>
+                <w:sz w:val="19"/>
+              </w:rPr>
               <w:t>): Foto kamar, tipografi, dan harga sewa</w:t>
             </w:r>
           </w:p>
@@ -28615,6 +30947,9 @@
             </w:pPr>
             <w:r/>
             <w:r>
+              <w:rPr>
+                <w:sz w:val="19"/>
+              </w:rPr>
               <w:t>Tulisan besar dan kontras tegas, foto kamar terang, harga sewa transparan di depan sehingga calon penyewa/wali tidak perlu bolak-balik bertanya.</w:t>
             </w:r>
           </w:p>
@@ -28635,6 +30970,9 @@
             </w:pPr>
             <w:r/>
             <w:r>
+              <w:rPr>
+                <w:sz w:val="19"/>
+              </w:rPr>
               <w:t>Antusias, langsung mengamati detail foto kamar</w:t>
             </w:r>
           </w:p>
@@ -28655,6 +30993,9 @@
             </w:pPr>
             <w:r/>
             <w:r>
+              <w:rPr>
+                <w:sz w:val="19"/>
+              </w:rPr>
               <w:t>Sangat Sesuai</w:t>
             </w:r>
           </w:p>
@@ -28680,6 +31021,9 @@
             </w:pPr>
             <w:r/>
             <w:r>
+              <w:rPr>
+                <w:sz w:val="19"/>
+              </w:rPr>
               <w:t>2</w:t>
             </w:r>
           </w:p>
@@ -28702,19 +31046,27 @@
             <w:r>
               <w:rPr>
                 <w:b/>
+                <w:sz w:val="19"/>
               </w:rPr>
               <w:t>Tombol WhatsApp Melayang</w:t>
             </w:r>
             <w:r>
+              <w:rPr>
+                <w:sz w:val="19"/>
+              </w:rPr>
               <w:t xml:space="preserve"> (</w:t>
             </w:r>
             <w:r>
               <w:rPr>
                 <w:i/>
+                <w:sz w:val="19"/>
               </w:rPr>
               <w:t>Floating CTA</w:t>
             </w:r>
             <w:r>
+              <w:rPr>
+                <w:sz w:val="19"/>
+              </w:rPr>
               <w:t>): Sudut kanan bawah</w:t>
             </w:r>
           </w:p>
@@ -28735,6 +31087,9 @@
             </w:pPr>
             <w:r/>
             <w:r>
+              <w:rPr>
+                <w:sz w:val="19"/>
+              </w:rPr>
               <w:t>Posisi tombol pas di sudut kanan bawah, mudah dijangkau jempol di layar HP, dan langsung membuka chat ke nomor WhatsApp pengelola.</w:t>
             </w:r>
           </w:p>
@@ -28755,6 +31110,9 @@
             </w:pPr>
             <w:r/>
             <w:r>
+              <w:rPr>
+                <w:sz w:val="19"/>
+              </w:rPr>
               <w:t>Langsung mengenali fungsi tombol seketika</w:t>
             </w:r>
           </w:p>
@@ -28775,6 +31133,9 @@
             </w:pPr>
             <w:r/>
             <w:r>
+              <w:rPr>
+                <w:sz w:val="19"/>
+              </w:rPr>
               <w:t>Sangat Sesuai</w:t>
             </w:r>
           </w:p>
@@ -28800,6 +31161,9 @@
             </w:pPr>
             <w:r/>
             <w:r>
+              <w:rPr>
+                <w:sz w:val="19"/>
+              </w:rPr>
               <w:t>3</w:t>
             </w:r>
           </w:p>
@@ -28822,10 +31186,14 @@
             <w:r>
               <w:rPr>
                 <w:b/>
+                <w:sz w:val="19"/>
               </w:rPr>
               <w:t>Dasbor Admin</w:t>
             </w:r>
             <w:r>
+              <w:rPr>
+                <w:sz w:val="19"/>
+              </w:rPr>
               <w:t xml:space="preserve"> (</w:t>
             </w:r>
             <w:r>
@@ -28837,15 +31205,22 @@
               <w:t>/admin</w:t>
             </w:r>
             <w:r>
+              <w:rPr>
+                <w:sz w:val="19"/>
+              </w:rPr>
               <w:t>): Ringkasan kamar isi/kosong &amp; kas (</w:t>
             </w:r>
             <w:r>
               <w:rPr>
                 <w:i/>
+                <w:sz w:val="19"/>
               </w:rPr>
               <w:t>OLED Dark Mode</w:t>
             </w:r>
             <w:r>
+              <w:rPr>
+                <w:sz w:val="19"/>
+              </w:rPr>
               <w:t>)</w:t>
             </w:r>
           </w:p>
@@ -28866,6 +31241,9 @@
             </w:pPr>
             <w:r/>
             <w:r>
+              <w:rPr>
+                <w:sz w:val="19"/>
+              </w:rPr>
               <w:t>Tema gelap nyaman di mata; rekap kamar dan saldo kas otomatis mengeliminasi hitungan manual dan coret-coretan di buku besar.</w:t>
             </w:r>
           </w:p>
@@ -28886,6 +31264,9 @@
             </w:pPr>
             <w:r/>
             <w:r>
+              <w:rPr>
+                <w:sz w:val="19"/>
+              </w:rPr>
               <w:t>Cepat memahami angka ringkasan keuangan</w:t>
             </w:r>
           </w:p>
@@ -28906,6 +31287,9 @@
             </w:pPr>
             <w:r/>
             <w:r>
+              <w:rPr>
+                <w:sz w:val="19"/>
+              </w:rPr>
               <w:t>Sangat Sesuai</w:t>
             </w:r>
           </w:p>
@@ -28931,6 +31315,9 @@
             </w:pPr>
             <w:r/>
             <w:r>
+              <w:rPr>
+                <w:sz w:val="19"/>
+              </w:rPr>
               <w:t>4</w:t>
             </w:r>
           </w:p>
@@ -28953,19 +31340,27 @@
             <w:r>
               <w:rPr>
                 <w:b/>
+                <w:sz w:val="19"/>
               </w:rPr>
               <w:t>Pendaftaran Penyewa Datang Langsung</w:t>
             </w:r>
             <w:r>
+              <w:rPr>
+                <w:sz w:val="19"/>
+              </w:rPr>
               <w:t xml:space="preserve"> (</w:t>
             </w:r>
             <w:r>
               <w:rPr>
                 <w:i/>
+                <w:sz w:val="19"/>
               </w:rPr>
               <w:t>Walk-In</w:t>
             </w:r>
             <w:r>
+              <w:rPr>
+                <w:sz w:val="19"/>
+              </w:rPr>
               <w:t xml:space="preserve"> via </w:t>
             </w:r>
             <w:r>
@@ -28977,6 +31372,9 @@
               <w:t>/admin/penyewa/create</w:t>
             </w:r>
             <w:r>
+              <w:rPr>
+                <w:sz w:val="19"/>
+              </w:rPr>
               <w:t>)</w:t>
             </w:r>
           </w:p>
@@ -28997,6 +31395,9 @@
             </w:pPr>
             <w:r/>
             <w:r>
+              <w:rPr>
+                <w:sz w:val="19"/>
+              </w:rPr>
               <w:t>Formulir pendaftaran ringkas dan praktis; pencatatan nomor HP orang tua/wali sangat penting untuk penanganan darurat dan eskalasi.</w:t>
             </w:r>
           </w:p>
@@ -29017,6 +31418,9 @@
             </w:pPr>
             <w:r/>
             <w:r>
+              <w:rPr>
+                <w:sz w:val="19"/>
+              </w:rPr>
               <w:t>Mengangguk setuju dengan kolom input yang ringkas</w:t>
             </w:r>
           </w:p>
@@ -29037,6 +31441,9 @@
             </w:pPr>
             <w:r/>
             <w:r>
+              <w:rPr>
+                <w:sz w:val="19"/>
+              </w:rPr>
               <w:t>Sangat Sesuai</w:t>
             </w:r>
           </w:p>
@@ -29062,6 +31469,9 @@
             </w:pPr>
             <w:r/>
             <w:r>
+              <w:rPr>
+                <w:sz w:val="19"/>
+              </w:rPr>
               <w:t>5</w:t>
             </w:r>
           </w:p>
@@ -29084,10 +31494,14 @@
             <w:r>
               <w:rPr>
                 <w:b/>
+                <w:sz w:val="19"/>
               </w:rPr>
               <w:t>Menu Tagihan &amp; Konfirmasi Bayar Tunai</w:t>
             </w:r>
             <w:r>
+              <w:rPr>
+                <w:sz w:val="19"/>
+              </w:rPr>
               <w:t xml:space="preserve"> (</w:t>
             </w:r>
             <w:r>
@@ -29099,6 +31513,9 @@
               <w:t>/admin/tagihan</w:t>
             </w:r>
             <w:r>
+              <w:rPr>
+                <w:sz w:val="19"/>
+              </w:rPr>
               <w:t>)</w:t>
             </w:r>
           </w:p>
@@ -29119,6 +31536,9 @@
             </w:pPr>
             <w:r/>
             <w:r>
+              <w:rPr>
+                <w:sz w:val="19"/>
+              </w:rPr>
               <w:t>Satu klik langsung lunas dan menerbitkan kuitansi digital; tidak perlu lagi mencari buku blok kuitansi kertas dan menulis manual satu per satu.</w:t>
             </w:r>
           </w:p>
@@ -29139,6 +31559,9 @@
             </w:pPr>
             <w:r/>
             <w:r>
+              <w:rPr>
+                <w:sz w:val="19"/>
+              </w:rPr>
               <w:t>Tersenyum lega melihat kuitansi langsung terbit</w:t>
             </w:r>
           </w:p>
@@ -29159,6 +31582,9 @@
             </w:pPr>
             <w:r/>
             <w:r>
+              <w:rPr>
+                <w:sz w:val="19"/>
+              </w:rPr>
               <w:t>Sangat Sesuai</w:t>
             </w:r>
           </w:p>
@@ -29184,6 +31610,9 @@
             </w:pPr>
             <w:r/>
             <w:r>
+              <w:rPr>
+                <w:sz w:val="19"/>
+              </w:rPr>
               <w:t>6</w:t>
             </w:r>
           </w:p>
@@ -29206,6 +31635,7 @@
             <w:r>
               <w:rPr>
                 <w:b/>
+                <w:sz w:val="19"/>
               </w:rPr>
               <w:t>Aturan Denda Flat 5% &amp; Kamar Pasca-Checkout Tetap Dikunci</w:t>
             </w:r>
@@ -29227,6 +31657,9 @@
             </w:pPr>
             <w:r/>
             <w:r>
+              <w:rPr>
+                <w:sz w:val="19"/>
+              </w:rPr>
               <w:t>Aturan denda menyeberang bulan realistis bagi siklus kiriman uang mahasiswa; penguncian kamar merah pasca-checkout mutlak diperlukan untuk inspeksi fisik.</w:t>
             </w:r>
           </w:p>
@@ -29247,6 +31680,9 @@
             </w:pPr>
             <w:r/>
             <w:r>
+              <w:rPr>
+                <w:sz w:val="19"/>
+              </w:rPr>
               <w:t>Sangat tegas menyetujui aturan operasional ini</w:t>
             </w:r>
           </w:p>
@@ -29267,6 +31703,9 @@
             </w:pPr>
             <w:r/>
             <w:r>
+              <w:rPr>
+                <w:sz w:val="19"/>
+              </w:rPr>
               <w:t>Sangat Sesuai</w:t>
             </w:r>
           </w:p>
@@ -29292,6 +31731,9 @@
             </w:pPr>
             <w:r/>
             <w:r>
+              <w:rPr>
+                <w:sz w:val="19"/>
+              </w:rPr>
               <w:t>7</w:t>
             </w:r>
           </w:p>
@@ -29314,10 +31756,14 @@
             <w:r>
               <w:rPr>
                 <w:b/>
+                <w:sz w:val="19"/>
               </w:rPr>
               <w:t>Laporan Keuangan &amp; Cetak PDF/Excel</w:t>
             </w:r>
             <w:r>
+              <w:rPr>
+                <w:sz w:val="19"/>
+              </w:rPr>
               <w:t xml:space="preserve"> (</w:t>
             </w:r>
             <w:r>
@@ -29329,6 +31775,9 @@
               <w:t>/admin/laporan</w:t>
             </w:r>
             <w:r>
+              <w:rPr>
+                <w:sz w:val="19"/>
+              </w:rPr>
               <w:t>)</w:t>
             </w:r>
           </w:p>
@@ -29349,6 +31798,9 @@
             </w:pPr>
             <w:r/>
             <w:r>
+              <w:rPr>
+                <w:sz w:val="19"/>
+              </w:rPr>
               <w:t>Memangkas rekap keuangan akhir bulan dari 3–5 hari kerja manual menjadi instan dalam hitungan detik untuk diserahkan ke pemilik kost.</w:t>
             </w:r>
           </w:p>
@@ -29369,6 +31821,9 @@
             </w:pPr>
             <w:r/>
             <w:r>
+              <w:rPr>
+                <w:sz w:val="19"/>
+              </w:rPr>
               <w:t>Sangat puas dengan fitur unduh PDF otomatis</w:t>
             </w:r>
           </w:p>
@@ -29389,6 +31844,9 @@
             </w:pPr>
             <w:r/>
             <w:r>
+              <w:rPr>
+                <w:sz w:val="19"/>
+              </w:rPr>
               <w:t>Sangat Sesuai</w:t>
             </w:r>
           </w:p>
@@ -29414,6 +31872,9 @@
             </w:pPr>
             <w:r/>
             <w:r>
+              <w:rPr>
+                <w:sz w:val="19"/>
+              </w:rPr>
               <w:t>8</w:t>
             </w:r>
           </w:p>
@@ -29436,10 +31897,14 @@
             <w:r>
               <w:rPr>
                 <w:b/>
+                <w:sz w:val="19"/>
               </w:rPr>
               <w:t>Portal Penyewa</w:t>
             </w:r>
             <w:r>
+              <w:rPr>
+                <w:sz w:val="19"/>
+              </w:rPr>
               <w:t xml:space="preserve"> (</w:t>
             </w:r>
             <w:r>
@@ -29451,6 +31916,9 @@
               <w:t>/penyewa</w:t>
             </w:r>
             <w:r>
+              <w:rPr>
+                <w:sz w:val="19"/>
+              </w:rPr>
               <w:t>): Pembayaran BCA VA &amp; Kuitansi PDF</w:t>
             </w:r>
           </w:p>
@@ -29471,6 +31939,9 @@
             </w:pPr>
             <w:r/>
             <w:r>
+              <w:rPr>
+                <w:sz w:val="19"/>
+              </w:rPr>
               <w:t>Memudahkan mahasiswa membayar nontunai tanpa cari ATM; riwayat kuitansi tersimpan aman di akun masing-masing penyewa.</w:t>
             </w:r>
           </w:p>
@@ -29491,6 +31962,9 @@
             </w:pPr>
             <w:r/>
             <w:r>
+              <w:rPr>
+                <w:sz w:val="19"/>
+              </w:rPr>
               <w:t>Mengapresiasi kemudahan transaksi digital</w:t>
             </w:r>
           </w:p>
@@ -29511,6 +31985,9 @@
             </w:pPr>
             <w:r/>
             <w:r>
+              <w:rPr>
+                <w:sz w:val="19"/>
+              </w:rPr>
               <w:t>Sangat Sesuai</w:t>
             </w:r>
           </w:p>
@@ -29536,6 +32013,9 @@
             </w:pPr>
             <w:r/>
             <w:r>
+              <w:rPr>
+                <w:sz w:val="19"/>
+              </w:rPr>
               <w:t>9</w:t>
             </w:r>
           </w:p>
@@ -29558,10 +32038,14 @@
             <w:r>
               <w:rPr>
                 <w:b/>
+                <w:sz w:val="19"/>
               </w:rPr>
               <w:t>Kanal Pengaduan Keluhan Fasilitas Berfoto</w:t>
             </w:r>
             <w:r>
+              <w:rPr>
+                <w:sz w:val="19"/>
+              </w:rPr>
               <w:t xml:space="preserve"> (</w:t>
             </w:r>
             <w:r>
@@ -29573,6 +32057,9 @@
               <w:t>/penyewa/keluhan</w:t>
             </w:r>
             <w:r>
+              <w:rPr>
+                <w:sz w:val="19"/>
+              </w:rPr>
               <w:t>)</w:t>
             </w:r>
           </w:p>
@@ -29593,6 +32080,9 @@
             </w:pPr>
             <w:r/>
             <w:r>
+              <w:rPr>
+                <w:sz w:val="19"/>
+              </w:rPr>
               <w:t>Laporan kerusakan fasilitas berfoto mencegah aduan lisan terlupakan di lorong dan memudahkan pengelola memanggil teknisi perbaikan.</w:t>
             </w:r>
           </w:p>
@@ -29613,6 +32103,9 @@
             </w:pPr>
             <w:r/>
             <w:r>
+              <w:rPr>
+                <w:sz w:val="19"/>
+              </w:rPr>
               <w:t>Sangat terbantu dengan dokumentasi foto kerusakan</w:t>
             </w:r>
           </w:p>
@@ -29633,6 +32126,9 @@
             </w:pPr>
             <w:r/>
             <w:r>
+              <w:rPr>
+                <w:sz w:val="19"/>
+              </w:rPr>
               <w:t>Sangat Sesuai</w:t>
             </w:r>
           </w:p>
@@ -29658,6 +32154,9 @@
             </w:pPr>
             <w:r/>
             <w:r>
+              <w:rPr>
+                <w:sz w:val="19"/>
+              </w:rPr>
               <w:t>10</w:t>
             </w:r>
           </w:p>
@@ -29680,6 +32179,7 @@
             <w:r>
               <w:rPr>
                 <w:b/>
+                <w:sz w:val="19"/>
               </w:rPr>
               <w:t>Refleksi 20 Tahun Pengelolaan Manual vs Website</w:t>
             </w:r>
@@ -29701,15 +32201,22 @@
             </w:pPr>
             <w:r/>
             <w:r>
+              <w:rPr>
+                <w:sz w:val="19"/>
+              </w:rPr>
               <w:t xml:space="preserve">Pengelolaan kost terasa jauh lebih enteng, bebas selisih kas, dan transparan. </w:t>
             </w:r>
             <w:r>
               <w:rPr>
                 <w:b/>
+                <w:sz w:val="19"/>
               </w:rPr>
               <w:t>Nilai kepuasan operasional: 9,5 dari 10</w:t>
             </w:r>
             <w:r>
+              <w:rPr>
+                <w:sz w:val="19"/>
+              </w:rPr>
               <w:t>.</w:t>
             </w:r>
           </w:p>
@@ -29730,6 +32237,9 @@
             </w:pPr>
             <w:r/>
             <w:r>
+              <w:rPr>
+                <w:sz w:val="19"/>
+              </w:rPr>
               <w:t>Sangat puas dan menyatakan sistem siap pakai</w:t>
             </w:r>
           </w:p>
@@ -29750,6 +32260,9 @@
             </w:pPr>
             <w:r/>
             <w:r>
+              <w:rPr>
+                <w:sz w:val="19"/>
+              </w:rPr>
               <w:t>Sangat Sesuai</w:t>
             </w:r>
           </w:p>
@@ -29774,11 +32287,11 @@
     </w:p>
     <w:p>
       <w:pPr>
-        <w:spacing w:before="120" w:after="120"/>
-      </w:pPr>
-      <w:r>
-        <w:rPr>
-          <w:color w:val="B4B4B4"/>
+        <w:spacing w:before="80" w:after="80"/>
+      </w:pPr>
+      <w:r>
+        <w:rPr>
+          <w:color w:val="BEBEBE"/>
           <w:sz w:val="16"/>
         </w:rPr>
         <w:t>_______________________________________________________________________________</w:t>
@@ -29791,6 +32304,9 @@
         <w:spacing w:before="200" w:after="80"/>
       </w:pPr>
       <w:r>
+        <w:rPr>
+          <w:sz w:val="22"/>
+        </w:rPr>
         <w:t>4.6.1 Hasil Pengujian Langsung dan Wawancara Mendalam dengan Bapak Asep</w:t>
       </w:r>
     </w:p>
@@ -30515,11 +33031,11 @@
     </w:p>
     <w:p>
       <w:pPr>
-        <w:spacing w:before="120" w:after="120"/>
-      </w:pPr>
-      <w:r>
-        <w:rPr>
-          <w:color w:val="B4B4B4"/>
+        <w:spacing w:before="80" w:after="80"/>
+      </w:pPr>
+      <w:r>
+        <w:rPr>
+          <w:color w:val="BEBEBE"/>
           <w:sz w:val="16"/>
         </w:rPr>
         <w:t>_______________________________________________________________________________</w:t>
@@ -30532,6 +33048,9 @@
         <w:spacing w:before="240" w:after="120"/>
       </w:pPr>
       <w:r>
+        <w:rPr>
+          <w:sz w:val="24"/>
+        </w:rPr>
         <w:t>4.7 Pembahasan</w:t>
       </w:r>
     </w:p>
@@ -30685,6 +33204,9 @@
         <w:spacing w:before="240" w:after="120"/>
       </w:pPr>
       <w:r>
+        <w:rPr>
+          <w:sz w:val="24"/>
+        </w:rPr>
         <w:t>BAB V KESIMPULAN DAN SARAN</w:t>
       </w:r>
     </w:p>
@@ -30695,6 +33217,9 @@
         <w:spacing w:before="240" w:after="120"/>
       </w:pPr>
       <w:r>
+        <w:rPr>
+          <w:sz w:val="24"/>
+        </w:rPr>
         <w:t>5.1 Kesimpulan</w:t>
       </w:r>
     </w:p>
@@ -31040,6 +33565,9 @@
         <w:spacing w:before="240" w:after="120"/>
       </w:pPr>
       <w:r>
+        <w:rPr>
+          <w:sz w:val="24"/>
+        </w:rPr>
         <w:t>5.2 Saran</w:t>
       </w:r>
     </w:p>
@@ -31245,6 +33773,9 @@
         <w:spacing w:before="240" w:after="120"/>
       </w:pPr>
       <w:r>
+        <w:rPr>
+          <w:sz w:val="24"/>
+        </w:rPr>
         <w:t>DAFTAR PUSTAKA</w:t>
       </w:r>
     </w:p>
